--- a/Fase 1/Evidencias Individuales/Nicolas_Soto_1.2_APT122_DiarioReflexionFase1.docx
+++ b/Fase 1/Evidencias Individuales/Nicolas_Soto_1.2_APT122_DiarioReflexionFase1.docx
@@ -1,86 +1,73 @@
 
 <file path=word/document.xml><?xml version="1.0" encoding="utf-8"?>
-<w:document xmlns:mc="http://schemas.openxmlformats.org/markup-compatibility/2006" xmlns:o="urn:schemas-microsoft-com:office:office" xmlns:r="http://schemas.openxmlformats.org/officeDocument/2006/relationships" xmlns:m="http://schemas.openxmlformats.org/officeDocument/2006/math" xmlns:v="urn:schemas-microsoft-com:vml" xmlns:wp="http://schemas.openxmlformats.org/drawingml/2006/wordprocessingDrawing" xmlns:w10="urn:schemas-microsoft-com:office:word" xmlns:w="http://schemas.openxmlformats.org/wordprocessingml/2006/main" xmlns:wne="http://schemas.microsoft.com/office/word/2006/wordml" xmlns:sl="http://schemas.openxmlformats.org/schemaLibrary/2006/main" xmlns:a="http://schemas.openxmlformats.org/drawingml/2006/main" xmlns:pic="http://schemas.openxmlformats.org/drawingml/2006/picture" xmlns:c="http://schemas.openxmlformats.org/drawingml/2006/chart" xmlns:lc="http://schemas.openxmlformats.org/drawingml/2006/lockedCanvas" xmlns:dgm="http://schemas.openxmlformats.org/drawingml/2006/diagram" xmlns:wps="http://schemas.microsoft.com/office/word/2010/wordprocessingShape" xmlns:wpg="http://schemas.microsoft.com/office/word/2010/wordprocessingGroup" xmlns:w14="http://schemas.microsoft.com/office/word/2010/wordml" xmlns:w15="http://schemas.microsoft.com/office/word/2012/wordml" xmlns:w16="http://schemas.microsoft.com/office/word/2018/wordml" xmlns:w16cex="http://schemas.microsoft.com/office/word/2018/wordml/cex" xmlns:w16cid="http://schemas.microsoft.com/office/word/2016/wordml/cid" xmlns="http://schemas.microsoft.com/office/tasks/2019/documenttasks" xmlns:cr="http://schemas.microsoft.com/office/comments/2020/reactions">
+<w:document xmlns:wpc="http://schemas.microsoft.com/office/word/2010/wordprocessingCanvas" xmlns:cx="http://schemas.microsoft.com/office/drawing/2014/chartex" xmlns:cx1="http://schemas.microsoft.com/office/drawing/2015/9/8/chartex" xmlns:cx2="http://schemas.microsoft.com/office/drawing/2015/10/21/chartex" xmlns:cx3="http://schemas.microsoft.com/office/drawing/2016/5/9/chartex" xmlns:cx4="http://schemas.microsoft.com/office/drawing/2016/5/10/chartex" xmlns:cx5="http://schemas.microsoft.com/office/drawing/2016/5/11/chartex" xmlns:cx6="http://schemas.microsoft.com/office/drawing/2016/5/12/chartex" xmlns:cx7="http://schemas.microsoft.com/office/drawing/2016/5/13/chartex" xmlns:cx8="http://schemas.microsoft.com/office/drawing/2016/5/14/chartex" xmlns:mc="http://schemas.openxmlformats.org/markup-compatibility/2006" xmlns:aink="http://schemas.microsoft.com/office/drawing/2016/ink" xmlns:am3d="http://schemas.microsoft.com/office/drawing/2017/model3d" xmlns:o="urn:schemas-microsoft-com:office:office" xmlns:r="http://schemas.openxmlformats.org/officeDocument/2006/relationships" xmlns:m="http://schemas.openxmlformats.org/officeDocument/2006/math" xmlns:v="urn:schemas-microsoft-com:vml" xmlns:wp14="http://schemas.microsoft.com/office/word/2010/wordprocessingDrawing" xmlns:wp="http://schemas.openxmlformats.org/drawingml/2006/wordprocessingDrawing" xmlns:w10="urn:schemas-microsoft-com:office:word" xmlns:w="http://schemas.openxmlformats.org/wordprocessingml/2006/main" xmlns:w14="http://schemas.microsoft.com/office/word/2010/wordml" xmlns:w15="http://schemas.microsoft.com/office/word/2012/wordml" xmlns:w16cex="http://schemas.microsoft.com/office/word/2018/wordml/cex" xmlns:w16cid="http://schemas.microsoft.com/office/word/2016/wordml/cid" xmlns:w16="http://schemas.microsoft.com/office/word/2018/wordml" xmlns:w16sdtdh="http://schemas.microsoft.com/office/word/2020/wordml/sdtdatahash" xmlns:w16se="http://schemas.microsoft.com/office/word/2015/wordml/symex" xmlns:wpg="http://schemas.microsoft.com/office/word/2010/wordprocessingGroup" xmlns:wpi="http://schemas.microsoft.com/office/word/2010/wordprocessingInk" xmlns:wne="http://schemas.microsoft.com/office/word/2006/wordml" xmlns:wps="http://schemas.microsoft.com/office/word/2010/wordprocessingShape" mc:Ignorable="w14 w15 w16se w16cid w16 w16cex w16sdtdh wp14">
   <w:body>
-    <w:p>
-      <w:pPr>
-        <w:rPr/>
-      </w:pPr>
-      <w:r>
-        <w:rPr>
-          <w:rtl w:val="0"/>
-        </w:rPr>
-      </w:r>
-    </w:p>
+    <w:p/>
     <w:tbl>
       <w:tblPr>
-        <w:tblStyle w:val="Table1"/>
-        <w:tblW w:w="9923.0" w:type="dxa"/>
-        <w:jc w:val="left"/>
+        <w:tblStyle w:val="a7"/>
+        <w:tblW w:w="9923" w:type="dxa"/>
+        <w:tblInd w:w="0" w:type="dxa"/>
         <w:tblBorders>
-          <w:top w:color="000000" w:space="0" w:sz="0" w:val="nil"/>
-          <w:left w:color="000000" w:space="0" w:sz="0" w:val="nil"/>
-          <w:bottom w:color="000000" w:space="0" w:sz="0" w:val="nil"/>
-          <w:right w:color="000000" w:space="0" w:sz="0" w:val="nil"/>
-          <w:insideH w:color="000000" w:space="0" w:sz="0" w:val="nil"/>
-          <w:insideV w:color="000000" w:space="0" w:sz="0" w:val="nil"/>
+          <w:top w:val="nil"/>
+          <w:left w:val="nil"/>
+          <w:bottom w:val="nil"/>
+          <w:right w:val="nil"/>
+          <w:insideH w:val="nil"/>
+          <w:insideV w:val="nil"/>
         </w:tblBorders>
         <w:tblLayout w:type="fixed"/>
-        <w:tblLook w:val="0400"/>
+        <w:tblLook w:val="0400" w:firstRow="0" w:lastRow="0" w:firstColumn="0" w:lastColumn="0" w:noHBand="0" w:noVBand="1"/>
       </w:tblPr>
       <w:tblGrid>
         <w:gridCol w:w="835"/>
         <w:gridCol w:w="9088"/>
-        <w:tblGridChange w:id="0">
-          <w:tblGrid>
-            <w:gridCol w:w="835"/>
-            <w:gridCol w:w="9088"/>
-          </w:tblGrid>
-        </w:tblGridChange>
       </w:tblGrid>
       <w:tr>
         <w:trPr>
-          <w:cantSplit w:val="0"/>
-          <w:trHeight w:val="2192" w:hRule="atLeast"/>
-          <w:tblHeader w:val="0"/>
+          <w:trHeight w:val="2192"/>
         </w:trPr>
         <w:tc>
-          <w:tcPr/>
+          <w:tcPr>
+            <w:tcW w:w="835" w:type="dxa"/>
+          </w:tcPr>
           <w:p>
             <w:pPr>
               <w:jc w:val="both"/>
               <w:rPr>
-                <w:rFonts w:ascii="Century Gothic" w:cs="Century Gothic" w:eastAsia="Century Gothic" w:hAnsi="Century Gothic"/>
-                <w:b w:val="1"/>
-                <w:bCs w:val="1"/>
+                <w:rFonts w:ascii="Century Gothic" w:eastAsia="Century Gothic" w:hAnsi="Century Gothic" w:cs="Century Gothic"/>
+                <w:b/>
+                <w:bCs/>
                 <w:sz w:val="28"/>
                 <w:szCs w:val="28"/>
               </w:rPr>
             </w:pPr>
             <w:r>
               <w:rPr>
-                <w:rFonts w:ascii="Century Gothic" w:cs="Century Gothic" w:eastAsia="Century Gothic" w:hAnsi="Century Gothic"/>
-                <w:b w:val="1"/>
-                <w:bCs w:val="1"/>
-                <w:color w:val="1d2763"/>
+                <w:rFonts w:ascii="Century Gothic" w:eastAsia="Century Gothic" w:hAnsi="Century Gothic" w:cs="Century Gothic"/>
+                <w:b/>
+                <w:bCs/>
+                <w:noProof/>
+                <w:color w:val="1D2763"/>
                 <w:sz w:val="28"/>
                 <w:szCs w:val="28"/>
               </w:rPr>
               <w:drawing>
-                <wp:inline distB="0" distT="0" distL="0" distR="0">
+                <wp:inline distT="0" distB="0" distL="0" distR="0" wp14:anchorId="3255CB77" wp14:editId="206B6A66">
                   <wp:extent cx="393640" cy="444500"/>
-                  <wp:effectExtent b="0" l="0" r="0" t="0"/>
+                  <wp:effectExtent l="0" t="0" r="0" b="0"/>
                   <wp:docPr id="17585" name="image2.png"/>
-                  <a:graphic>
+                  <wp:cNvGraphicFramePr/>
+                  <a:graphic xmlns:a="http://schemas.openxmlformats.org/drawingml/2006/main">
                     <a:graphicData uri="http://schemas.openxmlformats.org/drawingml/2006/picture">
-                      <pic:pic>
+                      <pic:pic xmlns:pic="http://schemas.openxmlformats.org/drawingml/2006/picture">
                         <pic:nvPicPr>
                           <pic:cNvPr id="0" name="image2.png"/>
                           <pic:cNvPicPr preferRelativeResize="0"/>
                         </pic:nvPicPr>
                         <pic:blipFill>
                           <a:blip r:embed="rId7"/>
-                          <a:srcRect b="0" l="0" r="0" t="0"/>
+                          <a:srcRect/>
                           <a:stretch>
                             <a:fillRect/>
                           </a:stretch>
@@ -90,7 +77,9 @@
                             <a:off x="0" y="0"/>
                             <a:ext cx="393640" cy="444500"/>
                           </a:xfrm>
-                          <a:prstGeom prst="rect"/>
+                          <a:prstGeom prst="rect">
+                            <a:avLst/>
+                          </a:prstGeom>
                           <a:ln/>
                         </pic:spPr>
                       </pic:pic>
@@ -99,15 +88,12 @@
                 </wp:inline>
               </w:drawing>
             </w:r>
-            <w:r>
-              <w:rPr>
-                <w:rtl w:val="0"/>
-              </w:rPr>
-            </w:r>
           </w:p>
         </w:tc>
         <w:tc>
-          <w:tcPr/>
+          <w:tcPr>
+            <w:tcW w:w="9088" w:type="dxa"/>
+          </w:tcPr>
           <w:p>
             <w:pPr>
               <w:jc w:val="both"/>
@@ -121,14 +107,15 @@
               <w:rPr>
                 <w:sz w:val="24"/>
                 <w:szCs w:val="24"/>
-                <w:rtl w:val="0"/>
-              </w:rPr>
-              <w:t xml:space="preserve">En esta pauta encontrarás preguntas orientadoras para tu reflexión. Las primeras te ayudarán a recordar las principales competencias aprendidas a lo largo de tu carrera. Las siguientes preguntas, buscan ayudarte a definir tu proyecto APT a partir de tus fortalezas, oportunidades de mejora e intereses profesionales.</w:t>
-            </w:r>
-            <w:r>
-              <w:rPr>
-                <w:rtl w:val="0"/>
-              </w:rPr>
+              </w:rPr>
+              <w:t>En esta pauta encontrarás preguntas orientadoras para tu reflexión. Las primeras te ayudarán a recordar las principales competencias aprendidas a lo largo de tu carrera. Las siguientes preguntas, buscan ayudarte a definir tu proyecto APT a partir de tus fo</w:t>
+            </w:r>
+            <w:r>
+              <w:rPr>
+                <w:sz w:val="24"/>
+                <w:szCs w:val="24"/>
+              </w:rPr>
+              <w:t>rtalezas, oportunidades de mejora e intereses profesionales.</w:t>
             </w:r>
           </w:p>
           <w:p>
@@ -139,11 +126,6 @@
                 <w:szCs w:val="24"/>
               </w:rPr>
             </w:pPr>
-            <w:r>
-              <w:rPr>
-                <w:rtl w:val="0"/>
-              </w:rPr>
-            </w:r>
           </w:p>
           <w:p>
             <w:pPr>
@@ -158,14 +140,15 @@
               <w:rPr>
                 <w:sz w:val="24"/>
                 <w:szCs w:val="24"/>
-                <w:rtl w:val="0"/>
-              </w:rPr>
-              <w:t xml:space="preserve">Se sugiere que tengan como material de apoyo las evidencias recolectadas a lo largo de todo el proceso de portafolio, y que revises en el anexo de la guía del estudiante tu malla curricular, y las competencias y unidades de competencia por asignatura.</w:t>
-            </w:r>
-            <w:r>
-              <w:rPr>
-                <w:rtl w:val="0"/>
-              </w:rPr>
+              </w:rPr>
+              <w:t>Se sugiere que tengan como material de apoyo las evidencias recolectadas a lo largo de todo el proceso de portafolio, y que revises en el anexo de la guía del estudiante tu malla curricular, y l</w:t>
+            </w:r>
+            <w:r>
+              <w:rPr>
+                <w:sz w:val="24"/>
+                <w:szCs w:val="24"/>
+              </w:rPr>
+              <w:t>as competencias y unidades de competencia por asignatura.</w:t>
             </w:r>
           </w:p>
         </w:tc>
@@ -180,40 +163,27 @@
           <w:szCs w:val="24"/>
         </w:rPr>
       </w:pPr>
-      <w:r>
-        <w:rPr>
-          <w:rtl w:val="0"/>
-        </w:rPr>
-      </w:r>
     </w:p>
     <w:tbl>
       <w:tblPr>
-        <w:tblStyle w:val="Table2"/>
-        <w:tblW w:w="10057.0" w:type="dxa"/>
-        <w:jc w:val="left"/>
+        <w:tblStyle w:val="a8"/>
+        <w:tblW w:w="10057" w:type="dxa"/>
+        <w:tblInd w:w="0" w:type="dxa"/>
         <w:tblLayout w:type="fixed"/>
-        <w:tblLook w:val="0400"/>
+        <w:tblLook w:val="0400" w:firstRow="0" w:lastRow="0" w:firstColumn="0" w:lastColumn="0" w:noHBand="0" w:noVBand="1"/>
       </w:tblPr>
       <w:tblGrid>
         <w:gridCol w:w="10057"/>
-        <w:tblGridChange w:id="0">
-          <w:tblGrid>
-            <w:gridCol w:w="10057"/>
-          </w:tblGrid>
-        </w:tblGridChange>
       </w:tblGrid>
       <w:tr>
-        <w:trPr>
-          <w:cantSplit w:val="0"/>
-          <w:tblHeader w:val="0"/>
-        </w:trPr>
         <w:tc>
           <w:tcPr>
+            <w:tcW w:w="10057" w:type="dxa"/>
             <w:tcBorders>
-              <w:top w:color="cdcdcd" w:space="0" w:sz="6" w:val="single"/>
-              <w:left w:color="cdcdcd" w:space="0" w:sz="6" w:val="single"/>
-              <w:bottom w:color="cdcdcd" w:space="0" w:sz="6" w:val="single"/>
-              <w:right w:color="cdcdcd" w:space="0" w:sz="6" w:val="single"/>
+              <w:top w:val="single" w:sz="6" w:space="0" w:color="CDCDCD"/>
+              <w:left w:val="single" w:sz="6" w:space="0" w:color="CDCDCD"/>
+              <w:bottom w:val="single" w:sz="6" w:space="0" w:color="CDCDCD"/>
+              <w:right w:val="single" w:sz="6" w:space="0" w:color="CDCDCD"/>
             </w:tcBorders>
             <w:vAlign w:val="center"/>
           </w:tcPr>
@@ -230,14 +200,8 @@
               <w:rPr>
                 <w:sz w:val="24"/>
                 <w:szCs w:val="24"/>
-                <w:rtl w:val="0"/>
-              </w:rPr>
-              <w:t xml:space="preserve">Puedes responder en cada una de las secciones por pregunta en esta guía y, posteriormente, cargarla en la sección de reflexión de la Fase 1, para retroalimentación de tu docente.</w:t>
-            </w:r>
-            <w:r>
-              <w:rPr>
-                <w:rtl w:val="0"/>
-              </w:rPr>
+              </w:rPr>
+              <w:t>Puedes responder en cada una de las secciones por pregunta en esta guía y, posteriormente, cargarla en la sección de reflexión de la Fase 1, para retroalimentación de tu docente.</w:t>
             </w:r>
           </w:p>
         </w:tc>
@@ -248,74 +212,58 @@
         <w:spacing w:after="0" w:line="360" w:lineRule="auto"/>
         <w:jc w:val="both"/>
         <w:rPr>
-          <w:b w:val="1"/>
-          <w:bCs w:val="1"/>
+          <w:b/>
+          <w:bCs/>
           <w:sz w:val="24"/>
           <w:szCs w:val="24"/>
         </w:rPr>
       </w:pPr>
-      <w:r>
-        <w:rPr>
-          <w:rtl w:val="0"/>
-        </w:rPr>
-      </w:r>
     </w:p>
     <w:p>
       <w:pPr>
         <w:spacing w:after="0" w:line="360" w:lineRule="auto"/>
         <w:jc w:val="both"/>
         <w:rPr>
-          <w:b w:val="1"/>
-          <w:bCs w:val="1"/>
+          <w:b/>
+          <w:bCs/>
           <w:sz w:val="24"/>
           <w:szCs w:val="24"/>
         </w:rPr>
       </w:pPr>
-      <w:r>
-        <w:rPr>
-          <w:rtl w:val="0"/>
-        </w:rPr>
-      </w:r>
     </w:p>
     <w:tbl>
       <w:tblPr>
-        <w:tblStyle w:val="Table3"/>
-        <w:tblW w:w="10076.0" w:type="dxa"/>
-        <w:jc w:val="left"/>
+        <w:tblStyle w:val="a9"/>
+        <w:tblW w:w="10076" w:type="dxa"/>
+        <w:tblInd w:w="0" w:type="dxa"/>
         <w:tblBorders>
-          <w:top w:color="bfbfbf" w:space="0" w:sz="4" w:val="single"/>
-          <w:left w:color="bfbfbf" w:space="0" w:sz="4" w:val="single"/>
-          <w:bottom w:color="bfbfbf" w:space="0" w:sz="4" w:val="single"/>
-          <w:right w:color="bfbfbf" w:space="0" w:sz="4" w:val="single"/>
-          <w:insideH w:color="bfbfbf" w:space="0" w:sz="4" w:val="single"/>
-          <w:insideV w:color="bfbfbf" w:space="0" w:sz="4" w:val="single"/>
+          <w:top w:val="single" w:sz="4" w:space="0" w:color="BFBFBF"/>
+          <w:left w:val="single" w:sz="4" w:space="0" w:color="BFBFBF"/>
+          <w:bottom w:val="single" w:sz="4" w:space="0" w:color="BFBFBF"/>
+          <w:right w:val="single" w:sz="4" w:space="0" w:color="BFBFBF"/>
+          <w:insideH w:val="single" w:sz="4" w:space="0" w:color="BFBFBF"/>
+          <w:insideV w:val="single" w:sz="4" w:space="0" w:color="BFBFBF"/>
         </w:tblBorders>
         <w:tblLayout w:type="fixed"/>
-        <w:tblLook w:val="0400"/>
+        <w:tblLook w:val="0400" w:firstRow="0" w:lastRow="0" w:firstColumn="0" w:lastColumn="0" w:noHBand="0" w:noVBand="1"/>
       </w:tblPr>
       <w:tblGrid>
         <w:gridCol w:w="10076"/>
-        <w:tblGridChange w:id="0">
-          <w:tblGrid>
-            <w:gridCol w:w="10076"/>
-          </w:tblGrid>
-        </w:tblGridChange>
       </w:tblGrid>
       <w:tr>
         <w:trPr>
-          <w:cantSplit w:val="0"/>
-          <w:trHeight w:val="440" w:hRule="atLeast"/>
-          <w:tblHeader w:val="0"/>
+          <w:trHeight w:val="440"/>
         </w:trPr>
         <w:tc>
           <w:tcPr>
+            <w:tcW w:w="10076" w:type="dxa"/>
             <w:vAlign w:val="center"/>
           </w:tcPr>
           <w:p>
             <w:pPr>
               <w:rPr>
-                <w:b w:val="1"/>
-                <w:bCs w:val="1"/>
+                <w:b/>
+                <w:bCs/>
                 <w:color w:val="767171"/>
                 <w:sz w:val="24"/>
                 <w:szCs w:val="24"/>
@@ -325,27 +273,20 @@
               <w:rPr>
                 <w:sz w:val="24"/>
                 <w:szCs w:val="24"/>
-                <w:rtl w:val="0"/>
-              </w:rPr>
-              <w:t xml:space="preserve">1. Revisa la malla de tu carrera, piensa en las asignaturas o certificados de competencias que has cursado hasta ahora. Responde:</w:t>
-            </w:r>
-            <w:r>
-              <w:rPr>
-                <w:rtl w:val="0"/>
-              </w:rPr>
+              </w:rPr>
+              <w:t>1. Revisa la malla de tu carrera, piensa en las asignaturas o certificados de competencias que has cursado hasta ahora. Responde:</w:t>
             </w:r>
           </w:p>
         </w:tc>
       </w:tr>
       <w:tr>
         <w:trPr>
-          <w:cantSplit w:val="0"/>
-          <w:trHeight w:val="1663" w:hRule="atLeast"/>
-          <w:tblHeader w:val="0"/>
+          <w:trHeight w:val="1663"/>
         </w:trPr>
         <w:tc>
           <w:tcPr>
-            <w:shd w:fill="deeaf6" w:val="clear"/>
+            <w:tcW w:w="10076" w:type="dxa"/>
+            <w:shd w:val="clear" w:color="auto" w:fill="DEEAF6"/>
             <w:vAlign w:val="center"/>
           </w:tcPr>
           <w:p>
@@ -356,11 +297,6 @@
                 <w:szCs w:val="24"/>
               </w:rPr>
             </w:pPr>
-            <w:r>
-              <w:rPr>
-                <w:rtl w:val="0"/>
-              </w:rPr>
-            </w:r>
           </w:p>
           <w:p>
             <w:pPr>
@@ -374,19 +310,20 @@
               <w:rPr>
                 <w:sz w:val="24"/>
                 <w:szCs w:val="24"/>
-                <w:rtl w:val="0"/>
-              </w:rPr>
-              <w:t xml:space="preserve">¿Cuáles son las asignaturas o certificados que más te gustaron y/o se relacionan con tus intereses profesionales? ¿Qué es lo que más te gustó de cada uno? </w:t>
-            </w:r>
-            <w:r>
-              <w:rPr>
-                <w:rtl w:val="0"/>
-              </w:rPr>
+              </w:rPr>
+              <w:t>¿Cuáles son las asignaturas o certificados que más te gustaron y/o se relacionan con tus intereses profesionales? ¿Qué es lo</w:t>
+            </w:r>
+            <w:r>
+              <w:rPr>
+                <w:sz w:val="24"/>
+                <w:szCs w:val="24"/>
+              </w:rPr>
+              <w:t xml:space="preserve"> que más te gustó de cada uno? </w:t>
             </w:r>
           </w:p>
           <w:p>
             <w:pPr>
-              <w:spacing w:after="240" w:lineRule="auto"/>
+              <w:spacing w:after="240"/>
               <w:rPr>
                 <w:color w:val="767171"/>
                 <w:sz w:val="24"/>
@@ -398,40 +335,78 @@
                 <w:color w:val="767171"/>
                 <w:sz w:val="24"/>
                 <w:szCs w:val="24"/>
-                <w:rtl w:val="0"/>
-              </w:rPr>
-              <w:t xml:space="preserve">Progamacion de base de datos,BPM, Big data. Disfruto mucho de la resolucion de problemas en el desarrollo backend</w:t>
-            </w:r>
+              </w:rPr>
+              <w:t>Programación</w:t>
+            </w:r>
+            <w:r>
+              <w:rPr>
+                <w:color w:val="767171"/>
+                <w:sz w:val="24"/>
+                <w:szCs w:val="24"/>
+              </w:rPr>
+              <w:t xml:space="preserve"> de base de datos,</w:t>
+            </w:r>
+            <w:r>
+              <w:rPr>
+                <w:color w:val="767171"/>
+                <w:sz w:val="24"/>
+                <w:szCs w:val="24"/>
+              </w:rPr>
+              <w:t xml:space="preserve"> </w:t>
+            </w:r>
+            <w:r>
+              <w:rPr>
+                <w:color w:val="767171"/>
+                <w:sz w:val="24"/>
+                <w:szCs w:val="24"/>
+              </w:rPr>
+              <w:t xml:space="preserve">BPM, Big data. Disfruto mucho de la </w:t>
+            </w:r>
+            <w:r>
+              <w:rPr>
+                <w:color w:val="767171"/>
+                <w:sz w:val="24"/>
+                <w:szCs w:val="24"/>
+              </w:rPr>
+              <w:t>resolución</w:t>
+            </w:r>
+            <w:r>
+              <w:rPr>
+                <w:color w:val="767171"/>
+                <w:sz w:val="24"/>
+                <w:szCs w:val="24"/>
+              </w:rPr>
+              <w:t xml:space="preserve"> de problemas en el desarrollo </w:t>
+            </w:r>
+            <w:proofErr w:type="spellStart"/>
+            <w:r>
+              <w:rPr>
+                <w:color w:val="767171"/>
+                <w:sz w:val="24"/>
+                <w:szCs w:val="24"/>
+              </w:rPr>
+              <w:t>backend</w:t>
+            </w:r>
+            <w:proofErr w:type="spellEnd"/>
           </w:p>
           <w:p>
             <w:pPr>
-              <w:spacing w:after="240" w:before="240" w:lineRule="auto"/>
+              <w:spacing w:before="240" w:after="240"/>
               <w:rPr>
                 <w:color w:val="767171"/>
                 <w:sz w:val="24"/>
                 <w:szCs w:val="24"/>
               </w:rPr>
             </w:pPr>
-            <w:r>
-              <w:rPr>
-                <w:rtl w:val="0"/>
-              </w:rPr>
-            </w:r>
           </w:p>
           <w:p>
             <w:pPr>
-              <w:ind w:left="0" w:firstLine="0"/>
               <w:rPr>
                 <w:color w:val="767171"/>
                 <w:sz w:val="24"/>
                 <w:szCs w:val="24"/>
               </w:rPr>
             </w:pPr>
-            <w:r>
-              <w:rPr>
-                <w:rtl w:val="0"/>
-              </w:rPr>
-            </w:r>
           </w:p>
           <w:p>
             <w:pPr>
@@ -441,11 +416,6 @@
                 <w:szCs w:val="24"/>
               </w:rPr>
             </w:pPr>
-            <w:r>
-              <w:rPr>
-                <w:rtl w:val="0"/>
-              </w:rPr>
-            </w:r>
           </w:p>
           <w:p>
             <w:pPr>
@@ -455,11 +425,6 @@
                 <w:szCs w:val="24"/>
               </w:rPr>
             </w:pPr>
-            <w:r>
-              <w:rPr>
-                <w:rtl w:val="0"/>
-              </w:rPr>
-            </w:r>
           </w:p>
           <w:p>
             <w:pPr>
@@ -469,11 +434,6 @@
                 <w:szCs w:val="24"/>
               </w:rPr>
             </w:pPr>
-            <w:r>
-              <w:rPr>
-                <w:rtl w:val="0"/>
-              </w:rPr>
-            </w:r>
           </w:p>
           <w:p>
             <w:pPr>
@@ -487,24 +447,24 @@
               <w:rPr>
                 <w:sz w:val="24"/>
                 <w:szCs w:val="24"/>
-                <w:rtl w:val="0"/>
-              </w:rPr>
-              <w:t xml:space="preserve">A partir de las certificaciones que obtienes a lo largo de la carrera ¿Existe valor en la o las certificaciones obtenidas? ¿Por qué?</w:t>
-            </w:r>
-            <w:r>
-              <w:rPr>
-                <w:rtl w:val="0"/>
-              </w:rPr>
+              </w:rPr>
+              <w:t>A partir de las certificaciones que obtienes a lo largo de la carrera ¿Existe valor en la o las certifica</w:t>
+            </w:r>
+            <w:r>
+              <w:rPr>
+                <w:sz w:val="24"/>
+                <w:szCs w:val="24"/>
+              </w:rPr>
+              <w:t>ciones obtenidas? ¿Por qué?</w:t>
             </w:r>
           </w:p>
           <w:p>
             <w:pPr>
-              <w:spacing w:after="240" w:before="240" w:lineRule="auto"/>
-              <w:rPr>
-                <w:rFonts w:ascii="Calibri" w:cs="Calibri" w:eastAsia="Calibri" w:hAnsi="Calibri"/>
-                <w:b w:val="1"/>
-                <w:bCs w:val="1"/>
-                <w:color w:val="1f4e79"/>
+              <w:spacing w:before="240" w:after="240"/>
+              <w:rPr>
+                <w:b/>
+                <w:bCs/>
+                <w:color w:val="1F4E79"/>
               </w:rPr>
             </w:pPr>
             <w:r>
@@ -512,14 +472,26 @@
                 <w:color w:val="767171"/>
                 <w:sz w:val="24"/>
                 <w:szCs w:val="24"/>
-                <w:rtl w:val="0"/>
-              </w:rPr>
-              <w:t xml:space="preserve">Si, A lo largo de la carrera he aprendido a usar herramientas utilizadas ampliamente en la industria (Ej: AWS)</w:t>
-            </w:r>
-            <w:r>
-              <w:rPr>
-                <w:rtl w:val="0"/>
-              </w:rPr>
+              </w:rPr>
+              <w:t>Si, A lo largo de la carrera he aprendido a usar herramientas utilizadas ampliamente en la industria (</w:t>
+            </w:r>
+            <w:proofErr w:type="spellStart"/>
+            <w:r>
+              <w:rPr>
+                <w:color w:val="767171"/>
+                <w:sz w:val="24"/>
+                <w:szCs w:val="24"/>
+              </w:rPr>
+              <w:t>Ej</w:t>
+            </w:r>
+            <w:proofErr w:type="spellEnd"/>
+            <w:r>
+              <w:rPr>
+                <w:color w:val="767171"/>
+                <w:sz w:val="24"/>
+                <w:szCs w:val="24"/>
+              </w:rPr>
+              <w:t>: AWS)</w:t>
             </w:r>
           </w:p>
         </w:tc>
@@ -535,112 +507,81 @@
           <w:szCs w:val="24"/>
         </w:rPr>
       </w:pPr>
-      <w:r>
-        <w:rPr>
-          <w:rtl w:val="0"/>
-        </w:rPr>
-      </w:r>
     </w:p>
     <w:p>
       <w:pPr>
         <w:spacing w:after="0" w:line="360" w:lineRule="auto"/>
         <w:jc w:val="both"/>
         <w:rPr>
-          <w:b w:val="1"/>
-          <w:bCs w:val="1"/>
+          <w:b/>
+          <w:bCs/>
           <w:sz w:val="24"/>
           <w:szCs w:val="24"/>
         </w:rPr>
       </w:pPr>
-      <w:r>
-        <w:rPr>
-          <w:rtl w:val="0"/>
-        </w:rPr>
-      </w:r>
     </w:p>
     <w:p>
       <w:pPr>
         <w:spacing w:after="0" w:line="360" w:lineRule="auto"/>
         <w:jc w:val="both"/>
         <w:rPr>
-          <w:b w:val="1"/>
-          <w:bCs w:val="1"/>
+          <w:b/>
+          <w:bCs/>
           <w:sz w:val="24"/>
           <w:szCs w:val="24"/>
         </w:rPr>
       </w:pPr>
-      <w:r>
-        <w:rPr>
-          <w:rtl w:val="0"/>
-        </w:rPr>
-      </w:r>
     </w:p>
     <w:p>
       <w:pPr>
         <w:spacing w:after="0" w:line="360" w:lineRule="auto"/>
         <w:jc w:val="both"/>
         <w:rPr>
-          <w:b w:val="1"/>
-          <w:bCs w:val="1"/>
+          <w:b/>
+          <w:bCs/>
           <w:sz w:val="24"/>
           <w:szCs w:val="24"/>
         </w:rPr>
       </w:pPr>
-      <w:r>
-        <w:rPr>
-          <w:rtl w:val="0"/>
-        </w:rPr>
-      </w:r>
     </w:p>
     <w:p>
       <w:pPr>
         <w:spacing w:after="0" w:line="360" w:lineRule="auto"/>
         <w:jc w:val="both"/>
         <w:rPr>
-          <w:b w:val="1"/>
-          <w:bCs w:val="1"/>
+          <w:b/>
+          <w:bCs/>
           <w:sz w:val="24"/>
           <w:szCs w:val="24"/>
         </w:rPr>
       </w:pPr>
-      <w:r>
-        <w:rPr>
-          <w:rtl w:val="0"/>
-        </w:rPr>
-      </w:r>
     </w:p>
     <w:tbl>
       <w:tblPr>
-        <w:tblStyle w:val="Table4"/>
-        <w:tblW w:w="10076.0" w:type="dxa"/>
-        <w:jc w:val="left"/>
+        <w:tblStyle w:val="aa"/>
+        <w:tblW w:w="10076" w:type="dxa"/>
+        <w:tblInd w:w="0" w:type="dxa"/>
         <w:tblBorders>
-          <w:top w:color="bfbfbf" w:space="0" w:sz="4" w:val="single"/>
-          <w:left w:color="bfbfbf" w:space="0" w:sz="4" w:val="single"/>
-          <w:bottom w:color="bfbfbf" w:space="0" w:sz="4" w:val="single"/>
-          <w:right w:color="bfbfbf" w:space="0" w:sz="4" w:val="single"/>
-          <w:insideH w:color="bfbfbf" w:space="0" w:sz="4" w:val="single"/>
-          <w:insideV w:color="bfbfbf" w:space="0" w:sz="4" w:val="single"/>
+          <w:top w:val="single" w:sz="4" w:space="0" w:color="BFBFBF"/>
+          <w:left w:val="single" w:sz="4" w:space="0" w:color="BFBFBF"/>
+          <w:bottom w:val="single" w:sz="4" w:space="0" w:color="BFBFBF"/>
+          <w:right w:val="single" w:sz="4" w:space="0" w:color="BFBFBF"/>
+          <w:insideH w:val="single" w:sz="4" w:space="0" w:color="BFBFBF"/>
+          <w:insideV w:val="single" w:sz="4" w:space="0" w:color="BFBFBF"/>
         </w:tblBorders>
         <w:tblLayout w:type="fixed"/>
-        <w:tblLook w:val="0400"/>
+        <w:tblLook w:val="0400" w:firstRow="0" w:lastRow="0" w:firstColumn="0" w:lastColumn="0" w:noHBand="0" w:noVBand="1"/>
       </w:tblPr>
       <w:tblGrid>
         <w:gridCol w:w="10076"/>
-        <w:tblGridChange w:id="0">
-          <w:tblGrid>
-            <w:gridCol w:w="10076"/>
-          </w:tblGrid>
-        </w:tblGridChange>
       </w:tblGrid>
       <w:tr>
         <w:trPr>
-          <w:cantSplit w:val="0"/>
-          <w:trHeight w:val="440" w:hRule="atLeast"/>
-          <w:tblHeader w:val="0"/>
+          <w:trHeight w:val="440"/>
         </w:trPr>
         <w:tc>
           <w:tcPr>
+            <w:tcW w:w="10076" w:type="dxa"/>
             <w:vAlign w:val="center"/>
           </w:tcPr>
           <w:p>
@@ -656,27 +597,25 @@
               <w:rPr>
                 <w:sz w:val="24"/>
                 <w:szCs w:val="24"/>
-                <w:rtl w:val="0"/>
-              </w:rPr>
+              </w:rPr>
+              <w:lastRenderedPageBreak/>
               <w:t xml:space="preserve">2. Revisa las competencias y unidades de competencias correspondientes a cada asignatura de la malla de tu carrera. Marca en </w:t>
             </w:r>
             <w:r>
               <w:rPr>
-                <w:b w:val="1"/>
-                <w:bCs w:val="1"/>
+                <w:b/>
+                <w:bCs/>
                 <w:color w:val="385623"/>
                 <w:sz w:val="24"/>
                 <w:szCs w:val="24"/>
-                <w:rtl w:val="0"/>
-              </w:rPr>
-              <w:t xml:space="preserve">verde</w:t>
+              </w:rPr>
+              <w:t>verde</w:t>
             </w:r>
             <w:r>
               <w:rPr>
                 <w:color w:val="385623"/>
                 <w:sz w:val="24"/>
                 <w:szCs w:val="24"/>
-                <w:rtl w:val="0"/>
               </w:rPr>
               <w:t xml:space="preserve"> </w:t>
             </w:r>
@@ -684,27 +623,24 @@
               <w:rPr>
                 <w:sz w:val="24"/>
                 <w:szCs w:val="24"/>
-                <w:rtl w:val="0"/>
               </w:rPr>
               <w:t xml:space="preserve">las competencias o unidades de competencia que consideras son tus </w:t>
             </w:r>
             <w:r>
               <w:rPr>
-                <w:b w:val="1"/>
-                <w:bCs w:val="1"/>
+                <w:b/>
+                <w:bCs/>
                 <w:color w:val="385623"/>
                 <w:sz w:val="24"/>
                 <w:szCs w:val="24"/>
-                <w:rtl w:val="0"/>
-              </w:rPr>
-              <w:t xml:space="preserve">fortalezas</w:t>
+              </w:rPr>
+              <w:t>fortalezas</w:t>
             </w:r>
             <w:r>
               <w:rPr>
                 <w:color w:val="385623"/>
                 <w:sz w:val="24"/>
                 <w:szCs w:val="24"/>
-                <w:rtl w:val="0"/>
               </w:rPr>
               <w:t xml:space="preserve"> </w:t>
             </w:r>
@@ -712,46 +648,37 @@
               <w:rPr>
                 <w:sz w:val="24"/>
                 <w:szCs w:val="24"/>
-                <w:rtl w:val="0"/>
               </w:rPr>
               <w:t xml:space="preserve">y en </w:t>
             </w:r>
             <w:r>
               <w:rPr>
-                <w:b w:val="1"/>
-                <w:bCs w:val="1"/>
-                <w:color w:val="ff0000"/>
-                <w:sz w:val="24"/>
-                <w:szCs w:val="24"/>
-                <w:rtl w:val="0"/>
-              </w:rPr>
-              <w:t xml:space="preserve">rojo</w:t>
-            </w:r>
-            <w:r>
-              <w:rPr>
-                <w:sz w:val="24"/>
-                <w:szCs w:val="24"/>
-                <w:rtl w:val="0"/>
+                <w:b/>
+                <w:bCs/>
+                <w:color w:val="FF0000"/>
+                <w:sz w:val="24"/>
+                <w:szCs w:val="24"/>
+              </w:rPr>
+              <w:t>rojo</w:t>
+            </w:r>
+            <w:r>
+              <w:rPr>
+                <w:sz w:val="24"/>
+                <w:szCs w:val="24"/>
               </w:rPr>
               <w:t xml:space="preserve"> las que requieren ser fortalecidas. A partir de este ejercicio responde:</w:t>
-            </w:r>
-            <w:r>
-              <w:rPr>
-                <w:rtl w:val="0"/>
-              </w:rPr>
             </w:r>
           </w:p>
         </w:tc>
       </w:tr>
       <w:tr>
         <w:trPr>
-          <w:cantSplit w:val="0"/>
-          <w:trHeight w:val="440" w:hRule="atLeast"/>
-          <w:tblHeader w:val="0"/>
+          <w:trHeight w:val="440"/>
         </w:trPr>
         <w:tc>
           <w:tcPr>
-            <w:shd w:fill="deeaf6" w:val="clear"/>
+            <w:tcW w:w="10076" w:type="dxa"/>
+            <w:shd w:val="clear" w:color="auto" w:fill="DEEAF6"/>
             <w:vAlign w:val="center"/>
           </w:tcPr>
           <w:p>
@@ -763,75 +690,159 @@
                 <w:szCs w:val="24"/>
               </w:rPr>
             </w:pPr>
-            <w:r>
-              <w:rPr>
-                <w:rtl w:val="0"/>
-              </w:rPr>
-            </w:r>
           </w:p>
           <w:p>
             <w:pPr>
               <w:tabs>
-                <w:tab w:val="left" w:leader="none" w:pos="454"/>
+                <w:tab w:val="left" w:pos="454"/>
               </w:tabs>
-              <w:spacing w:after="240" w:lineRule="auto"/>
+              <w:spacing w:after="240"/>
               <w:jc w:val="both"/>
               <w:rPr>
-                <w:b w:val="1"/>
-                <w:bCs w:val="1"/>
-                <w:color w:val="1f4e79"/>
+                <w:b/>
+                <w:bCs/>
+                <w:color w:val="1F4E79"/>
               </w:rPr>
             </w:pPr>
             <w:r>
               <w:rPr>
-                <w:b w:val="1"/>
-                <w:bCs w:val="1"/>
-                <w:color w:val="1f4e79"/>
-                <w:rtl w:val="0"/>
-              </w:rPr>
-              <w:t xml:space="preserve">Verde:Arquitectura de software, Gestion de proyectos informaticos, Calidad de software, programacion de software, Ingles intermedio alto.</w:t>
+                <w:b/>
+                <w:bCs/>
+                <w:color w:val="1F4E79"/>
+              </w:rPr>
+              <w:t>Verde: Arquitectura</w:t>
+            </w:r>
+            <w:r>
+              <w:rPr>
+                <w:b/>
+                <w:bCs/>
+                <w:color w:val="1F4E79"/>
+              </w:rPr>
+              <w:t xml:space="preserve"> de software, </w:t>
+            </w:r>
+            <w:r>
+              <w:rPr>
+                <w:b/>
+                <w:bCs/>
+                <w:color w:val="1F4E79"/>
+              </w:rPr>
+              <w:t>Gestión</w:t>
+            </w:r>
+            <w:r>
+              <w:rPr>
+                <w:b/>
+                <w:bCs/>
+                <w:color w:val="1F4E79"/>
+              </w:rPr>
+              <w:t xml:space="preserve"> de proyectos </w:t>
+            </w:r>
+            <w:r>
+              <w:rPr>
+                <w:b/>
+                <w:bCs/>
+                <w:color w:val="1F4E79"/>
+              </w:rPr>
+              <w:t>informáticos</w:t>
+            </w:r>
+            <w:r>
+              <w:rPr>
+                <w:b/>
+                <w:bCs/>
+                <w:color w:val="1F4E79"/>
+              </w:rPr>
+              <w:t xml:space="preserve">, Calidad de software, </w:t>
+            </w:r>
+            <w:r>
+              <w:rPr>
+                <w:b/>
+                <w:bCs/>
+                <w:color w:val="1F4E79"/>
+              </w:rPr>
+              <w:t>programación</w:t>
+            </w:r>
+            <w:r>
+              <w:rPr>
+                <w:b/>
+                <w:bCs/>
+                <w:color w:val="1F4E79"/>
+              </w:rPr>
+              <w:t xml:space="preserve"> de software, Ingles intermedio alto.</w:t>
             </w:r>
           </w:p>
           <w:p>
             <w:pPr>
               <w:tabs>
-                <w:tab w:val="left" w:leader="none" w:pos="454"/>
+                <w:tab w:val="left" w:pos="454"/>
               </w:tabs>
-              <w:spacing w:after="240" w:before="240" w:lineRule="auto"/>
+              <w:spacing w:before="240" w:after="240"/>
               <w:jc w:val="both"/>
               <w:rPr>
-                <w:b w:val="1"/>
-                <w:bCs w:val="1"/>
-                <w:color w:val="1f4e79"/>
+                <w:b/>
+                <w:bCs/>
+                <w:color w:val="1F4E79"/>
               </w:rPr>
             </w:pPr>
             <w:r>
               <w:rPr>
-                <w:b w:val="1"/>
-                <w:bCs w:val="1"/>
-                <w:color w:val="1f4e79"/>
-                <w:rtl w:val="0"/>
-              </w:rPr>
-              <w:t xml:space="preserve">Rojo: Inteligencia de negocios, Analisis y planificacion de requerimientos informaticos</w:t>
+                <w:b/>
+                <w:bCs/>
+                <w:color w:val="1F4E79"/>
+              </w:rPr>
+              <w:t xml:space="preserve">Rojo: Inteligencia de negocios, </w:t>
+            </w:r>
+            <w:r>
+              <w:rPr>
+                <w:b/>
+                <w:bCs/>
+                <w:color w:val="1F4E79"/>
+              </w:rPr>
+              <w:t>Análisis</w:t>
+            </w:r>
+            <w:r>
+              <w:rPr>
+                <w:b/>
+                <w:bCs/>
+                <w:color w:val="1F4E79"/>
+              </w:rPr>
+              <w:t xml:space="preserve"> y </w:t>
+            </w:r>
+            <w:r>
+              <w:rPr>
+                <w:b/>
+                <w:bCs/>
+                <w:color w:val="1F4E79"/>
+              </w:rPr>
+              <w:t>planificación</w:t>
+            </w:r>
+            <w:r>
+              <w:rPr>
+                <w:b/>
+                <w:bCs/>
+                <w:color w:val="1F4E79"/>
+              </w:rPr>
+              <w:t xml:space="preserve"> de requerimientos </w:t>
+            </w:r>
+            <w:r>
+              <w:rPr>
+                <w:b/>
+                <w:bCs/>
+                <w:color w:val="1F4E79"/>
+              </w:rPr>
+              <w:t>informáticos</w:t>
             </w:r>
           </w:p>
           <w:p>
             <w:pPr>
               <w:tabs>
-                <w:tab w:val="left" w:leader="none" w:pos="454"/>
+                <w:tab w:val="left" w:pos="454"/>
               </w:tabs>
               <w:jc w:val="both"/>
               <w:rPr>
-                <w:b w:val="1"/>
-                <w:bCs w:val="1"/>
-                <w:color w:val="1f4e79"/>
+                <w:b/>
+                <w:bCs/>
+                <w:color w:val="1F4E79"/>
               </w:rPr>
             </w:pPr>
-            <w:r>
-              <w:rPr>
-                <w:rtl w:val="0"/>
-              </w:rPr>
-            </w:r>
           </w:p>
         </w:tc>
       </w:tr>
@@ -841,84 +852,63 @@
         <w:spacing w:after="0" w:line="360" w:lineRule="auto"/>
         <w:jc w:val="both"/>
         <w:rPr>
-          <w:b w:val="1"/>
-          <w:bCs w:val="1"/>
+          <w:b/>
+          <w:bCs/>
           <w:sz w:val="24"/>
           <w:szCs w:val="24"/>
         </w:rPr>
       </w:pPr>
-      <w:r>
-        <w:rPr>
-          <w:rtl w:val="0"/>
-        </w:rPr>
-      </w:r>
     </w:p>
     <w:p>
       <w:pPr>
         <w:spacing w:after="0" w:line="360" w:lineRule="auto"/>
         <w:jc w:val="both"/>
         <w:rPr>
-          <w:b w:val="1"/>
-          <w:bCs w:val="1"/>
+          <w:b/>
+          <w:bCs/>
           <w:sz w:val="24"/>
           <w:szCs w:val="24"/>
         </w:rPr>
       </w:pPr>
-      <w:r>
-        <w:rPr>
-          <w:rtl w:val="0"/>
-        </w:rPr>
-      </w:r>
     </w:p>
     <w:p>
       <w:pPr>
         <w:spacing w:after="0" w:line="360" w:lineRule="auto"/>
         <w:jc w:val="both"/>
         <w:rPr>
-          <w:b w:val="1"/>
-          <w:bCs w:val="1"/>
+          <w:b/>
+          <w:bCs/>
           <w:sz w:val="24"/>
           <w:szCs w:val="24"/>
         </w:rPr>
       </w:pPr>
-      <w:r>
-        <w:rPr>
-          <w:rtl w:val="0"/>
-        </w:rPr>
-      </w:r>
     </w:p>
     <w:tbl>
       <w:tblPr>
-        <w:tblStyle w:val="Table5"/>
-        <w:tblW w:w="10076.0" w:type="dxa"/>
-        <w:jc w:val="left"/>
+        <w:tblStyle w:val="ab"/>
+        <w:tblW w:w="10076" w:type="dxa"/>
+        <w:tblInd w:w="0" w:type="dxa"/>
         <w:tblBorders>
-          <w:top w:color="bfbfbf" w:space="0" w:sz="4" w:val="single"/>
-          <w:left w:color="bfbfbf" w:space="0" w:sz="4" w:val="single"/>
-          <w:bottom w:color="bfbfbf" w:space="0" w:sz="4" w:val="single"/>
-          <w:right w:color="bfbfbf" w:space="0" w:sz="4" w:val="single"/>
-          <w:insideH w:color="bfbfbf" w:space="0" w:sz="4" w:val="single"/>
-          <w:insideV w:color="bfbfbf" w:space="0" w:sz="4" w:val="single"/>
+          <w:top w:val="single" w:sz="4" w:space="0" w:color="BFBFBF"/>
+          <w:left w:val="single" w:sz="4" w:space="0" w:color="BFBFBF"/>
+          <w:bottom w:val="single" w:sz="4" w:space="0" w:color="BFBFBF"/>
+          <w:right w:val="single" w:sz="4" w:space="0" w:color="BFBFBF"/>
+          <w:insideH w:val="single" w:sz="4" w:space="0" w:color="BFBFBF"/>
+          <w:insideV w:val="single" w:sz="4" w:space="0" w:color="BFBFBF"/>
         </w:tblBorders>
         <w:tblLayout w:type="fixed"/>
-        <w:tblLook w:val="0400"/>
+        <w:tblLook w:val="0400" w:firstRow="0" w:lastRow="0" w:firstColumn="0" w:lastColumn="0" w:noHBand="0" w:noVBand="1"/>
       </w:tblPr>
       <w:tblGrid>
         <w:gridCol w:w="10076"/>
-        <w:tblGridChange w:id="0">
-          <w:tblGrid>
-            <w:gridCol w:w="10076"/>
-          </w:tblGrid>
-        </w:tblGridChange>
       </w:tblGrid>
       <w:tr>
         <w:trPr>
-          <w:cantSplit w:val="0"/>
-          <w:trHeight w:val="440" w:hRule="atLeast"/>
-          <w:tblHeader w:val="0"/>
+          <w:trHeight w:val="440"/>
         </w:trPr>
         <w:tc>
           <w:tcPr>
+            <w:tcW w:w="10076" w:type="dxa"/>
             <w:vAlign w:val="center"/>
           </w:tcPr>
           <w:p>
@@ -934,32 +924,32 @@
               <w:rPr>
                 <w:sz w:val="24"/>
                 <w:szCs w:val="24"/>
-                <w:rtl w:val="0"/>
-              </w:rPr>
-              <w:t xml:space="preserve">3. A partir de las respuestas anteriores y el perfil de egreso de tu carrera (competencias), responde las siguientes preguntas:</w:t>
-            </w:r>
-            <w:r>
-              <w:rPr>
-                <w:rtl w:val="0"/>
-              </w:rPr>
+              </w:rPr>
+              <w:t>3. A partir de las respue</w:t>
+            </w:r>
+            <w:r>
+              <w:rPr>
+                <w:sz w:val="24"/>
+                <w:szCs w:val="24"/>
+              </w:rPr>
+              <w:t>stas anteriores y el perfil de egreso de tu carrera (competencias), responde las siguientes preguntas:</w:t>
             </w:r>
           </w:p>
         </w:tc>
       </w:tr>
       <w:tr>
         <w:trPr>
-          <w:cantSplit w:val="0"/>
-          <w:trHeight w:val="440" w:hRule="atLeast"/>
-          <w:tblHeader w:val="0"/>
+          <w:trHeight w:val="440"/>
         </w:trPr>
         <w:tc>
           <w:tcPr>
-            <w:shd w:fill="deeaf6" w:val="clear"/>
+            <w:tcW w:w="10076" w:type="dxa"/>
+            <w:shd w:val="clear" w:color="auto" w:fill="DEEAF6"/>
             <w:vAlign w:val="center"/>
           </w:tcPr>
           <w:p>
             <w:pPr>
-              <w:spacing w:after="240" w:lineRule="auto"/>
+              <w:spacing w:after="240"/>
               <w:rPr>
                 <w:color w:val="767171"/>
                 <w:sz w:val="24"/>
@@ -971,14 +961,39 @@
                 <w:color w:val="767171"/>
                 <w:sz w:val="24"/>
                 <w:szCs w:val="24"/>
-                <w:rtl w:val="0"/>
-              </w:rPr>
-              <w:t xml:space="preserve">Mi mayor interes es el desarrollo backend</w:t>
-            </w:r>
+              </w:rPr>
+              <w:t xml:space="preserve">Mi mayor </w:t>
+            </w:r>
+            <w:r>
+              <w:rPr>
+                <w:color w:val="767171"/>
+                <w:sz w:val="24"/>
+                <w:szCs w:val="24"/>
+              </w:rPr>
+              <w:t>interés</w:t>
+            </w:r>
+            <w:r>
+              <w:rPr>
+                <w:color w:val="767171"/>
+                <w:sz w:val="24"/>
+                <w:szCs w:val="24"/>
+              </w:rPr>
+              <w:t xml:space="preserve"> es el desarrollo </w:t>
+            </w:r>
+            <w:proofErr w:type="spellStart"/>
+            <w:r>
+              <w:rPr>
+                <w:color w:val="767171"/>
+                <w:sz w:val="24"/>
+                <w:szCs w:val="24"/>
+              </w:rPr>
+              <w:t>backend</w:t>
+            </w:r>
+            <w:proofErr w:type="spellEnd"/>
           </w:p>
           <w:p>
             <w:pPr>
-              <w:spacing w:after="240" w:before="240" w:lineRule="auto"/>
+              <w:spacing w:before="240" w:after="240"/>
               <w:rPr>
                 <w:color w:val="767171"/>
                 <w:sz w:val="24"/>
@@ -990,14 +1005,45 @@
                 <w:color w:val="767171"/>
                 <w:sz w:val="24"/>
                 <w:szCs w:val="24"/>
-                <w:rtl w:val="0"/>
-              </w:rPr>
-              <w:t xml:space="preserve">Mis competencias principales son programacion de software, analisis y desarrollo de modelos de datos y arquitectura de software</w:t>
+              </w:rPr>
+              <w:t xml:space="preserve">Mis competencias principales son </w:t>
+            </w:r>
+            <w:r>
+              <w:rPr>
+                <w:color w:val="767171"/>
+                <w:sz w:val="24"/>
+                <w:szCs w:val="24"/>
+              </w:rPr>
+              <w:t>programación</w:t>
+            </w:r>
+            <w:r>
+              <w:rPr>
+                <w:color w:val="767171"/>
+                <w:sz w:val="24"/>
+                <w:szCs w:val="24"/>
+              </w:rPr>
+              <w:t xml:space="preserve"> de software, </w:t>
+            </w:r>
+            <w:r>
+              <w:rPr>
+                <w:color w:val="767171"/>
+                <w:sz w:val="24"/>
+                <w:szCs w:val="24"/>
+              </w:rPr>
+              <w:t>análisis</w:t>
+            </w:r>
+            <w:r>
+              <w:rPr>
+                <w:color w:val="767171"/>
+                <w:sz w:val="24"/>
+                <w:szCs w:val="24"/>
+              </w:rPr>
+              <w:t xml:space="preserve"> y desarrollo de modelos de datos y arquitectura de software</w:t>
             </w:r>
           </w:p>
           <w:p>
             <w:pPr>
-              <w:spacing w:after="240" w:before="240" w:lineRule="auto"/>
+              <w:spacing w:before="240" w:after="240"/>
               <w:rPr>
                 <w:color w:val="767171"/>
                 <w:sz w:val="24"/>
@@ -1009,14 +1055,37 @@
                 <w:color w:val="767171"/>
                 <w:sz w:val="24"/>
                 <w:szCs w:val="24"/>
-                <w:rtl w:val="0"/>
-              </w:rPr>
-              <w:t xml:space="preserve">Deberia reforzar Gestion de proyectos y calidad de software</w:t>
+              </w:rPr>
+              <w:t>Debería</w:t>
+            </w:r>
+            <w:r>
+              <w:rPr>
+                <w:color w:val="767171"/>
+                <w:sz w:val="24"/>
+                <w:szCs w:val="24"/>
+              </w:rPr>
+              <w:t xml:space="preserve"> reforzar </w:t>
+            </w:r>
+            <w:r>
+              <w:rPr>
+                <w:color w:val="767171"/>
+                <w:sz w:val="24"/>
+                <w:szCs w:val="24"/>
+              </w:rPr>
+              <w:t>Gestión</w:t>
+            </w:r>
+            <w:r>
+              <w:rPr>
+                <w:color w:val="767171"/>
+                <w:sz w:val="24"/>
+                <w:szCs w:val="24"/>
+              </w:rPr>
+              <w:t xml:space="preserve"> de proyectos y calidad de software</w:t>
             </w:r>
           </w:p>
           <w:p>
             <w:pPr>
-              <w:spacing w:after="240" w:before="240" w:lineRule="auto"/>
+              <w:spacing w:before="240" w:after="240"/>
               <w:rPr>
                 <w:color w:val="767171"/>
                 <w:sz w:val="24"/>
@@ -1028,9 +1097,66 @@
                 <w:color w:val="767171"/>
                 <w:sz w:val="24"/>
                 <w:szCs w:val="24"/>
-                <w:rtl w:val="0"/>
-              </w:rPr>
-              <w:t xml:space="preserve">En 5 años me gustaria estar trabajando como desarrollador especializado en un framework especifico segun mis oportunidades laborales</w:t>
+              </w:rPr>
+              <w:t xml:space="preserve">En 5 años me </w:t>
+            </w:r>
+            <w:r>
+              <w:rPr>
+                <w:color w:val="767171"/>
+                <w:sz w:val="24"/>
+                <w:szCs w:val="24"/>
+              </w:rPr>
+              <w:t>gustaría</w:t>
+            </w:r>
+            <w:r>
+              <w:rPr>
+                <w:color w:val="767171"/>
+                <w:sz w:val="24"/>
+                <w:szCs w:val="24"/>
+              </w:rPr>
+              <w:t xml:space="preserve"> estar trabajando como desarrollador especializ</w:t>
+            </w:r>
+            <w:r>
+              <w:rPr>
+                <w:color w:val="767171"/>
+                <w:sz w:val="24"/>
+                <w:szCs w:val="24"/>
+              </w:rPr>
+              <w:t xml:space="preserve">ado en un </w:t>
+            </w:r>
+            <w:proofErr w:type="spellStart"/>
+            <w:r>
+              <w:rPr>
+                <w:color w:val="767171"/>
+                <w:sz w:val="24"/>
+                <w:szCs w:val="24"/>
+              </w:rPr>
+              <w:t>framework</w:t>
+            </w:r>
+            <w:proofErr w:type="spellEnd"/>
+            <w:r>
+              <w:rPr>
+                <w:color w:val="767171"/>
+                <w:sz w:val="24"/>
+                <w:szCs w:val="24"/>
+              </w:rPr>
+              <w:t xml:space="preserve"> especifico </w:t>
+            </w:r>
+            <w:r>
+              <w:rPr>
+                <w:color w:val="767171"/>
+                <w:sz w:val="24"/>
+                <w:szCs w:val="24"/>
+              </w:rPr>
+              <w:t>según</w:t>
+            </w:r>
+            <w:r>
+              <w:rPr>
+                <w:color w:val="767171"/>
+                <w:sz w:val="24"/>
+                <w:szCs w:val="24"/>
+              </w:rPr>
+              <w:t xml:space="preserve"> mis oportunidades laborales</w:t>
             </w:r>
           </w:p>
           <w:p>
@@ -1041,16 +1167,11 @@
                 <w:szCs w:val="24"/>
               </w:rPr>
             </w:pPr>
-            <w:r>
-              <w:rPr>
-                <w:rtl w:val="0"/>
-              </w:rPr>
-            </w:r>
           </w:p>
           <w:p>
             <w:pPr>
               <w:tabs>
-                <w:tab w:val="left" w:leader="none" w:pos="454"/>
+                <w:tab w:val="left" w:pos="454"/>
               </w:tabs>
               <w:jc w:val="both"/>
               <w:rPr>
@@ -1059,46 +1180,29 @@
                 <w:szCs w:val="24"/>
               </w:rPr>
             </w:pPr>
-            <w:r>
-              <w:rPr>
-                <w:rtl w:val="0"/>
-              </w:rPr>
-            </w:r>
           </w:p>
           <w:p>
             <w:pPr>
               <w:tabs>
-                <w:tab w:val="left" w:leader="none" w:pos="454"/>
+                <w:tab w:val="left" w:pos="454"/>
               </w:tabs>
               <w:jc w:val="both"/>
               <w:rPr>
-                <w:rFonts w:ascii="Calibri" w:cs="Calibri" w:eastAsia="Calibri" w:hAnsi="Calibri"/>
-                <w:b w:val="1"/>
-                <w:bCs w:val="1"/>
-                <w:color w:val="1f4e79"/>
+                <w:b/>
+                <w:bCs/>
+                <w:color w:val="1F4E79"/>
               </w:rPr>
             </w:pPr>
-            <w:r>
-              <w:rPr>
-                <w:rtl w:val="0"/>
-              </w:rPr>
-            </w:r>
           </w:p>
           <w:p>
             <w:pPr>
               <w:jc w:val="both"/>
               <w:rPr>
-                <w:rFonts w:ascii="Calibri" w:cs="Calibri" w:eastAsia="Calibri" w:hAnsi="Calibri"/>
-                <w:b w:val="1"/>
-                <w:bCs w:val="1"/>
-                <w:color w:val="1f4e79"/>
+                <w:b/>
+                <w:bCs/>
+                <w:color w:val="1F4E79"/>
               </w:rPr>
             </w:pPr>
-            <w:r>
-              <w:rPr>
-                <w:rtl w:val="0"/>
-              </w:rPr>
-            </w:r>
           </w:p>
         </w:tc>
       </w:tr>
@@ -1108,113 +1212,90 @@
         <w:spacing w:after="0" w:line="360" w:lineRule="auto"/>
         <w:jc w:val="both"/>
         <w:rPr>
-          <w:b w:val="1"/>
-          <w:bCs w:val="1"/>
+          <w:b/>
+          <w:bCs/>
           <w:sz w:val="24"/>
           <w:szCs w:val="24"/>
         </w:rPr>
       </w:pPr>
-      <w:r>
-        <w:rPr>
-          <w:rtl w:val="0"/>
-        </w:rPr>
-      </w:r>
     </w:p>
     <w:p>
       <w:pPr>
         <w:spacing w:after="0" w:line="360" w:lineRule="auto"/>
         <w:jc w:val="both"/>
         <w:rPr>
-          <w:b w:val="1"/>
-          <w:bCs w:val="1"/>
+          <w:b/>
+          <w:bCs/>
           <w:sz w:val="24"/>
           <w:szCs w:val="24"/>
         </w:rPr>
       </w:pPr>
-      <w:r>
-        <w:rPr>
-          <w:rtl w:val="0"/>
-        </w:rPr>
-      </w:r>
     </w:p>
     <w:tbl>
       <w:tblPr>
-        <w:tblStyle w:val="Table6"/>
-        <w:tblW w:w="10076.0" w:type="dxa"/>
-        <w:jc w:val="left"/>
+        <w:tblStyle w:val="ac"/>
+        <w:tblW w:w="10076" w:type="dxa"/>
+        <w:tblInd w:w="0" w:type="dxa"/>
         <w:tblBorders>
-          <w:top w:color="bfbfbf" w:space="0" w:sz="4" w:val="single"/>
-          <w:left w:color="bfbfbf" w:space="0" w:sz="4" w:val="single"/>
-          <w:bottom w:color="bfbfbf" w:space="0" w:sz="4" w:val="single"/>
-          <w:right w:color="bfbfbf" w:space="0" w:sz="4" w:val="single"/>
-          <w:insideH w:color="bfbfbf" w:space="0" w:sz="4" w:val="single"/>
-          <w:insideV w:color="bfbfbf" w:space="0" w:sz="4" w:val="single"/>
+          <w:top w:val="single" w:sz="4" w:space="0" w:color="BFBFBF"/>
+          <w:left w:val="single" w:sz="4" w:space="0" w:color="BFBFBF"/>
+          <w:bottom w:val="single" w:sz="4" w:space="0" w:color="BFBFBF"/>
+          <w:right w:val="single" w:sz="4" w:space="0" w:color="BFBFBF"/>
+          <w:insideH w:val="single" w:sz="4" w:space="0" w:color="BFBFBF"/>
+          <w:insideV w:val="single" w:sz="4" w:space="0" w:color="BFBFBF"/>
         </w:tblBorders>
         <w:tblLayout w:type="fixed"/>
-        <w:tblLook w:val="0400"/>
+        <w:tblLook w:val="0400" w:firstRow="0" w:lastRow="0" w:firstColumn="0" w:lastColumn="0" w:noHBand="0" w:noVBand="1"/>
       </w:tblPr>
       <w:tblGrid>
         <w:gridCol w:w="10076"/>
-        <w:tblGridChange w:id="0">
-          <w:tblGrid>
-            <w:gridCol w:w="10076"/>
-          </w:tblGrid>
-        </w:tblGridChange>
       </w:tblGrid>
       <w:tr>
         <w:trPr>
-          <w:cantSplit w:val="0"/>
-          <w:trHeight w:val="440" w:hRule="atLeast"/>
-          <w:tblHeader w:val="0"/>
+          <w:trHeight w:val="440"/>
         </w:trPr>
         <w:tc>
           <w:tcPr>
+            <w:tcW w:w="10076" w:type="dxa"/>
             <w:vAlign w:val="center"/>
           </w:tcPr>
           <w:p>
             <w:pPr>
               <w:jc w:val="both"/>
               <w:rPr>
-                <w:rFonts w:ascii="Century Gothic" w:cs="Century Gothic" w:eastAsia="Century Gothic" w:hAnsi="Century Gothic"/>
+                <w:rFonts w:ascii="Century Gothic" w:eastAsia="Century Gothic" w:hAnsi="Century Gothic" w:cs="Century Gothic"/>
                 <w:sz w:val="20"/>
                 <w:szCs w:val="20"/>
               </w:rPr>
             </w:pPr>
-            <w:bookmarkStart w:colFirst="0" w:colLast="0" w:name="_heading=h.b3t86widciep" w:id="0"/>
+            <w:bookmarkStart w:id="0" w:name="_heading=h.b3t86widciep" w:colFirst="0" w:colLast="0"/>
             <w:bookmarkEnd w:id="0"/>
             <w:r>
               <w:rPr>
                 <w:sz w:val="24"/>
                 <w:szCs w:val="24"/>
-                <w:rtl w:val="0"/>
               </w:rPr>
               <w:t xml:space="preserve">4. Finalmente, piensa en el proyecto que desarrollarás en APT y responde a las siguientes preguntas: </w:t>
-            </w:r>
-            <w:r>
-              <w:rPr>
-                <w:rtl w:val="0"/>
-              </w:rPr>
             </w:r>
           </w:p>
         </w:tc>
       </w:tr>
       <w:tr>
         <w:trPr>
-          <w:cantSplit w:val="0"/>
-          <w:trHeight w:val="440" w:hRule="atLeast"/>
-          <w:tblHeader w:val="0"/>
+          <w:trHeight w:val="440"/>
         </w:trPr>
         <w:tc>
           <w:tcPr>
-            <w:shd w:fill="deeaf6" w:val="clear"/>
+            <w:tcW w:w="10076" w:type="dxa"/>
+            <w:shd w:val="clear" w:color="auto" w:fill="DEEAF6"/>
             <w:vAlign w:val="center"/>
           </w:tcPr>
           <w:p>
             <w:pPr>
               <w:tabs>
-                <w:tab w:val="left" w:leader="none" w:pos="1021"/>
+                <w:tab w:val="left" w:pos="1021"/>
               </w:tabs>
-              <w:spacing w:after="240" w:before="240" w:line="259" w:lineRule="auto"/>
+              <w:spacing w:before="240" w:after="240" w:line="259" w:lineRule="auto"/>
               <w:jc w:val="both"/>
               <w:rPr>
                 <w:color w:val="767171"/>
@@ -1224,51 +1305,206 @@
             </w:pPr>
             <w:r>
               <w:rPr>
-                <w:b w:val="1"/>
-                <w:bCs w:val="1"/>
-                <w:color w:val="767171"/>
-                <w:sz w:val="24"/>
-                <w:szCs w:val="24"/>
-                <w:rtl w:val="0"/>
-              </w:rPr>
-              <w:t xml:space="preserve">Sí, el Proyecto APT que más se relaciona con mis proyecciones profesionales actuales es precisamente el enfocado en el desarrollo e integración de sistemas backend distribuidos, ya que mi proyecto de título consiste en programar varios microservicios utilizando un framework en el que busco especializarme y dominar a lo largo de mi carrera. Esta alineación me permite transformar un requisito académico en un portafolio de alto impacto para la industria; sin embargo, requiere ajustar el plan de trabajo original para delimitar mejor los dominios de cada servicio (bounded contexts), incorporar tecnologías de contenedorización y CI/CD, y asegurar que el stack utilizado responda estrictamente a los estándares y mejores prácticas del mercado actual.</w:t>
-            </w:r>
-            <w:r>
-              <w:rPr>
-                <w:rtl w:val="0"/>
-              </w:rPr>
+                <w:b/>
+                <w:bCs/>
+                <w:color w:val="767171"/>
+                <w:sz w:val="24"/>
+                <w:szCs w:val="24"/>
+              </w:rPr>
+              <w:t>Sí, el Proyecto APT que más se relaciona con mis proyecciones profesionales actuales es precisamente el enfocado en el desarrollo e integración de sistem</w:t>
+            </w:r>
+            <w:r>
+              <w:rPr>
+                <w:b/>
+                <w:bCs/>
+                <w:color w:val="767171"/>
+                <w:sz w:val="24"/>
+                <w:szCs w:val="24"/>
+              </w:rPr>
+              <w:t xml:space="preserve">as </w:t>
+            </w:r>
+            <w:proofErr w:type="spellStart"/>
+            <w:r>
+              <w:rPr>
+                <w:b/>
+                <w:bCs/>
+                <w:color w:val="767171"/>
+                <w:sz w:val="24"/>
+                <w:szCs w:val="24"/>
+              </w:rPr>
+              <w:t>backend</w:t>
+            </w:r>
+            <w:proofErr w:type="spellEnd"/>
+            <w:r>
+              <w:rPr>
+                <w:b/>
+                <w:bCs/>
+                <w:color w:val="767171"/>
+                <w:sz w:val="24"/>
+                <w:szCs w:val="24"/>
+              </w:rPr>
+              <w:t xml:space="preserve"> distribuidos, ya que mi proyecto de título consiste en programar varios microservicios utilizando un </w:t>
+            </w:r>
+            <w:proofErr w:type="spellStart"/>
+            <w:r>
+              <w:rPr>
+                <w:b/>
+                <w:bCs/>
+                <w:color w:val="767171"/>
+                <w:sz w:val="24"/>
+                <w:szCs w:val="24"/>
+              </w:rPr>
+              <w:t>framework</w:t>
+            </w:r>
+            <w:proofErr w:type="spellEnd"/>
+            <w:r>
+              <w:rPr>
+                <w:b/>
+                <w:bCs/>
+                <w:color w:val="767171"/>
+                <w:sz w:val="24"/>
+                <w:szCs w:val="24"/>
+              </w:rPr>
+              <w:t xml:space="preserve"> en el que busco especializarme y dominar a lo largo de mi carrera. Esta alineación me permite transformar un requisito académico en un</w:t>
+            </w:r>
+            <w:r>
+              <w:rPr>
+                <w:b/>
+                <w:bCs/>
+                <w:color w:val="767171"/>
+                <w:sz w:val="24"/>
+                <w:szCs w:val="24"/>
+              </w:rPr>
+              <w:t xml:space="preserve"> portafolio de alto impacto para la industria; sin embargo, requiere ajustar el plan de trabajo original para delimitar mejor los dominios de cada servicio (</w:t>
+            </w:r>
+            <w:proofErr w:type="spellStart"/>
+            <w:r>
+              <w:rPr>
+                <w:b/>
+                <w:bCs/>
+                <w:color w:val="767171"/>
+                <w:sz w:val="24"/>
+                <w:szCs w:val="24"/>
+              </w:rPr>
+              <w:t>bounded</w:t>
+            </w:r>
+            <w:proofErr w:type="spellEnd"/>
+            <w:r>
+              <w:rPr>
+                <w:b/>
+                <w:bCs/>
+                <w:color w:val="767171"/>
+                <w:sz w:val="24"/>
+                <w:szCs w:val="24"/>
+              </w:rPr>
+              <w:t xml:space="preserve"> </w:t>
+            </w:r>
+            <w:proofErr w:type="spellStart"/>
+            <w:r>
+              <w:rPr>
+                <w:b/>
+                <w:bCs/>
+                <w:color w:val="767171"/>
+                <w:sz w:val="24"/>
+                <w:szCs w:val="24"/>
+              </w:rPr>
+              <w:t>contexts</w:t>
+            </w:r>
+            <w:proofErr w:type="spellEnd"/>
+            <w:r>
+              <w:rPr>
+                <w:b/>
+                <w:bCs/>
+                <w:color w:val="767171"/>
+                <w:sz w:val="24"/>
+                <w:szCs w:val="24"/>
+              </w:rPr>
+              <w:t xml:space="preserve">), </w:t>
+            </w:r>
+            <w:r>
+              <w:rPr>
+                <w:b/>
+                <w:bCs/>
+                <w:color w:val="767171"/>
+                <w:sz w:val="24"/>
+                <w:szCs w:val="24"/>
+              </w:rPr>
+              <w:lastRenderedPageBreak/>
+              <w:t xml:space="preserve">incorporar tecnologías de </w:t>
+            </w:r>
+            <w:proofErr w:type="spellStart"/>
+            <w:r>
+              <w:rPr>
+                <w:b/>
+                <w:bCs/>
+                <w:color w:val="767171"/>
+                <w:sz w:val="24"/>
+                <w:szCs w:val="24"/>
+              </w:rPr>
+              <w:t>contenedorización</w:t>
+            </w:r>
+            <w:proofErr w:type="spellEnd"/>
+            <w:r>
+              <w:rPr>
+                <w:b/>
+                <w:bCs/>
+                <w:color w:val="767171"/>
+                <w:sz w:val="24"/>
+                <w:szCs w:val="24"/>
+              </w:rPr>
+              <w:t xml:space="preserve"> y CI/CD, y asegurar que el </w:t>
+            </w:r>
+            <w:proofErr w:type="spellStart"/>
+            <w:r>
+              <w:rPr>
+                <w:b/>
+                <w:bCs/>
+                <w:color w:val="767171"/>
+                <w:sz w:val="24"/>
+                <w:szCs w:val="24"/>
+              </w:rPr>
+              <w:t>stack</w:t>
+            </w:r>
+            <w:proofErr w:type="spellEnd"/>
+            <w:r>
+              <w:rPr>
+                <w:b/>
+                <w:bCs/>
+                <w:color w:val="767171"/>
+                <w:sz w:val="24"/>
+                <w:szCs w:val="24"/>
+              </w:rPr>
+              <w:t xml:space="preserve"> uti</w:t>
+            </w:r>
+            <w:r>
+              <w:rPr>
+                <w:b/>
+                <w:bCs/>
+                <w:color w:val="767171"/>
+                <w:sz w:val="24"/>
+                <w:szCs w:val="24"/>
+              </w:rPr>
+              <w:t>lizado responda estrictamente a los estándares y mejores prácticas del mercado actual.</w:t>
             </w:r>
           </w:p>
           <w:p>
             <w:pPr>
               <w:jc w:val="both"/>
               <w:rPr>
-                <w:rFonts w:ascii="Calibri" w:cs="Calibri" w:eastAsia="Calibri" w:hAnsi="Calibri"/>
-                <w:b w:val="1"/>
-                <w:bCs w:val="1"/>
+                <w:b/>
+                <w:bCs/>
               </w:rPr>
             </w:pPr>
-            <w:r>
-              <w:rPr>
-                <w:rtl w:val="0"/>
-              </w:rPr>
-            </w:r>
           </w:p>
           <w:p>
             <w:pPr>
               <w:jc w:val="both"/>
               <w:rPr>
-                <w:rFonts w:ascii="Calibri" w:cs="Calibri" w:eastAsia="Calibri" w:hAnsi="Calibri"/>
-                <w:b w:val="1"/>
-                <w:bCs w:val="1"/>
-                <w:color w:val="1f4e79"/>
+                <w:b/>
+                <w:bCs/>
+                <w:color w:val="1F4E79"/>
               </w:rPr>
             </w:pPr>
-            <w:r>
-              <w:rPr>
-                <w:rtl w:val="0"/>
-              </w:rPr>
-            </w:r>
           </w:p>
         </w:tc>
       </w:tr>
@@ -1283,11 +1519,6 @@
           <w:szCs w:val="24"/>
         </w:rPr>
       </w:pPr>
-      <w:r>
-        <w:rPr>
-          <w:rtl w:val="0"/>
-        </w:rPr>
-      </w:r>
     </w:p>
     <w:p>
       <w:pPr>
@@ -1296,72 +1527,73 @@
           <w:szCs w:val="24"/>
         </w:rPr>
       </w:pPr>
-      <w:r>
-        <w:rPr>
-          <w:rtl w:val="0"/>
-        </w:rPr>
-      </w:r>
     </w:p>
     <w:sectPr>
-      <w:headerReference r:id="rId8" w:type="default"/>
-      <w:headerReference r:id="rId9" w:type="first"/>
-      <w:footerReference r:id="rId10" w:type="default"/>
-      <w:pgSz w:h="15840" w:w="12240" w:orient="portrait"/>
-      <w:pgMar w:bottom="1134" w:top="1440" w:left="1077" w:right="1077" w:header="567" w:footer="465"/>
+      <w:headerReference w:type="default" r:id="rId8"/>
+      <w:footerReference w:type="default" r:id="rId9"/>
+      <w:headerReference w:type="first" r:id="rId10"/>
+      <w:pgSz w:w="12240" w:h="15840"/>
+      <w:pgMar w:top="1440" w:right="1077" w:bottom="1134" w:left="1077" w:header="567" w:footer="465" w:gutter="0"/>
       <w:pgNumType w:start="0"/>
+      <w:cols w:space="720"/>
     </w:sectPr>
   </w:body>
 </w:document>
 </file>
 
+<file path=word/endnotes.xml><?xml version="1.0" encoding="utf-8"?>
+<w:endnotes xmlns:wpc="http://schemas.microsoft.com/office/word/2010/wordprocessingCanvas" xmlns:cx="http://schemas.microsoft.com/office/drawing/2014/chartex" xmlns:cx1="http://schemas.microsoft.com/office/drawing/2015/9/8/chartex" xmlns:cx2="http://schemas.microsoft.com/office/drawing/2015/10/21/chartex" xmlns:cx3="http://schemas.microsoft.com/office/drawing/2016/5/9/chartex" xmlns:cx4="http://schemas.microsoft.com/office/drawing/2016/5/10/chartex" xmlns:cx5="http://schemas.microsoft.com/office/drawing/2016/5/11/chartex" xmlns:cx6="http://schemas.microsoft.com/office/drawing/2016/5/12/chartex" xmlns:cx7="http://schemas.microsoft.com/office/drawing/2016/5/13/chartex" xmlns:cx8="http://schemas.microsoft.com/office/drawing/2016/5/14/chartex" xmlns:mc="http://schemas.openxmlformats.org/markup-compatibility/2006" xmlns:aink="http://schemas.microsoft.com/office/drawing/2016/ink" xmlns:am3d="http://schemas.microsoft.com/office/drawing/2017/model3d" xmlns:o="urn:schemas-microsoft-com:office:office" xmlns:r="http://schemas.openxmlformats.org/officeDocument/2006/relationships" xmlns:m="http://schemas.openxmlformats.org/officeDocument/2006/math" xmlns:v="urn:schemas-microsoft-com:vml" xmlns:wp14="http://schemas.microsoft.com/office/word/2010/wordprocessingDrawing" xmlns:wp="http://schemas.openxmlformats.org/drawingml/2006/wordprocessingDrawing" xmlns:w10="urn:schemas-microsoft-com:office:word" xmlns:w="http://schemas.openxmlformats.org/wordprocessingml/2006/main" xmlns:w14="http://schemas.microsoft.com/office/word/2010/wordml" xmlns:w15="http://schemas.microsoft.com/office/word/2012/wordml" xmlns:w16cex="http://schemas.microsoft.com/office/word/2018/wordml/cex" xmlns:w16cid="http://schemas.microsoft.com/office/word/2016/wordml/cid" xmlns:w16="http://schemas.microsoft.com/office/word/2018/wordml" xmlns:w16sdtdh="http://schemas.microsoft.com/office/word/2020/wordml/sdtdatahash" xmlns:w16se="http://schemas.microsoft.com/office/word/2015/wordml/symex" xmlns:wpg="http://schemas.microsoft.com/office/word/2010/wordprocessingGroup" xmlns:wpi="http://schemas.microsoft.com/office/word/2010/wordprocessingInk" xmlns:wne="http://schemas.microsoft.com/office/word/2006/wordml" xmlns:wps="http://schemas.microsoft.com/office/word/2010/wordprocessingShape" mc:Ignorable="w14 w15 w16se w16cid w16 w16cex w16sdtdh wp14">
+  <w:endnote w:type="separator" w:id="-1">
+    <w:p>
+      <w:pPr>
+        <w:spacing w:after="0" w:line="240" w:lineRule="auto"/>
+      </w:pPr>
+      <w:r>
+        <w:separator/>
+      </w:r>
+    </w:p>
+  </w:endnote>
+  <w:endnote w:type="continuationSeparator" w:id="0">
+    <w:p>
+      <w:pPr>
+        <w:spacing w:after="0" w:line="240" w:lineRule="auto"/>
+      </w:pPr>
+      <w:r>
+        <w:continuationSeparator/>
+      </w:r>
+    </w:p>
+  </w:endnote>
+</w:endnotes>
+</file>
+
 <file path=word/footer1.xml><?xml version="1.0" encoding="utf-8"?>
-<w:ftr xmlns:mc="http://schemas.openxmlformats.org/markup-compatibility/2006" xmlns:o="urn:schemas-microsoft-com:office:office" xmlns:r="http://schemas.openxmlformats.org/officeDocument/2006/relationships" xmlns:m="http://schemas.openxmlformats.org/officeDocument/2006/math" xmlns:v="urn:schemas-microsoft-com:vml" xmlns:wp="http://schemas.openxmlformats.org/drawingml/2006/wordprocessingDrawing" xmlns:w10="urn:schemas-microsoft-com:office:word" xmlns:w="http://schemas.openxmlformats.org/wordprocessingml/2006/main" xmlns:wne="http://schemas.microsoft.com/office/word/2006/wordml" xmlns:sl="http://schemas.openxmlformats.org/schemaLibrary/2006/main" xmlns:a="http://schemas.openxmlformats.org/drawingml/2006/main" xmlns:pic="http://schemas.openxmlformats.org/drawingml/2006/picture" xmlns:c="http://schemas.openxmlformats.org/drawingml/2006/chart" xmlns:lc="http://schemas.openxmlformats.org/drawingml/2006/lockedCanvas" xmlns:dgm="http://schemas.openxmlformats.org/drawingml/2006/diagram" xmlns:wps="http://schemas.microsoft.com/office/word/2010/wordprocessingShape" xmlns:wpg="http://schemas.microsoft.com/office/word/2010/wordprocessingGroup" xmlns:w14="http://schemas.microsoft.com/office/word/2010/wordml" xmlns:w15="http://schemas.microsoft.com/office/word/2012/wordml" xmlns:w16="http://schemas.microsoft.com/office/word/2018/wordml" xmlns:w16cex="http://schemas.microsoft.com/office/word/2018/wordml/cex" xmlns:w16cid="http://schemas.microsoft.com/office/word/2016/wordml/cid" xmlns="http://schemas.microsoft.com/office/tasks/2019/documenttasks" xmlns:cr="http://schemas.microsoft.com/office/comments/2020/reactions">
+<w:ftr xmlns:wpc="http://schemas.microsoft.com/office/word/2010/wordprocessingCanvas" xmlns:cx="http://schemas.microsoft.com/office/drawing/2014/chartex" xmlns:cx1="http://schemas.microsoft.com/office/drawing/2015/9/8/chartex" xmlns:cx2="http://schemas.microsoft.com/office/drawing/2015/10/21/chartex" xmlns:cx3="http://schemas.microsoft.com/office/drawing/2016/5/9/chartex" xmlns:cx4="http://schemas.microsoft.com/office/drawing/2016/5/10/chartex" xmlns:cx5="http://schemas.microsoft.com/office/drawing/2016/5/11/chartex" xmlns:cx6="http://schemas.microsoft.com/office/drawing/2016/5/12/chartex" xmlns:cx7="http://schemas.microsoft.com/office/drawing/2016/5/13/chartex" xmlns:cx8="http://schemas.microsoft.com/office/drawing/2016/5/14/chartex" xmlns:mc="http://schemas.openxmlformats.org/markup-compatibility/2006" xmlns:aink="http://schemas.microsoft.com/office/drawing/2016/ink" xmlns:am3d="http://schemas.microsoft.com/office/drawing/2017/model3d" xmlns:o="urn:schemas-microsoft-com:office:office" xmlns:r="http://schemas.openxmlformats.org/officeDocument/2006/relationships" xmlns:m="http://schemas.openxmlformats.org/officeDocument/2006/math" xmlns:v="urn:schemas-microsoft-com:vml" xmlns:wp14="http://schemas.microsoft.com/office/word/2010/wordprocessingDrawing" xmlns:wp="http://schemas.openxmlformats.org/drawingml/2006/wordprocessingDrawing" xmlns:w10="urn:schemas-microsoft-com:office:word" xmlns:w="http://schemas.openxmlformats.org/wordprocessingml/2006/main" xmlns:w14="http://schemas.microsoft.com/office/word/2010/wordml" xmlns:w15="http://schemas.microsoft.com/office/word/2012/wordml" xmlns:w16cex="http://schemas.microsoft.com/office/word/2018/wordml/cex" xmlns:w16cid="http://schemas.microsoft.com/office/word/2016/wordml/cid" xmlns:w16="http://schemas.microsoft.com/office/word/2018/wordml" xmlns:w16sdtdh="http://schemas.microsoft.com/office/word/2020/wordml/sdtdatahash" xmlns:w16se="http://schemas.microsoft.com/office/word/2015/wordml/symex" xmlns:wpg="http://schemas.microsoft.com/office/word/2010/wordprocessingGroup" xmlns:wpi="http://schemas.microsoft.com/office/word/2010/wordprocessingInk" xmlns:wne="http://schemas.microsoft.com/office/word/2006/wordml" xmlns:wps="http://schemas.microsoft.com/office/word/2010/wordprocessingShape" mc:Ignorable="w14 w15 w16se w16cid w16 w16cex w16sdtdh wp14">
   <w:p>
     <w:pPr>
-      <w:keepNext w:val="0"/>
-      <w:keepLines w:val="0"/>
-      <w:widowControl w:val="1"/>
       <w:pBdr>
-        <w:top w:space="0" w:sz="0" w:val="nil"/>
-        <w:left w:space="0" w:sz="0" w:val="nil"/>
-        <w:bottom w:space="0" w:sz="0" w:val="nil"/>
-        <w:right w:space="0" w:sz="0" w:val="nil"/>
-        <w:between w:space="0" w:sz="0" w:val="nil"/>
+        <w:top w:val="nil"/>
+        <w:left w:val="nil"/>
+        <w:bottom w:val="nil"/>
+        <w:right w:val="nil"/>
+        <w:between w:val="nil"/>
       </w:pBdr>
-      <w:shd w:fill="auto" w:val="clear"/>
       <w:tabs>
-        <w:tab w:val="center" w:leader="none" w:pos="4419"/>
-        <w:tab w:val="right" w:leader="none" w:pos="8838"/>
+        <w:tab w:val="center" w:pos="4419"/>
+        <w:tab w:val="right" w:pos="8838"/>
       </w:tabs>
-      <w:spacing w:after="0" w:before="0" w:line="240" w:lineRule="auto"/>
-      <w:ind w:left="0" w:right="0" w:firstLine="0"/>
-      <w:jc w:val="left"/>
+      <w:spacing w:after="0" w:line="240" w:lineRule="auto"/>
       <w:rPr>
-        <w:rFonts w:ascii="Calibri" w:cs="Calibri" w:eastAsia="Calibri" w:hAnsi="Calibri"/>
-        <w:b w:val="0"/>
-        <w:bCs w:val="0"/>
-        <w:i w:val="0"/>
-        <w:iCs w:val="0"/>
-        <w:smallCaps w:val="0"/>
-        <w:strike w:val="0"/>
         <w:color w:val="000000"/>
-        <w:sz w:val="22"/>
-        <w:szCs w:val="22"/>
-        <w:u w:val="none"/>
-        <w:shd w:fill="auto" w:val="clear"/>
-        <w:vertAlign w:val="baseline"/>
       </w:rPr>
     </w:pPr>
     <w:r>
       <w:rPr>
-        <w:rtl w:val="0"/>
+        <w:noProof/>
       </w:rPr>
-    </w:r>
-    <w:r>
       <mc:AlternateContent>
         <mc:Choice Requires="wpg">
           <w:drawing>
-            <wp:anchor allowOverlap="1" behindDoc="0" distB="0" distT="0" distL="114300" distR="114300" hidden="0" layoutInCell="1" locked="0" relativeHeight="0" simplePos="0">
+            <wp:anchor distT="0" distB="0" distL="114300" distR="114300" simplePos="0" relativeHeight="251658240" behindDoc="0" locked="0" layoutInCell="1" hidden="0" allowOverlap="1" wp14:anchorId="45FB7E78" wp14:editId="5C2F9C08">
               <wp:simplePos x="0" y="0"/>
               <wp:positionH relativeFrom="column">
                 <wp:posOffset>-683893</wp:posOffset>
@@ -1370,22 +1602,24 @@
                 <wp:posOffset>0</wp:posOffset>
               </wp:positionV>
               <wp:extent cx="7753350" cy="190500"/>
-              <wp:effectExtent b="0" l="0" r="0" t="0"/>
+              <wp:effectExtent l="0" t="0" r="0" b="0"/>
               <wp:wrapNone/>
-              <wp:docPr id="17584" name=""/>
-              <a:graphic>
+              <wp:docPr id="17584" name="Grupo 17584"/>
+              <wp:cNvGraphicFramePr/>
+              <a:graphic xmlns:a="http://schemas.openxmlformats.org/drawingml/2006/main">
                 <a:graphicData uri="http://schemas.microsoft.com/office/word/2010/wordprocessingGroup">
                   <wpg:wgp>
                     <wpg:cNvGrpSpPr/>
                     <wpg:grpSpPr>
                       <a:xfrm>
-                        <a:off x="1469325" y="3684625"/>
+                        <a:off x="0" y="0"/>
                         <a:ext cx="7753350" cy="190500"/>
                         <a:chOff x="1469325" y="3684625"/>
                         <a:chExt cx="7753350" cy="190625"/>
                       </a:xfrm>
                     </wpg:grpSpPr>
                     <wpg:grpSp>
+                      <wpg:cNvPr id="1" name="Grupo 1"/>
                       <wpg:cNvGrpSpPr/>
                       <wpg:grpSpPr>
                         <a:xfrm>
@@ -1396,8 +1630,8 @@
                         </a:xfrm>
                       </wpg:grpSpPr>
                       <wps:wsp>
+                        <wps:cNvPr id="2" name="Rectángulo 2"/>
                         <wps:cNvSpPr/>
-                        <wps:cNvPr id="3" name="Shape 3"/>
                         <wps:spPr>
                           <a:xfrm>
                             <a:off x="1469325" y="3679975"/>
@@ -1415,19 +1649,18 @@
                           <w:txbxContent>
                             <w:p>
                               <w:pPr>
-                                <w:spacing w:after="0" w:before="0" w:line="240"/>
-                                <w:ind w:left="0" w:right="0" w:firstLine="0"/>
-                                <w:jc w:val="left"/>
+                                <w:spacing w:after="0" w:line="240" w:lineRule="auto"/>
                                 <w:textDirection w:val="btLr"/>
                               </w:pPr>
                             </w:p>
                           </w:txbxContent>
                         </wps:txbx>
-                        <wps:bodyPr anchorCtr="0" anchor="ctr" bIns="91425" lIns="91425" spcFirstLastPara="1" rIns="91425" wrap="square" tIns="91425">
+                        <wps:bodyPr spcFirstLastPara="1" wrap="square" lIns="91425" tIns="91425" rIns="91425" bIns="91425" anchor="ctr" anchorCtr="0">
                           <a:noAutofit/>
                         </wps:bodyPr>
                       </wps:wsp>
                       <wpg:grpSp>
+                        <wpg:cNvPr id="3" name="Grupo 3"/>
                         <wpg:cNvGrpSpPr/>
                         <wpg:grpSpPr>
                           <a:xfrm>
@@ -1438,8 +1671,8 @@
                           </a:xfrm>
                         </wpg:grpSpPr>
                         <wps:wsp>
+                          <wps:cNvPr id="4" name="Rectángulo 4"/>
                           <wps:cNvSpPr/>
-                          <wps:cNvPr id="5" name="Shape 5"/>
                           <wps:spPr>
                             <a:xfrm>
                               <a:off x="0" y="14970"/>
@@ -1457,21 +1690,19 @@
                             <w:txbxContent>
                               <w:p>
                                 <w:pPr>
-                                  <w:spacing w:after="0" w:before="0" w:line="240"/>
-                                  <w:ind w:left="0" w:right="0" w:firstLine="0"/>
-                                  <w:jc w:val="left"/>
+                                  <w:spacing w:after="0" w:line="240" w:lineRule="auto"/>
                                   <w:textDirection w:val="btLr"/>
                                 </w:pPr>
                               </w:p>
                             </w:txbxContent>
                           </wps:txbx>
-                          <wps:bodyPr anchorCtr="0" anchor="ctr" bIns="91425" lIns="91425" spcFirstLastPara="1" rIns="91425" wrap="square" tIns="91425">
+                          <wps:bodyPr spcFirstLastPara="1" wrap="square" lIns="91425" tIns="91425" rIns="91425" bIns="91425" anchor="ctr" anchorCtr="0">
                             <a:noAutofit/>
                           </wps:bodyPr>
                         </wps:wsp>
                         <wps:wsp>
+                          <wps:cNvPr id="5" name="Rectángulo 5"/>
                           <wps:cNvSpPr/>
-                          <wps:cNvPr id="6" name="Shape 6"/>
                           <wps:spPr>
                             <a:xfrm>
                               <a:off x="10803" y="14982"/>
@@ -1489,32 +1720,25 @@
                             <w:txbxContent>
                               <w:p>
                                 <w:pPr>
-                                  <w:spacing w:after="160" w:before="0" w:line="258.99999618530273"/>
-                                  <w:ind w:left="0" w:right="0" w:firstLine="0"/>
+                                  <w:spacing w:line="258" w:lineRule="auto"/>
                                   <w:jc w:val="center"/>
                                   <w:textDirection w:val="btLr"/>
                                 </w:pPr>
                                 <w:r>
                                   <w:rPr>
-                                    <w:rFonts w:ascii="Calibri" w:cs="Calibri" w:eastAsia="Calibri" w:hAnsi="Calibri"/>
-                                    <w:b w:val="0"/>
-                                    <w:i w:val="0"/>
-                                    <w:smallCaps w:val="0"/>
-                                    <w:strike w:val="0"/>
-                                    <w:color w:val="8c8c8c"/>
-                                    <w:sz w:val="22"/>
-                                    <w:vertAlign w:val="baseline"/>
+                                    <w:color w:val="8C8C8C"/>
                                   </w:rPr>
-                                  <w:t xml:space="preserve">3</w:t>
+                                  <w:t>3</w:t>
                                 </w:r>
                               </w:p>
                             </w:txbxContent>
                           </wps:txbx>
-                          <wps:bodyPr anchorCtr="0" anchor="t" bIns="0" lIns="0" spcFirstLastPara="1" rIns="0" wrap="square" tIns="0">
+                          <wps:bodyPr spcFirstLastPara="1" wrap="square" lIns="0" tIns="0" rIns="0" bIns="0" anchor="t" anchorCtr="0">
                             <a:noAutofit/>
                           </wps:bodyPr>
                         </wps:wsp>
                         <wpg:grpSp>
+                          <wpg:cNvPr id="6" name="Grupo 6"/>
                           <wpg:cNvGrpSpPr/>
                           <wpg:grpSpPr>
                             <a:xfrm flipH="1">
@@ -1525,33 +1749,33 @@
                             </a:xfrm>
                           </wpg:grpSpPr>
                           <wps:wsp>
+                            <wps:cNvPr id="7" name="Conector: angular 7"/>
                             <wps:cNvCnPr/>
                             <wps:spPr>
-                              <a:xfrm flipH="1" rot="10800000">
+                              <a:xfrm rot="10800000" flipH="1">
                                 <a:off x="-8" y="14978"/>
                                 <a:ext cx="1260" cy="230"/>
                               </a:xfrm>
                               <a:prstGeom prst="bentConnector3">
                                 <a:avLst>
-                                  <a:gd fmla="val 50000" name="adj1"/>
+                                  <a:gd name="adj1" fmla="val 50000"/>
                                 </a:avLst>
                               </a:prstGeom>
                               <a:noFill/>
-                              <a:ln cap="flat" cmpd="sng" w="9525">
+                              <a:ln w="9525" cap="flat" cmpd="sng">
                                 <a:solidFill>
                                   <a:srgbClr val="A5A5A5"/>
                                 </a:solidFill>
                                 <a:prstDash val="solid"/>
                                 <a:miter lim="80"/>
-                                <a:headEnd len="sm" w="sm" type="none"/>
-                                <a:tailEnd len="sm" w="sm" type="none"/>
+                                <a:headEnd type="none" w="sm" len="sm"/>
+                                <a:tailEnd type="none" w="sm" len="sm"/>
                               </a:ln>
                             </wps:spPr>
-                            <wps:bodyPr anchorCtr="0" anchor="ctr" bIns="91425" lIns="91425" spcFirstLastPara="1" rIns="91425" wrap="square" tIns="91425">
-                              <a:noAutofit/>
-                            </wps:bodyPr>
+                            <wps:bodyPr/>
                           </wps:wsp>
                           <wps:wsp>
+                            <wps:cNvPr id="8" name="Conector: angular 8"/>
                             <wps:cNvCnPr/>
                             <wps:spPr>
                               <a:xfrm rot="10800000">
@@ -1560,23 +1784,21 @@
                               </a:xfrm>
                               <a:prstGeom prst="bentConnector3">
                                 <a:avLst>
-                                  <a:gd fmla="val 96778" name="adj1"/>
+                                  <a:gd name="adj1" fmla="val 96778"/>
                                 </a:avLst>
                               </a:prstGeom>
                               <a:noFill/>
-                              <a:ln cap="flat" cmpd="sng" w="9525">
+                              <a:ln w="9525" cap="flat" cmpd="sng">
                                 <a:solidFill>
                                   <a:srgbClr val="A5A5A5"/>
                                 </a:solidFill>
                                 <a:prstDash val="solid"/>
                                 <a:miter lim="80"/>
-                                <a:headEnd len="sm" w="sm" type="none"/>
-                                <a:tailEnd len="sm" w="sm" type="none"/>
+                                <a:headEnd type="none" w="sm" len="sm"/>
+                                <a:tailEnd type="none" w="sm" len="sm"/>
                               </a:ln>
                             </wps:spPr>
-                            <wps:bodyPr anchorCtr="0" anchor="ctr" bIns="91425" lIns="91425" spcFirstLastPara="1" rIns="91425" wrap="square" tIns="91425">
-                              <a:noAutofit/>
-                            </wps:bodyPr>
+                            <wps:bodyPr/>
                           </wps:wsp>
                         </wpg:grpSp>
                       </wpg:grpSp>
@@ -1587,7 +1809,7 @@
             </wp:anchor>
           </w:drawing>
         </mc:Choice>
-        <mc:Fallback>
+        <mc:Fallback xmlns:cr="http://schemas.microsoft.com/office/comments/2020/reactions" xmlns="http://schemas.microsoft.com/office/tasks/2019/documenttasks" xmlns:dgm="http://schemas.openxmlformats.org/drawingml/2006/diagram" xmlns:lc="http://schemas.openxmlformats.org/drawingml/2006/lockedCanvas" xmlns:c="http://schemas.openxmlformats.org/drawingml/2006/chart" xmlns:pic="http://schemas.openxmlformats.org/drawingml/2006/picture" xmlns:a="http://schemas.openxmlformats.org/drawingml/2006/main" xmlns:sl="http://schemas.openxmlformats.org/schemaLibrary/2006/main">
           <w:drawing>
             <wp:anchor allowOverlap="1" behindDoc="0" distB="0" distT="0" distL="114300" distR="114300" hidden="0" layoutInCell="1" locked="0" relativeHeight="0" simplePos="0">
               <wp:simplePos x="0" y="0"/>
@@ -1635,176 +1857,181 @@
 </w:ftr>
 </file>
 
+<file path=word/footnotes.xml><?xml version="1.0" encoding="utf-8"?>
+<w:footnotes xmlns:wpc="http://schemas.microsoft.com/office/word/2010/wordprocessingCanvas" xmlns:cx="http://schemas.microsoft.com/office/drawing/2014/chartex" xmlns:cx1="http://schemas.microsoft.com/office/drawing/2015/9/8/chartex" xmlns:cx2="http://schemas.microsoft.com/office/drawing/2015/10/21/chartex" xmlns:cx3="http://schemas.microsoft.com/office/drawing/2016/5/9/chartex" xmlns:cx4="http://schemas.microsoft.com/office/drawing/2016/5/10/chartex" xmlns:cx5="http://schemas.microsoft.com/office/drawing/2016/5/11/chartex" xmlns:cx6="http://schemas.microsoft.com/office/drawing/2016/5/12/chartex" xmlns:cx7="http://schemas.microsoft.com/office/drawing/2016/5/13/chartex" xmlns:cx8="http://schemas.microsoft.com/office/drawing/2016/5/14/chartex" xmlns:mc="http://schemas.openxmlformats.org/markup-compatibility/2006" xmlns:aink="http://schemas.microsoft.com/office/drawing/2016/ink" xmlns:am3d="http://schemas.microsoft.com/office/drawing/2017/model3d" xmlns:o="urn:schemas-microsoft-com:office:office" xmlns:r="http://schemas.openxmlformats.org/officeDocument/2006/relationships" xmlns:m="http://schemas.openxmlformats.org/officeDocument/2006/math" xmlns:v="urn:schemas-microsoft-com:vml" xmlns:wp14="http://schemas.microsoft.com/office/word/2010/wordprocessingDrawing" xmlns:wp="http://schemas.openxmlformats.org/drawingml/2006/wordprocessingDrawing" xmlns:w10="urn:schemas-microsoft-com:office:word" xmlns:w="http://schemas.openxmlformats.org/wordprocessingml/2006/main" xmlns:w14="http://schemas.microsoft.com/office/word/2010/wordml" xmlns:w15="http://schemas.microsoft.com/office/word/2012/wordml" xmlns:w16cex="http://schemas.microsoft.com/office/word/2018/wordml/cex" xmlns:w16cid="http://schemas.microsoft.com/office/word/2016/wordml/cid" xmlns:w16="http://schemas.microsoft.com/office/word/2018/wordml" xmlns:w16sdtdh="http://schemas.microsoft.com/office/word/2020/wordml/sdtdatahash" xmlns:w16se="http://schemas.microsoft.com/office/word/2015/wordml/symex" xmlns:wpg="http://schemas.microsoft.com/office/word/2010/wordprocessingGroup" xmlns:wpi="http://schemas.microsoft.com/office/word/2010/wordprocessingInk" xmlns:wne="http://schemas.microsoft.com/office/word/2006/wordml" xmlns:wps="http://schemas.microsoft.com/office/word/2010/wordprocessingShape" mc:Ignorable="w14 w15 w16se w16cid w16 w16cex w16sdtdh wp14">
+  <w:footnote w:type="separator" w:id="-1">
+    <w:p>
+      <w:pPr>
+        <w:spacing w:after="0" w:line="240" w:lineRule="auto"/>
+      </w:pPr>
+      <w:r>
+        <w:separator/>
+      </w:r>
+    </w:p>
+  </w:footnote>
+  <w:footnote w:type="continuationSeparator" w:id="0">
+    <w:p>
+      <w:pPr>
+        <w:spacing w:after="0" w:line="240" w:lineRule="auto"/>
+      </w:pPr>
+      <w:r>
+        <w:continuationSeparator/>
+      </w:r>
+    </w:p>
+  </w:footnote>
+</w:footnotes>
+</file>
+
 <file path=word/header1.xml><?xml version="1.0" encoding="utf-8"?>
-<w:hdr xmlns:mc="http://schemas.openxmlformats.org/markup-compatibility/2006" xmlns:o="urn:schemas-microsoft-com:office:office" xmlns:r="http://schemas.openxmlformats.org/officeDocument/2006/relationships" xmlns:m="http://schemas.openxmlformats.org/officeDocument/2006/math" xmlns:v="urn:schemas-microsoft-com:vml" xmlns:wp="http://schemas.openxmlformats.org/drawingml/2006/wordprocessingDrawing" xmlns:w10="urn:schemas-microsoft-com:office:word" xmlns:w="http://schemas.openxmlformats.org/wordprocessingml/2006/main" xmlns:wne="http://schemas.microsoft.com/office/word/2006/wordml" xmlns:sl="http://schemas.openxmlformats.org/schemaLibrary/2006/main" xmlns:a="http://schemas.openxmlformats.org/drawingml/2006/main" xmlns:pic="http://schemas.openxmlformats.org/drawingml/2006/picture" xmlns:c="http://schemas.openxmlformats.org/drawingml/2006/chart" xmlns:lc="http://schemas.openxmlformats.org/drawingml/2006/lockedCanvas" xmlns:dgm="http://schemas.openxmlformats.org/drawingml/2006/diagram" xmlns:wps="http://schemas.microsoft.com/office/word/2010/wordprocessingShape" xmlns:wpg="http://schemas.microsoft.com/office/word/2010/wordprocessingGroup" xmlns:w14="http://schemas.microsoft.com/office/word/2010/wordml" xmlns:w15="http://schemas.microsoft.com/office/word/2012/wordml" xmlns:w16="http://schemas.microsoft.com/office/word/2018/wordml" xmlns:w16cex="http://schemas.microsoft.com/office/word/2018/wordml/cex" xmlns:w16cid="http://schemas.microsoft.com/office/word/2016/wordml/cid" xmlns="http://schemas.microsoft.com/office/tasks/2019/documenttasks" xmlns:cr="http://schemas.microsoft.com/office/comments/2020/reactions">
+<w:hdr xmlns:wpc="http://schemas.microsoft.com/office/word/2010/wordprocessingCanvas" xmlns:cx="http://schemas.microsoft.com/office/drawing/2014/chartex" xmlns:cx1="http://schemas.microsoft.com/office/drawing/2015/9/8/chartex" xmlns:cx2="http://schemas.microsoft.com/office/drawing/2015/10/21/chartex" xmlns:cx3="http://schemas.microsoft.com/office/drawing/2016/5/9/chartex" xmlns:cx4="http://schemas.microsoft.com/office/drawing/2016/5/10/chartex" xmlns:cx5="http://schemas.microsoft.com/office/drawing/2016/5/11/chartex" xmlns:cx6="http://schemas.microsoft.com/office/drawing/2016/5/12/chartex" xmlns:cx7="http://schemas.microsoft.com/office/drawing/2016/5/13/chartex" xmlns:cx8="http://schemas.microsoft.com/office/drawing/2016/5/14/chartex" xmlns:mc="http://schemas.openxmlformats.org/markup-compatibility/2006" xmlns:aink="http://schemas.microsoft.com/office/drawing/2016/ink" xmlns:am3d="http://schemas.microsoft.com/office/drawing/2017/model3d" xmlns:o="urn:schemas-microsoft-com:office:office" xmlns:r="http://schemas.openxmlformats.org/officeDocument/2006/relationships" xmlns:m="http://schemas.openxmlformats.org/officeDocument/2006/math" xmlns:v="urn:schemas-microsoft-com:vml" xmlns:wp14="http://schemas.microsoft.com/office/word/2010/wordprocessingDrawing" xmlns:wp="http://schemas.openxmlformats.org/drawingml/2006/wordprocessingDrawing" xmlns:w10="urn:schemas-microsoft-com:office:word" xmlns:w="http://schemas.openxmlformats.org/wordprocessingml/2006/main" xmlns:w14="http://schemas.microsoft.com/office/word/2010/wordml" xmlns:w15="http://schemas.microsoft.com/office/word/2012/wordml" xmlns:w16cex="http://schemas.microsoft.com/office/word/2018/wordml/cex" xmlns:w16cid="http://schemas.microsoft.com/office/word/2016/wordml/cid" xmlns:w16="http://schemas.microsoft.com/office/word/2018/wordml" xmlns:w16sdtdh="http://schemas.microsoft.com/office/word/2020/wordml/sdtdatahash" xmlns:w16se="http://schemas.microsoft.com/office/word/2015/wordml/symex" xmlns:wpg="http://schemas.microsoft.com/office/word/2010/wordprocessingGroup" xmlns:wpi="http://schemas.microsoft.com/office/word/2010/wordprocessingInk" xmlns:wne="http://schemas.microsoft.com/office/word/2006/wordml" xmlns:wps="http://schemas.microsoft.com/office/word/2010/wordprocessingShape" mc:Ignorable="w14 w15 w16se w16cid w16 w16cex w16sdtdh wp14">
   <w:p>
     <w:pPr>
-      <w:keepNext w:val="0"/>
-      <w:keepLines w:val="0"/>
       <w:widowControl w:val="0"/>
       <w:pBdr>
-        <w:top w:space="0" w:sz="0" w:val="nil"/>
-        <w:left w:space="0" w:sz="0" w:val="nil"/>
-        <w:bottom w:space="0" w:sz="0" w:val="nil"/>
-        <w:right w:space="0" w:sz="0" w:val="nil"/>
-        <w:between w:space="0" w:sz="0" w:val="nil"/>
+        <w:top w:val="nil"/>
+        <w:left w:val="nil"/>
+        <w:bottom w:val="nil"/>
+        <w:right w:val="nil"/>
+        <w:between w:val="nil"/>
       </w:pBdr>
-      <w:shd w:fill="auto" w:val="clear"/>
-      <w:spacing w:after="0" w:before="0" w:line="276" w:lineRule="auto"/>
-      <w:ind w:left="0" w:right="0" w:firstLine="0"/>
-      <w:jc w:val="left"/>
+      <w:spacing w:after="0" w:line="276" w:lineRule="auto"/>
       <w:rPr>
         <w:sz w:val="24"/>
         <w:szCs w:val="24"/>
       </w:rPr>
     </w:pPr>
-    <w:r>
-      <w:rPr>
-        <w:rtl w:val="0"/>
-      </w:rPr>
-    </w:r>
   </w:p>
   <w:tbl>
     <w:tblPr>
-      <w:tblStyle w:val="Table7"/>
-      <w:tblW w:w="9923.0" w:type="dxa"/>
-      <w:jc w:val="left"/>
+      <w:tblStyle w:val="ad"/>
+      <w:tblW w:w="9923" w:type="dxa"/>
+      <w:tblInd w:w="0" w:type="dxa"/>
       <w:tblBorders>
-        <w:top w:color="000000" w:space="0" w:sz="4" w:val="single"/>
-        <w:left w:color="000000" w:space="0" w:sz="4" w:val="single"/>
-        <w:bottom w:color="000000" w:space="0" w:sz="4" w:val="single"/>
-        <w:right w:color="000000" w:space="0" w:sz="4" w:val="single"/>
-        <w:insideH w:color="000000" w:space="0" w:sz="4" w:val="single"/>
-        <w:insideV w:color="000000" w:space="0" w:sz="4" w:val="single"/>
+        <w:top w:val="single" w:sz="4" w:space="0" w:color="000000"/>
+        <w:left w:val="single" w:sz="4" w:space="0" w:color="000000"/>
+        <w:bottom w:val="single" w:sz="4" w:space="0" w:color="000000"/>
+        <w:right w:val="single" w:sz="4" w:space="0" w:color="000000"/>
+        <w:insideH w:val="single" w:sz="4" w:space="0" w:color="000000"/>
+        <w:insideV w:val="single" w:sz="4" w:space="0" w:color="000000"/>
       </w:tblBorders>
       <w:tblLayout w:type="fixed"/>
-      <w:tblLook w:val="0400"/>
+      <w:tblLook w:val="0400" w:firstRow="0" w:lastRow="0" w:firstColumn="0" w:lastColumn="0" w:noHBand="0" w:noVBand="1"/>
     </w:tblPr>
     <w:tblGrid>
       <w:gridCol w:w="5707"/>
       <w:gridCol w:w="4216"/>
-      <w:tblGridChange w:id="0">
-        <w:tblGrid>
-          <w:gridCol w:w="5707"/>
-          <w:gridCol w:w="4216"/>
-        </w:tblGrid>
-      </w:tblGridChange>
     </w:tblGrid>
     <w:tr>
       <w:trPr>
-        <w:cantSplit w:val="0"/>
-        <w:trHeight w:val="697" w:hRule="atLeast"/>
-        <w:tblHeader w:val="0"/>
+        <w:trHeight w:val="697"/>
       </w:trPr>
       <w:tc>
         <w:tcPr>
+          <w:tcW w:w="5707" w:type="dxa"/>
           <w:tcBorders>
-            <w:top w:color="000000" w:space="0" w:sz="0" w:val="nil"/>
-            <w:left w:color="000000" w:space="0" w:sz="0" w:val="nil"/>
-            <w:bottom w:color="000000" w:space="0" w:sz="0" w:val="nil"/>
-            <w:right w:color="000000" w:space="0" w:sz="0" w:val="nil"/>
+            <w:top w:val="nil"/>
+            <w:left w:val="nil"/>
+            <w:bottom w:val="nil"/>
+            <w:right w:val="nil"/>
           </w:tcBorders>
         </w:tcPr>
         <w:p>
           <w:pPr>
             <w:rPr>
-              <w:rFonts w:ascii="Century Gothic" w:cs="Century Gothic" w:eastAsia="Century Gothic" w:hAnsi="Century Gothic"/>
-              <w:b w:val="1"/>
-              <w:bCs w:val="1"/>
-              <w:color w:val="1d2763"/>
+              <w:rFonts w:ascii="Century Gothic" w:eastAsia="Century Gothic" w:hAnsi="Century Gothic" w:cs="Century Gothic"/>
+              <w:b/>
+              <w:bCs/>
+              <w:color w:val="1D2763"/>
               <w:sz w:val="24"/>
               <w:szCs w:val="24"/>
             </w:rPr>
           </w:pPr>
           <w:r>
             <w:rPr>
-              <w:rFonts w:ascii="Century Gothic" w:cs="Century Gothic" w:eastAsia="Century Gothic" w:hAnsi="Century Gothic"/>
-              <w:b w:val="1"/>
-              <w:bCs w:val="1"/>
-              <w:color w:val="1d2763"/>
+              <w:rFonts w:ascii="Century Gothic" w:eastAsia="Century Gothic" w:hAnsi="Century Gothic" w:cs="Century Gothic"/>
+              <w:b/>
+              <w:bCs/>
+              <w:color w:val="1D2763"/>
               <w:sz w:val="24"/>
               <w:szCs w:val="24"/>
-              <w:rtl w:val="0"/>
             </w:rPr>
-            <w:t xml:space="preserve">Diario de Reflexión</w:t>
+            <w:t>Diario de Reflexión</w:t>
           </w:r>
         </w:p>
         <w:p>
           <w:pPr>
             <w:rPr>
-              <w:rFonts w:ascii="Century Gothic" w:cs="Century Gothic" w:eastAsia="Century Gothic" w:hAnsi="Century Gothic"/>
-              <w:b w:val="1"/>
-              <w:bCs w:val="1"/>
-              <w:color w:val="1d2763"/>
+              <w:rFonts w:ascii="Century Gothic" w:eastAsia="Century Gothic" w:hAnsi="Century Gothic" w:cs="Century Gothic"/>
+              <w:b/>
+              <w:bCs/>
+              <w:color w:val="1D2763"/>
               <w:sz w:val="24"/>
               <w:szCs w:val="24"/>
             </w:rPr>
           </w:pPr>
           <w:r>
             <w:rPr>
-              <w:rFonts w:ascii="Century Gothic" w:cs="Century Gothic" w:eastAsia="Century Gothic" w:hAnsi="Century Gothic"/>
-              <w:b w:val="1"/>
-              <w:bCs w:val="1"/>
-              <w:color w:val="1d2763"/>
+              <w:rFonts w:ascii="Century Gothic" w:eastAsia="Century Gothic" w:hAnsi="Century Gothic" w:cs="Century Gothic"/>
+              <w:b/>
+              <w:bCs/>
+              <w:color w:val="1D2763"/>
               <w:sz w:val="24"/>
               <w:szCs w:val="24"/>
-              <w:rtl w:val="0"/>
             </w:rPr>
-            <w:t xml:space="preserve">Fase 1</w:t>
+            <w:t>Fase 1</w:t>
           </w:r>
         </w:p>
         <w:p>
           <w:pPr>
             <w:rPr>
-              <w:rFonts w:ascii="Century Gothic" w:cs="Century Gothic" w:eastAsia="Century Gothic" w:hAnsi="Century Gothic"/>
+              <w:rFonts w:ascii="Century Gothic" w:eastAsia="Century Gothic" w:hAnsi="Century Gothic" w:cs="Century Gothic"/>
               <w:sz w:val="2"/>
               <w:szCs w:val="2"/>
             </w:rPr>
           </w:pPr>
-          <w:r>
-            <w:rPr>
-              <w:rtl w:val="0"/>
-            </w:rPr>
-          </w:r>
         </w:p>
       </w:tc>
       <w:tc>
         <w:tcPr>
+          <w:tcW w:w="4216" w:type="dxa"/>
           <w:tcBorders>
-            <w:top w:color="000000" w:space="0" w:sz="0" w:val="nil"/>
-            <w:left w:color="000000" w:space="0" w:sz="0" w:val="nil"/>
-            <w:bottom w:color="000000" w:space="0" w:sz="0" w:val="nil"/>
-            <w:right w:color="000000" w:space="0" w:sz="0" w:val="nil"/>
+            <w:top w:val="nil"/>
+            <w:left w:val="nil"/>
+            <w:bottom w:val="nil"/>
+            <w:right w:val="nil"/>
           </w:tcBorders>
         </w:tcPr>
         <w:p>
           <w:pPr>
             <w:jc w:val="right"/>
             <w:rPr>
-              <w:rFonts w:ascii="Century Gothic" w:cs="Century Gothic" w:eastAsia="Century Gothic" w:hAnsi="Century Gothic"/>
-              <w:b w:val="1"/>
-              <w:bCs w:val="1"/>
+              <w:rFonts w:ascii="Century Gothic" w:eastAsia="Century Gothic" w:hAnsi="Century Gothic" w:cs="Century Gothic"/>
+              <w:b/>
+              <w:bCs/>
               <w:sz w:val="30"/>
               <w:szCs w:val="30"/>
             </w:rPr>
           </w:pPr>
           <w:r>
-            <w:rPr/>
+            <w:rPr>
+              <w:noProof/>
+            </w:rPr>
             <w:drawing>
-              <wp:inline distB="0" distT="0" distL="0" distR="0">
+              <wp:inline distT="0" distB="0" distL="0" distR="0" wp14:anchorId="21F36321" wp14:editId="112EA84E">
                 <wp:extent cx="1996440" cy="428625"/>
-                <wp:effectExtent b="0" l="0" r="0" t="0"/>
-                <wp:docPr descr="http://www.duoc.cl/normasgraficas/normasgraficas/marca-duoc/6logo-fondo-transparente/fondo-transparente.png" id="17587" name="image4.png"/>
-                <a:graphic>
+                <wp:effectExtent l="0" t="0" r="0" b="0"/>
+                <wp:docPr id="17587" name="image4.png" descr="http://www.duoc.cl/normasgraficas/normasgraficas/marca-duoc/6logo-fondo-transparente/fondo-transparente.png"/>
+                <wp:cNvGraphicFramePr/>
+                <a:graphic xmlns:a="http://schemas.openxmlformats.org/drawingml/2006/main">
                   <a:graphicData uri="http://schemas.openxmlformats.org/drawingml/2006/picture">
-                    <pic:pic>
+                    <pic:pic xmlns:pic="http://schemas.openxmlformats.org/drawingml/2006/picture">
                       <pic:nvPicPr>
-                        <pic:cNvPr descr="http://www.duoc.cl/normasgraficas/normasgraficas/marca-duoc/6logo-fondo-transparente/fondo-transparente.png" id="0" name="image4.png"/>
+                        <pic:cNvPr id="0" name="image4.png" descr="http://www.duoc.cl/normasgraficas/normasgraficas/marca-duoc/6logo-fondo-transparente/fondo-transparente.png"/>
                         <pic:cNvPicPr preferRelativeResize="0"/>
                       </pic:nvPicPr>
                       <pic:blipFill>
                         <a:blip r:embed="rId1"/>
-                        <a:srcRect b="0" l="0" r="0" t="0"/>
+                        <a:srcRect/>
                         <a:stretch>
                           <a:fillRect/>
                         </a:stretch>
@@ -1814,7 +2041,9 @@
                           <a:off x="0" y="0"/>
                           <a:ext cx="1996440" cy="428625"/>
                         </a:xfrm>
-                        <a:prstGeom prst="rect"/>
+                        <a:prstGeom prst="rect">
+                          <a:avLst/>
+                        </a:prstGeom>
                         <a:ln/>
                       </pic:spPr>
                     </pic:pic>
@@ -1823,177 +2052,121 @@
               </wp:inline>
             </w:drawing>
           </w:r>
-          <w:r>
-            <w:rPr>
-              <w:rtl w:val="0"/>
-            </w:rPr>
-          </w:r>
         </w:p>
       </w:tc>
     </w:tr>
   </w:tbl>
   <w:p>
     <w:pPr>
-      <w:keepNext w:val="0"/>
-      <w:keepLines w:val="0"/>
-      <w:widowControl w:val="1"/>
       <w:pBdr>
-        <w:top w:space="0" w:sz="0" w:val="nil"/>
-        <w:left w:space="0" w:sz="0" w:val="nil"/>
-        <w:bottom w:space="0" w:sz="0" w:val="nil"/>
-        <w:right w:space="0" w:sz="0" w:val="nil"/>
-        <w:between w:space="0" w:sz="0" w:val="nil"/>
+        <w:top w:val="nil"/>
+        <w:left w:val="nil"/>
+        <w:bottom w:val="nil"/>
+        <w:right w:val="nil"/>
+        <w:between w:val="nil"/>
       </w:pBdr>
-      <w:shd w:fill="auto" w:val="clear"/>
       <w:tabs>
-        <w:tab w:val="center" w:leader="none" w:pos="4419"/>
-        <w:tab w:val="right" w:leader="none" w:pos="8838"/>
-        <w:tab w:val="left" w:leader="none" w:pos="8122"/>
+        <w:tab w:val="center" w:pos="4419"/>
+        <w:tab w:val="right" w:pos="8838"/>
+        <w:tab w:val="left" w:pos="8122"/>
       </w:tabs>
-      <w:spacing w:after="0" w:before="0" w:line="240" w:lineRule="auto"/>
-      <w:ind w:left="0" w:right="0" w:firstLine="0"/>
-      <w:jc w:val="left"/>
+      <w:spacing w:after="0" w:line="240" w:lineRule="auto"/>
       <w:rPr>
-        <w:rFonts w:ascii="Calibri" w:cs="Calibri" w:eastAsia="Calibri" w:hAnsi="Calibri"/>
-        <w:b w:val="0"/>
-        <w:bCs w:val="0"/>
-        <w:i w:val="0"/>
-        <w:iCs w:val="0"/>
-        <w:smallCaps w:val="0"/>
-        <w:strike w:val="0"/>
-        <w:color w:val="1f4e79"/>
-        <w:sz w:val="22"/>
-        <w:szCs w:val="22"/>
-        <w:u w:val="none"/>
-        <w:shd w:fill="auto" w:val="clear"/>
-        <w:vertAlign w:val="baseline"/>
+        <w:color w:val="1F4E79"/>
       </w:rPr>
     </w:pPr>
-    <w:r>
-      <w:rPr>
-        <w:rtl w:val="0"/>
-      </w:rPr>
-    </w:r>
   </w:p>
 </w:hdr>
 </file>
 
 <file path=word/header2.xml><?xml version="1.0" encoding="utf-8"?>
-<w:hdr xmlns:mc="http://schemas.openxmlformats.org/markup-compatibility/2006" xmlns:o="urn:schemas-microsoft-com:office:office" xmlns:r="http://schemas.openxmlformats.org/officeDocument/2006/relationships" xmlns:m="http://schemas.openxmlformats.org/officeDocument/2006/math" xmlns:v="urn:schemas-microsoft-com:vml" xmlns:wp="http://schemas.openxmlformats.org/drawingml/2006/wordprocessingDrawing" xmlns:w10="urn:schemas-microsoft-com:office:word" xmlns:w="http://schemas.openxmlformats.org/wordprocessingml/2006/main" xmlns:wne="http://schemas.microsoft.com/office/word/2006/wordml" xmlns:sl="http://schemas.openxmlformats.org/schemaLibrary/2006/main" xmlns:a="http://schemas.openxmlformats.org/drawingml/2006/main" xmlns:pic="http://schemas.openxmlformats.org/drawingml/2006/picture" xmlns:c="http://schemas.openxmlformats.org/drawingml/2006/chart" xmlns:lc="http://schemas.openxmlformats.org/drawingml/2006/lockedCanvas" xmlns:dgm="http://schemas.openxmlformats.org/drawingml/2006/diagram" xmlns:wps="http://schemas.microsoft.com/office/word/2010/wordprocessingShape" xmlns:wpg="http://schemas.microsoft.com/office/word/2010/wordprocessingGroup" xmlns:w14="http://schemas.microsoft.com/office/word/2010/wordml" xmlns:w15="http://schemas.microsoft.com/office/word/2012/wordml" xmlns:w16="http://schemas.microsoft.com/office/word/2018/wordml" xmlns:w16cex="http://schemas.microsoft.com/office/word/2018/wordml/cex" xmlns:w16cid="http://schemas.microsoft.com/office/word/2016/wordml/cid" xmlns="http://schemas.microsoft.com/office/tasks/2019/documenttasks" xmlns:cr="http://schemas.microsoft.com/office/comments/2020/reactions">
+<w:hdr xmlns:wpc="http://schemas.microsoft.com/office/word/2010/wordprocessingCanvas" xmlns:cx="http://schemas.microsoft.com/office/drawing/2014/chartex" xmlns:cx1="http://schemas.microsoft.com/office/drawing/2015/9/8/chartex" xmlns:cx2="http://schemas.microsoft.com/office/drawing/2015/10/21/chartex" xmlns:cx3="http://schemas.microsoft.com/office/drawing/2016/5/9/chartex" xmlns:cx4="http://schemas.microsoft.com/office/drawing/2016/5/10/chartex" xmlns:cx5="http://schemas.microsoft.com/office/drawing/2016/5/11/chartex" xmlns:cx6="http://schemas.microsoft.com/office/drawing/2016/5/12/chartex" xmlns:cx7="http://schemas.microsoft.com/office/drawing/2016/5/13/chartex" xmlns:cx8="http://schemas.microsoft.com/office/drawing/2016/5/14/chartex" xmlns:mc="http://schemas.openxmlformats.org/markup-compatibility/2006" xmlns:aink="http://schemas.microsoft.com/office/drawing/2016/ink" xmlns:am3d="http://schemas.microsoft.com/office/drawing/2017/model3d" xmlns:o="urn:schemas-microsoft-com:office:office" xmlns:r="http://schemas.openxmlformats.org/officeDocument/2006/relationships" xmlns:m="http://schemas.openxmlformats.org/officeDocument/2006/math" xmlns:v="urn:schemas-microsoft-com:vml" xmlns:wp14="http://schemas.microsoft.com/office/word/2010/wordprocessingDrawing" xmlns:wp="http://schemas.openxmlformats.org/drawingml/2006/wordprocessingDrawing" xmlns:w10="urn:schemas-microsoft-com:office:word" xmlns:w="http://schemas.openxmlformats.org/wordprocessingml/2006/main" xmlns:w14="http://schemas.microsoft.com/office/word/2010/wordml" xmlns:w15="http://schemas.microsoft.com/office/word/2012/wordml" xmlns:w16cex="http://schemas.microsoft.com/office/word/2018/wordml/cex" xmlns:w16cid="http://schemas.microsoft.com/office/word/2016/wordml/cid" xmlns:w16="http://schemas.microsoft.com/office/word/2018/wordml" xmlns:w16sdtdh="http://schemas.microsoft.com/office/word/2020/wordml/sdtdatahash" xmlns:w16se="http://schemas.microsoft.com/office/word/2015/wordml/symex" xmlns:wpg="http://schemas.microsoft.com/office/word/2010/wordprocessingGroup" xmlns:wpi="http://schemas.microsoft.com/office/word/2010/wordprocessingInk" xmlns:wne="http://schemas.microsoft.com/office/word/2006/wordml" xmlns:wps="http://schemas.microsoft.com/office/word/2010/wordprocessingShape" mc:Ignorable="w14 w15 w16se w16cid w16 w16cex w16sdtdh wp14">
   <w:p>
     <w:pPr>
-      <w:keepNext w:val="0"/>
-      <w:keepLines w:val="0"/>
       <w:widowControl w:val="0"/>
       <w:pBdr>
-        <w:top w:space="0" w:sz="0" w:val="nil"/>
-        <w:left w:space="0" w:sz="0" w:val="nil"/>
-        <w:bottom w:space="0" w:sz="0" w:val="nil"/>
-        <w:right w:space="0" w:sz="0" w:val="nil"/>
-        <w:between w:space="0" w:sz="0" w:val="nil"/>
+        <w:top w:val="nil"/>
+        <w:left w:val="nil"/>
+        <w:bottom w:val="nil"/>
+        <w:right w:val="nil"/>
+        <w:between w:val="nil"/>
       </w:pBdr>
-      <w:shd w:fill="auto" w:val="clear"/>
-      <w:spacing w:after="0" w:before="0" w:line="276" w:lineRule="auto"/>
-      <w:ind w:left="0" w:right="0" w:firstLine="0"/>
-      <w:jc w:val="left"/>
+      <w:spacing w:after="0" w:line="276" w:lineRule="auto"/>
       <w:rPr>
-        <w:rFonts w:ascii="Calibri" w:cs="Calibri" w:eastAsia="Calibri" w:hAnsi="Calibri"/>
-        <w:b w:val="0"/>
-        <w:bCs w:val="0"/>
-        <w:i w:val="0"/>
-        <w:iCs w:val="0"/>
-        <w:smallCaps w:val="0"/>
-        <w:strike w:val="0"/>
-        <w:color w:val="1f4e79"/>
-        <w:sz w:val="22"/>
-        <w:szCs w:val="22"/>
-        <w:u w:val="none"/>
-        <w:shd w:fill="auto" w:val="clear"/>
-        <w:vertAlign w:val="baseline"/>
+        <w:color w:val="1F4E79"/>
       </w:rPr>
     </w:pPr>
-    <w:r>
-      <w:rPr>
-        <w:rtl w:val="0"/>
-      </w:rPr>
-    </w:r>
   </w:p>
   <w:tbl>
     <w:tblPr>
-      <w:tblStyle w:val="Table8"/>
-      <w:tblW w:w="10086.0" w:type="dxa"/>
-      <w:jc w:val="left"/>
+      <w:tblStyle w:val="ae"/>
+      <w:tblW w:w="10086" w:type="dxa"/>
+      <w:tblInd w:w="0" w:type="dxa"/>
       <w:tblBorders>
-        <w:top w:color="000000" w:space="0" w:sz="4" w:val="single"/>
-        <w:left w:color="000000" w:space="0" w:sz="4" w:val="single"/>
-        <w:bottom w:color="000000" w:space="0" w:sz="4" w:val="single"/>
-        <w:right w:color="000000" w:space="0" w:sz="4" w:val="single"/>
-        <w:insideH w:color="000000" w:space="0" w:sz="4" w:val="single"/>
-        <w:insideV w:color="000000" w:space="0" w:sz="4" w:val="single"/>
+        <w:top w:val="single" w:sz="4" w:space="0" w:color="000000"/>
+        <w:left w:val="single" w:sz="4" w:space="0" w:color="000000"/>
+        <w:bottom w:val="single" w:sz="4" w:space="0" w:color="000000"/>
+        <w:right w:val="single" w:sz="4" w:space="0" w:color="000000"/>
+        <w:insideH w:val="single" w:sz="4" w:space="0" w:color="000000"/>
+        <w:insideV w:val="single" w:sz="4" w:space="0" w:color="000000"/>
       </w:tblBorders>
       <w:tblLayout w:type="fixed"/>
-      <w:tblLook w:val="0400"/>
+      <w:tblLook w:val="0400" w:firstRow="0" w:lastRow="0" w:firstColumn="0" w:lastColumn="0" w:noHBand="0" w:noVBand="1"/>
     </w:tblPr>
     <w:tblGrid>
       <w:gridCol w:w="787"/>
       <w:gridCol w:w="5929"/>
       <w:gridCol w:w="3370"/>
-      <w:tblGridChange w:id="0">
-        <w:tblGrid>
-          <w:gridCol w:w="787"/>
-          <w:gridCol w:w="5929"/>
-          <w:gridCol w:w="3370"/>
-        </w:tblGrid>
-      </w:tblGridChange>
     </w:tblGrid>
     <w:tr>
       <w:trPr>
-        <w:cantSplit w:val="0"/>
-        <w:trHeight w:val="1091" w:hRule="atLeast"/>
-        <w:tblHeader w:val="0"/>
+        <w:trHeight w:val="1091"/>
       </w:trPr>
       <w:tc>
         <w:tcPr>
+          <w:tcW w:w="787" w:type="dxa"/>
           <w:tcBorders>
-            <w:top w:color="000000" w:space="0" w:sz="0" w:val="nil"/>
-            <w:left w:color="000000" w:space="0" w:sz="0" w:val="nil"/>
-            <w:bottom w:color="000000" w:space="0" w:sz="0" w:val="nil"/>
-            <w:right w:color="000000" w:space="0" w:sz="0" w:val="nil"/>
+            <w:top w:val="nil"/>
+            <w:left w:val="nil"/>
+            <w:bottom w:val="nil"/>
+            <w:right w:val="nil"/>
           </w:tcBorders>
         </w:tcPr>
         <w:p>
           <w:pPr>
             <w:rPr>
-              <w:rFonts w:ascii="Century Gothic" w:cs="Century Gothic" w:eastAsia="Century Gothic" w:hAnsi="Century Gothic"/>
-              <w:b w:val="1"/>
-              <w:bCs w:val="1"/>
+              <w:rFonts w:ascii="Century Gothic" w:eastAsia="Century Gothic" w:hAnsi="Century Gothic" w:cs="Century Gothic"/>
+              <w:b/>
+              <w:bCs/>
               <w:sz w:val="30"/>
               <w:szCs w:val="30"/>
             </w:rPr>
           </w:pPr>
           <w:r>
             <w:rPr>
-              <w:rFonts w:ascii="Century Gothic" w:cs="Century Gothic" w:eastAsia="Century Gothic" w:hAnsi="Century Gothic"/>
-              <w:b w:val="1"/>
-              <w:bCs w:val="1"/>
+              <w:rFonts w:ascii="Century Gothic" w:eastAsia="Century Gothic" w:hAnsi="Century Gothic" w:cs="Century Gothic"/>
+              <w:b/>
+              <w:bCs/>
+              <w:noProof/>
               <w:sz w:val="30"/>
               <w:szCs w:val="30"/>
             </w:rPr>
             <w:drawing>
-              <wp:inline distB="0" distT="0" distL="0" distR="0">
+              <wp:inline distT="0" distB="0" distL="0" distR="0" wp14:anchorId="2981C1F7" wp14:editId="71FAD926">
                 <wp:extent cx="363448" cy="578253"/>
-                <wp:effectExtent b="0" l="0" r="0" t="0"/>
+                <wp:effectExtent l="0" t="0" r="0" b="0"/>
                 <wp:docPr id="17586" name="image1.png"/>
-                <a:graphic>
+                <wp:cNvGraphicFramePr/>
+                <a:graphic xmlns:a="http://schemas.openxmlformats.org/drawingml/2006/main">
                   <a:graphicData uri="http://schemas.openxmlformats.org/drawingml/2006/picture">
-                    <pic:pic>
+                    <pic:pic xmlns:pic="http://schemas.openxmlformats.org/drawingml/2006/picture">
                       <pic:nvPicPr>
                         <pic:cNvPr id="0" name="image1.png"/>
                         <pic:cNvPicPr preferRelativeResize="0"/>
                       </pic:nvPicPr>
                       <pic:blipFill>
                         <a:blip r:embed="rId1"/>
-                        <a:srcRect b="0" l="0" r="0" t="0"/>
+                        <a:srcRect/>
                         <a:stretch>
                           <a:fillRect/>
                         </a:stretch>
@@ -2003,7 +2176,9 @@
                           <a:off x="0" y="0"/>
                           <a:ext cx="363448" cy="578253"/>
                         </a:xfrm>
-                        <a:prstGeom prst="rect"/>
+                        <a:prstGeom prst="rect">
+                          <a:avLst/>
+                        </a:prstGeom>
                         <a:ln/>
                       </pic:spPr>
                     </pic:pic>
@@ -2012,144 +2187,135 @@
               </wp:inline>
             </w:drawing>
           </w:r>
-          <w:r>
-            <w:rPr>
-              <w:rtl w:val="0"/>
-            </w:rPr>
-          </w:r>
         </w:p>
       </w:tc>
       <w:tc>
         <w:tcPr>
+          <w:tcW w:w="5929" w:type="dxa"/>
           <w:tcBorders>
-            <w:top w:color="000000" w:space="0" w:sz="0" w:val="nil"/>
-            <w:left w:color="000000" w:space="0" w:sz="0" w:val="nil"/>
-            <w:bottom w:color="000000" w:space="0" w:sz="0" w:val="nil"/>
-            <w:right w:color="000000" w:space="0" w:sz="0" w:val="nil"/>
+            <w:top w:val="nil"/>
+            <w:left w:val="nil"/>
+            <w:bottom w:val="nil"/>
+            <w:right w:val="nil"/>
           </w:tcBorders>
         </w:tcPr>
         <w:p>
           <w:pPr>
             <w:rPr>
-              <w:rFonts w:ascii="Century Gothic" w:cs="Century Gothic" w:eastAsia="Century Gothic" w:hAnsi="Century Gothic"/>
-              <w:b w:val="1"/>
-              <w:bCs w:val="1"/>
-              <w:color w:val="1d2763"/>
+              <w:rFonts w:ascii="Century Gothic" w:eastAsia="Century Gothic" w:hAnsi="Century Gothic" w:cs="Century Gothic"/>
+              <w:b/>
+              <w:bCs/>
+              <w:color w:val="1D2763"/>
               <w:sz w:val="24"/>
               <w:szCs w:val="24"/>
             </w:rPr>
           </w:pPr>
           <w:r>
             <w:rPr>
-              <w:rFonts w:ascii="Century Gothic" w:cs="Century Gothic" w:eastAsia="Century Gothic" w:hAnsi="Century Gothic"/>
-              <w:b w:val="1"/>
-              <w:bCs w:val="1"/>
-              <w:color w:val="1d2763"/>
+              <w:rFonts w:ascii="Century Gothic" w:eastAsia="Century Gothic" w:hAnsi="Century Gothic" w:cs="Century Gothic"/>
+              <w:b/>
+              <w:bCs/>
+              <w:color w:val="1D2763"/>
               <w:sz w:val="24"/>
               <w:szCs w:val="24"/>
-              <w:rtl w:val="0"/>
             </w:rPr>
-            <w:t xml:space="preserve">PTR7862</w:t>
+            <w:t>PTR7862</w:t>
           </w:r>
         </w:p>
         <w:p>
           <w:pPr>
             <w:rPr>
-              <w:rFonts w:ascii="Century Gothic" w:cs="Century Gothic" w:eastAsia="Century Gothic" w:hAnsi="Century Gothic"/>
-              <w:color w:val="1d2763"/>
+              <w:rFonts w:ascii="Century Gothic" w:eastAsia="Century Gothic" w:hAnsi="Century Gothic" w:cs="Century Gothic"/>
+              <w:color w:val="1D2763"/>
               <w:sz w:val="24"/>
               <w:szCs w:val="24"/>
             </w:rPr>
           </w:pPr>
           <w:r>
             <w:rPr>
-              <w:rFonts w:ascii="Century Gothic" w:cs="Century Gothic" w:eastAsia="Century Gothic" w:hAnsi="Century Gothic"/>
-              <w:color w:val="1d2763"/>
+              <w:rFonts w:ascii="Century Gothic" w:eastAsia="Century Gothic" w:hAnsi="Century Gothic" w:cs="Century Gothic"/>
+              <w:color w:val="1D2763"/>
               <w:sz w:val="24"/>
               <w:szCs w:val="24"/>
-              <w:rtl w:val="0"/>
             </w:rPr>
-            <w:t xml:space="preserve">Técnico en Geomática</w:t>
+            <w:t>Técnico en Geomática</w:t>
           </w:r>
         </w:p>
         <w:p>
           <w:pPr>
             <w:rPr>
-              <w:rFonts w:ascii="Century Gothic" w:cs="Century Gothic" w:eastAsia="Century Gothic" w:hAnsi="Century Gothic"/>
-              <w:color w:val="1d2763"/>
+              <w:rFonts w:ascii="Century Gothic" w:eastAsia="Century Gothic" w:hAnsi="Century Gothic" w:cs="Century Gothic"/>
+              <w:color w:val="1D2763"/>
               <w:sz w:val="24"/>
               <w:szCs w:val="24"/>
             </w:rPr>
           </w:pPr>
           <w:r>
             <w:rPr>
-              <w:rFonts w:ascii="Century Gothic" w:cs="Century Gothic" w:eastAsia="Century Gothic" w:hAnsi="Century Gothic"/>
-              <w:color w:val="1d2763"/>
+              <w:rFonts w:ascii="Century Gothic" w:eastAsia="Century Gothic" w:hAnsi="Century Gothic" w:cs="Century Gothic"/>
+              <w:color w:val="1D2763"/>
               <w:sz w:val="24"/>
               <w:szCs w:val="24"/>
-              <w:rtl w:val="0"/>
             </w:rPr>
-            <w:t xml:space="preserve">Diario de Reflexión – Fase 1</w:t>
+            <w:t>Diario de Reflexión – Fase 1</w:t>
           </w:r>
         </w:p>
         <w:p>
           <w:pPr>
             <w:rPr>
-              <w:rFonts w:ascii="Century Gothic" w:cs="Century Gothic" w:eastAsia="Century Gothic" w:hAnsi="Century Gothic"/>
+              <w:rFonts w:ascii="Century Gothic" w:eastAsia="Century Gothic" w:hAnsi="Century Gothic" w:cs="Century Gothic"/>
               <w:sz w:val="2"/>
               <w:szCs w:val="2"/>
             </w:rPr>
           </w:pPr>
-          <w:r>
-            <w:rPr>
-              <w:rtl w:val="0"/>
-            </w:rPr>
-          </w:r>
         </w:p>
       </w:tc>
       <w:tc>
         <w:tcPr>
+          <w:tcW w:w="3370" w:type="dxa"/>
           <w:tcBorders>
-            <w:top w:color="000000" w:space="0" w:sz="0" w:val="nil"/>
-            <w:left w:color="000000" w:space="0" w:sz="0" w:val="nil"/>
-            <w:bottom w:color="000000" w:space="0" w:sz="0" w:val="nil"/>
-            <w:right w:color="000000" w:space="0" w:sz="0" w:val="nil"/>
+            <w:top w:val="nil"/>
+            <w:left w:val="nil"/>
+            <w:bottom w:val="nil"/>
+            <w:right w:val="nil"/>
           </w:tcBorders>
         </w:tcPr>
         <w:p>
           <w:pPr>
             <w:jc w:val="right"/>
             <w:rPr>
-              <w:rFonts w:ascii="Century Gothic" w:cs="Century Gothic" w:eastAsia="Century Gothic" w:hAnsi="Century Gothic"/>
-              <w:b w:val="1"/>
-              <w:bCs w:val="1"/>
+              <w:rFonts w:ascii="Century Gothic" w:eastAsia="Century Gothic" w:hAnsi="Century Gothic" w:cs="Century Gothic"/>
+              <w:b/>
+              <w:bCs/>
               <w:sz w:val="30"/>
               <w:szCs w:val="30"/>
             </w:rPr>
           </w:pPr>
           <w:r>
             <w:rPr>
-              <w:rFonts w:ascii="Century Gothic" w:cs="Century Gothic" w:eastAsia="Century Gothic" w:hAnsi="Century Gothic"/>
-              <w:b w:val="1"/>
-              <w:bCs w:val="1"/>
+              <w:rFonts w:ascii="Century Gothic" w:eastAsia="Century Gothic" w:hAnsi="Century Gothic" w:cs="Century Gothic"/>
+              <w:b/>
+              <w:bCs/>
+              <w:noProof/>
               <w:sz w:val="30"/>
               <w:szCs w:val="30"/>
             </w:rPr>
             <w:drawing>
-              <wp:inline distB="0" distT="0" distL="0" distR="0">
+              <wp:inline distT="0" distB="0" distL="0" distR="0" wp14:anchorId="3F697E64" wp14:editId="4D229845">
                 <wp:extent cx="1908834" cy="470407"/>
-                <wp:effectExtent b="0" l="0" r="0" t="0"/>
+                <wp:effectExtent l="0" t="0" r="0" b="0"/>
                 <wp:docPr id="17588" name="image3.png"/>
-                <a:graphic>
+                <wp:cNvGraphicFramePr/>
+                <a:graphic xmlns:a="http://schemas.openxmlformats.org/drawingml/2006/main">
                   <a:graphicData uri="http://schemas.openxmlformats.org/drawingml/2006/picture">
-                    <pic:pic>
+                    <pic:pic xmlns:pic="http://schemas.openxmlformats.org/drawingml/2006/picture">
                       <pic:nvPicPr>
                         <pic:cNvPr id="0" name="image3.png"/>
                         <pic:cNvPicPr preferRelativeResize="0"/>
                       </pic:nvPicPr>
                       <pic:blipFill>
                         <a:blip r:embed="rId2"/>
-                        <a:srcRect b="0" l="0" r="0" t="0"/>
+                        <a:srcRect/>
                         <a:stretch>
                           <a:fillRect/>
                         </a:stretch>
@@ -2159,7 +2325,9 @@
                           <a:off x="0" y="0"/>
                           <a:ext cx="1908834" cy="470407"/>
                         </a:xfrm>
-                        <a:prstGeom prst="rect"/>
+                        <a:prstGeom prst="rect">
+                          <a:avLst/>
+                        </a:prstGeom>
                         <a:ln/>
                       </pic:spPr>
                     </pic:pic>
@@ -2168,73 +2336,42 @@
               </wp:inline>
             </w:drawing>
           </w:r>
-          <w:r>
-            <w:rPr>
-              <w:rtl w:val="0"/>
-            </w:rPr>
-          </w:r>
         </w:p>
       </w:tc>
     </w:tr>
   </w:tbl>
   <w:p>
     <w:pPr>
-      <w:keepNext w:val="0"/>
-      <w:keepLines w:val="0"/>
-      <w:widowControl w:val="1"/>
       <w:pBdr>
-        <w:top w:space="0" w:sz="0" w:val="nil"/>
-        <w:left w:space="0" w:sz="0" w:val="nil"/>
-        <w:bottom w:space="0" w:sz="0" w:val="nil"/>
-        <w:right w:space="0" w:sz="0" w:val="nil"/>
-        <w:between w:space="0" w:sz="0" w:val="nil"/>
+        <w:top w:val="nil"/>
+        <w:left w:val="nil"/>
+        <w:bottom w:val="nil"/>
+        <w:right w:val="nil"/>
+        <w:between w:val="nil"/>
       </w:pBdr>
-      <w:shd w:fill="auto" w:val="clear"/>
       <w:tabs>
-        <w:tab w:val="center" w:leader="none" w:pos="4419"/>
-        <w:tab w:val="right" w:leader="none" w:pos="8838"/>
+        <w:tab w:val="center" w:pos="4419"/>
+        <w:tab w:val="right" w:pos="8838"/>
       </w:tabs>
-      <w:spacing w:after="0" w:before="0" w:line="240" w:lineRule="auto"/>
-      <w:ind w:left="0" w:right="0" w:firstLine="0"/>
+      <w:spacing w:after="0" w:line="240" w:lineRule="auto"/>
       <w:jc w:val="right"/>
       <w:rPr>
-        <w:rFonts w:ascii="Calibri" w:cs="Calibri" w:eastAsia="Calibri" w:hAnsi="Calibri"/>
-        <w:b w:val="0"/>
-        <w:bCs w:val="0"/>
-        <w:i w:val="0"/>
-        <w:iCs w:val="0"/>
-        <w:smallCaps w:val="0"/>
-        <w:strike w:val="0"/>
         <w:color w:val="000000"/>
-        <w:sz w:val="22"/>
-        <w:szCs w:val="22"/>
-        <w:u w:val="none"/>
-        <w:shd w:fill="auto" w:val="clear"/>
-        <w:vertAlign w:val="baseline"/>
       </w:rPr>
     </w:pPr>
-    <w:r>
-      <w:rPr>
-        <w:rtl w:val="0"/>
-      </w:rPr>
-    </w:r>
   </w:p>
 </w:hdr>
 </file>
 
-<file path=word/numbering.xml><?xml version="1.0" encoding="utf-8"?>
-<w:numbering xmlns:mc="http://schemas.openxmlformats.org/markup-compatibility/2006" xmlns:o="urn:schemas-microsoft-com:office:office" xmlns:r="http://schemas.openxmlformats.org/officeDocument/2006/relationships" xmlns:m="http://schemas.openxmlformats.org/officeDocument/2006/math" xmlns:v="urn:schemas-microsoft-com:vml" xmlns:wp="http://schemas.openxmlformats.org/drawingml/2006/wordprocessingDrawing" xmlns:w10="urn:schemas-microsoft-com:office:word" xmlns:w="http://schemas.openxmlformats.org/wordprocessingml/2006/main" xmlns:wne="http://schemas.microsoft.com/office/word/2006/wordml" xmlns:sl="http://schemas.openxmlformats.org/schemaLibrary/2006/main" xmlns:a="http://schemas.openxmlformats.org/drawingml/2006/main" xmlns:pic="http://schemas.openxmlformats.org/drawingml/2006/picture" xmlns:c="http://schemas.openxmlformats.org/drawingml/2006/chart" xmlns:lc="http://schemas.openxmlformats.org/drawingml/2006/lockedCanvas" xmlns:dgm="http://schemas.openxmlformats.org/drawingml/2006/diagram" xmlns:wps="http://schemas.microsoft.com/office/word/2010/wordprocessingShape" xmlns:wpg="http://schemas.microsoft.com/office/word/2010/wordprocessingGroup" xmlns:w14="http://schemas.microsoft.com/office/word/2010/wordml" xmlns:w15="http://schemas.microsoft.com/office/word/2012/wordml" xmlns:w16="http://schemas.microsoft.com/office/word/2018/wordml" xmlns:w16cex="http://schemas.microsoft.com/office/word/2018/wordml/cex" xmlns:w16cid="http://schemas.microsoft.com/office/word/2016/wordml/cid" xmlns="http://schemas.microsoft.com/office/tasks/2019/documenttasks" xmlns:cr="http://schemas.microsoft.com/office/comments/2020/reactions"/>
-</file>
-
 <file path=word/styles.xml><?xml version="1.0" encoding="utf-8"?>
-<w:styles xmlns:mc="http://schemas.openxmlformats.org/markup-compatibility/2006" xmlns:o="urn:schemas-microsoft-com:office:office" xmlns:r="http://schemas.openxmlformats.org/officeDocument/2006/relationships" xmlns:m="http://schemas.openxmlformats.org/officeDocument/2006/math" xmlns:v="urn:schemas-microsoft-com:vml" xmlns:wp="http://schemas.openxmlformats.org/drawingml/2006/wordprocessingDrawing" xmlns:w10="urn:schemas-microsoft-com:office:word" xmlns:w="http://schemas.openxmlformats.org/wordprocessingml/2006/main" xmlns:wne="http://schemas.microsoft.com/office/word/2006/wordml" xmlns:sl="http://schemas.openxmlformats.org/schemaLibrary/2006/main" xmlns:a="http://schemas.openxmlformats.org/drawingml/2006/main" xmlns:pic="http://schemas.openxmlformats.org/drawingml/2006/picture" xmlns:c="http://schemas.openxmlformats.org/drawingml/2006/chart" xmlns:lc="http://schemas.openxmlformats.org/drawingml/2006/lockedCanvas" xmlns:dgm="http://schemas.openxmlformats.org/drawingml/2006/diagram" xmlns:wps="http://schemas.microsoft.com/office/word/2010/wordprocessingShape" xmlns:wpg="http://schemas.microsoft.com/office/word/2010/wordprocessingGroup" xmlns:w14="http://schemas.microsoft.com/office/word/2010/wordml" xmlns:w15="http://schemas.microsoft.com/office/word/2012/wordml" xmlns:w16="http://schemas.microsoft.com/office/word/2018/wordml" xmlns:w16cex="http://schemas.microsoft.com/office/word/2018/wordml/cex" xmlns:w16cid="http://schemas.microsoft.com/office/word/2016/wordml/cid" xmlns="http://schemas.microsoft.com/office/tasks/2019/documenttasks" xmlns:cr="http://schemas.microsoft.com/office/comments/2020/reactions">
+<w:styles xmlns:mc="http://schemas.openxmlformats.org/markup-compatibility/2006" xmlns:r="http://schemas.openxmlformats.org/officeDocument/2006/relationships" xmlns:w="http://schemas.openxmlformats.org/wordprocessingml/2006/main" xmlns:w14="http://schemas.microsoft.com/office/word/2010/wordml" xmlns:w15="http://schemas.microsoft.com/office/word/2012/wordml" xmlns:w16cex="http://schemas.microsoft.com/office/word/2018/wordml/cex" xmlns:w16cid="http://schemas.microsoft.com/office/word/2016/wordml/cid" xmlns:w16="http://schemas.microsoft.com/office/word/2018/wordml" xmlns:w16sdtdh="http://schemas.microsoft.com/office/word/2020/wordml/sdtdatahash" xmlns:w16se="http://schemas.microsoft.com/office/word/2015/wordml/symex" mc:Ignorable="w14 w15 w16se w16cid w16 w16cex w16sdtdh">
   <w:docDefaults>
     <w:rPrDefault>
       <w:rPr>
-        <w:rFonts w:ascii="Calibri" w:cs="Calibri" w:eastAsia="Calibri" w:hAnsi="Calibri"/>
+        <w:rFonts w:ascii="Calibri" w:eastAsia="Calibri" w:hAnsi="Calibri" w:cs="Calibri"/>
         <w:sz w:val="22"/>
         <w:szCs w:val="22"/>
-        <w:lang w:val="es-CL"/>
+        <w:lang w:val="es-CL" w:eastAsia="es-CL" w:bidi="ar-SA"/>
       </w:rPr>
     </w:rPrDefault>
     <w:pPrDefault>
@@ -2243,188 +2380,584 @@
       </w:pPr>
     </w:pPrDefault>
   </w:docDefaults>
-  <w:style w:type="table" w:styleId="TableNormal" w:default="1">
+  <w:latentStyles w:defLockedState="0" w:defUIPriority="99" w:defSemiHidden="0" w:defUnhideWhenUsed="0" w:defQFormat="0" w:count="376">
+    <w:lsdException w:name="Normal" w:uiPriority="0" w:qFormat="1"/>
+    <w:lsdException w:name="heading 1" w:uiPriority="9" w:qFormat="1"/>
+    <w:lsdException w:name="heading 2" w:semiHidden="1" w:uiPriority="9" w:unhideWhenUsed="1" w:qFormat="1"/>
+    <w:lsdException w:name="heading 3" w:semiHidden="1" w:uiPriority="9" w:unhideWhenUsed="1" w:qFormat="1"/>
+    <w:lsdException w:name="heading 4" w:semiHidden="1" w:uiPriority="9" w:unhideWhenUsed="1" w:qFormat="1"/>
+    <w:lsdException w:name="heading 5" w:semiHidden="1" w:uiPriority="9" w:unhideWhenUsed="1" w:qFormat="1"/>
+    <w:lsdException w:name="heading 6" w:semiHidden="1" w:uiPriority="9" w:unhideWhenUsed="1" w:qFormat="1"/>
+    <w:lsdException w:name="heading 7" w:semiHidden="1" w:uiPriority="9" w:unhideWhenUsed="1" w:qFormat="1"/>
+    <w:lsdException w:name="heading 8" w:semiHidden="1" w:uiPriority="9" w:unhideWhenUsed="1" w:qFormat="1"/>
+    <w:lsdException w:name="heading 9" w:semiHidden="1" w:uiPriority="9" w:unhideWhenUsed="1" w:qFormat="1"/>
+    <w:lsdException w:name="index 1" w:semiHidden="1" w:unhideWhenUsed="1"/>
+    <w:lsdException w:name="index 2" w:semiHidden="1" w:unhideWhenUsed="1"/>
+    <w:lsdException w:name="index 3" w:semiHidden="1" w:unhideWhenUsed="1"/>
+    <w:lsdException w:name="index 4" w:semiHidden="1" w:unhideWhenUsed="1"/>
+    <w:lsdException w:name="index 5" w:semiHidden="1" w:unhideWhenUsed="1"/>
+    <w:lsdException w:name="index 6" w:semiHidden="1" w:unhideWhenUsed="1"/>
+    <w:lsdException w:name="index 7" w:semiHidden="1" w:unhideWhenUsed="1"/>
+    <w:lsdException w:name="index 8" w:semiHidden="1" w:unhideWhenUsed="1"/>
+    <w:lsdException w:name="index 9" w:semiHidden="1" w:unhideWhenUsed="1"/>
+    <w:lsdException w:name="toc 1" w:semiHidden="1" w:uiPriority="39" w:unhideWhenUsed="1"/>
+    <w:lsdException w:name="toc 2" w:semiHidden="1" w:uiPriority="39" w:unhideWhenUsed="1"/>
+    <w:lsdException w:name="toc 3" w:semiHidden="1" w:uiPriority="39" w:unhideWhenUsed="1"/>
+    <w:lsdException w:name="toc 4" w:semiHidden="1" w:uiPriority="39" w:unhideWhenUsed="1"/>
+    <w:lsdException w:name="toc 5" w:semiHidden="1" w:uiPriority="39" w:unhideWhenUsed="1"/>
+    <w:lsdException w:name="toc 6" w:semiHidden="1" w:uiPriority="39" w:unhideWhenUsed="1"/>
+    <w:lsdException w:name="toc 7" w:semiHidden="1" w:uiPriority="39" w:unhideWhenUsed="1"/>
+    <w:lsdException w:name="toc 8" w:semiHidden="1" w:uiPriority="39" w:unhideWhenUsed="1"/>
+    <w:lsdException w:name="toc 9" w:semiHidden="1" w:uiPriority="39" w:unhideWhenUsed="1"/>
+    <w:lsdException w:name="Normal Indent" w:semiHidden="1" w:unhideWhenUsed="1"/>
+    <w:lsdException w:name="footnote text" w:semiHidden="1" w:unhideWhenUsed="1"/>
+    <w:lsdException w:name="annotation text" w:semiHidden="1" w:unhideWhenUsed="1"/>
+    <w:lsdException w:name="header" w:semiHidden="1" w:unhideWhenUsed="1"/>
+    <w:lsdException w:name="footer" w:semiHidden="1" w:unhideWhenUsed="1"/>
+    <w:lsdException w:name="index heading" w:semiHidden="1" w:unhideWhenUsed="1"/>
+    <w:lsdException w:name="caption" w:semiHidden="1" w:uiPriority="35" w:unhideWhenUsed="1" w:qFormat="1"/>
+    <w:lsdException w:name="table of figures" w:semiHidden="1" w:unhideWhenUsed="1"/>
+    <w:lsdException w:name="envelope address" w:semiHidden="1" w:unhideWhenUsed="1"/>
+    <w:lsdException w:name="envelope return" w:semiHidden="1" w:unhideWhenUsed="1"/>
+    <w:lsdException w:name="footnote reference" w:semiHidden="1" w:unhideWhenUsed="1"/>
+    <w:lsdException w:name="annotation reference" w:semiHidden="1" w:unhideWhenUsed="1"/>
+    <w:lsdException w:name="line number" w:semiHidden="1" w:unhideWhenUsed="1"/>
+    <w:lsdException w:name="page number" w:semiHidden="1" w:unhideWhenUsed="1"/>
+    <w:lsdException w:name="endnote reference" w:semiHidden="1" w:unhideWhenUsed="1"/>
+    <w:lsdException w:name="endnote text" w:semiHidden="1" w:unhideWhenUsed="1"/>
+    <w:lsdException w:name="table of authorities" w:semiHidden="1" w:unhideWhenUsed="1"/>
+    <w:lsdException w:name="macro" w:semiHidden="1" w:unhideWhenUsed="1"/>
+    <w:lsdException w:name="toa heading" w:semiHidden="1" w:unhideWhenUsed="1"/>
+    <w:lsdException w:name="List" w:semiHidden="1" w:unhideWhenUsed="1"/>
+    <w:lsdException w:name="List Bullet" w:semiHidden="1" w:unhideWhenUsed="1"/>
+    <w:lsdException w:name="List Number" w:semiHidden="1" w:unhideWhenUsed="1"/>
+    <w:lsdException w:name="List 2" w:semiHidden="1" w:unhideWhenUsed="1"/>
+    <w:lsdException w:name="List 3" w:semiHidden="1" w:unhideWhenUsed="1"/>
+    <w:lsdException w:name="List 4" w:semiHidden="1" w:unhideWhenUsed="1"/>
+    <w:lsdException w:name="List 5" w:semiHidden="1" w:unhideWhenUsed="1"/>
+    <w:lsdException w:name="List Bullet 2" w:semiHidden="1" w:unhideWhenUsed="1"/>
+    <w:lsdException w:name="List Bullet 3" w:semiHidden="1" w:unhideWhenUsed="1"/>
+    <w:lsdException w:name="List Bullet 4" w:semiHidden="1" w:unhideWhenUsed="1"/>
+    <w:lsdException w:name="List Bullet 5" w:semiHidden="1" w:unhideWhenUsed="1"/>
+    <w:lsdException w:name="List Number 2" w:semiHidden="1" w:unhideWhenUsed="1"/>
+    <w:lsdException w:name="List Number 3" w:semiHidden="1" w:unhideWhenUsed="1"/>
+    <w:lsdException w:name="List Number 4" w:semiHidden="1" w:unhideWhenUsed="1"/>
+    <w:lsdException w:name="List Number 5" w:semiHidden="1" w:unhideWhenUsed="1"/>
+    <w:lsdException w:name="Title" w:uiPriority="10" w:qFormat="1"/>
+    <w:lsdException w:name="Closing" w:semiHidden="1" w:unhideWhenUsed="1"/>
+    <w:lsdException w:name="Signature" w:semiHidden="1" w:unhideWhenUsed="1"/>
+    <w:lsdException w:name="Default Paragraph Font" w:semiHidden="1" w:uiPriority="1" w:unhideWhenUsed="1"/>
+    <w:lsdException w:name="Body Text" w:semiHidden="1" w:unhideWhenUsed="1"/>
+    <w:lsdException w:name="Body Text Indent" w:semiHidden="1" w:unhideWhenUsed="1"/>
+    <w:lsdException w:name="List Continue" w:semiHidden="1" w:unhideWhenUsed="1"/>
+    <w:lsdException w:name="List Continue 2" w:semiHidden="1" w:unhideWhenUsed="1"/>
+    <w:lsdException w:name="List Continue 3" w:semiHidden="1" w:unhideWhenUsed="1"/>
+    <w:lsdException w:name="List Continue 4" w:semiHidden="1" w:unhideWhenUsed="1"/>
+    <w:lsdException w:name="List Continue 5" w:semiHidden="1" w:unhideWhenUsed="1"/>
+    <w:lsdException w:name="Message Header" w:semiHidden="1" w:unhideWhenUsed="1"/>
+    <w:lsdException w:name="Subtitle" w:uiPriority="11" w:qFormat="1"/>
+    <w:lsdException w:name="Salutation" w:semiHidden="1" w:unhideWhenUsed="1"/>
+    <w:lsdException w:name="Date" w:semiHidden="1" w:unhideWhenUsed="1"/>
+    <w:lsdException w:name="Body Text First Indent" w:semiHidden="1" w:unhideWhenUsed="1"/>
+    <w:lsdException w:name="Body Text First Indent 2" w:semiHidden="1" w:unhideWhenUsed="1"/>
+    <w:lsdException w:name="Note Heading" w:semiHidden="1" w:unhideWhenUsed="1"/>
+    <w:lsdException w:name="Body Text 2" w:semiHidden="1" w:unhideWhenUsed="1"/>
+    <w:lsdException w:name="Body Text 3" w:semiHidden="1" w:unhideWhenUsed="1"/>
+    <w:lsdException w:name="Body Text Indent 2" w:semiHidden="1" w:unhideWhenUsed="1"/>
+    <w:lsdException w:name="Body Text Indent 3" w:semiHidden="1" w:unhideWhenUsed="1"/>
+    <w:lsdException w:name="Block Text" w:semiHidden="1" w:unhideWhenUsed="1"/>
+    <w:lsdException w:name="Hyperlink" w:semiHidden="1" w:unhideWhenUsed="1"/>
+    <w:lsdException w:name="FollowedHyperlink" w:semiHidden="1" w:unhideWhenUsed="1"/>
+    <w:lsdException w:name="Strong" w:uiPriority="22" w:qFormat="1"/>
+    <w:lsdException w:name="Emphasis" w:uiPriority="20" w:qFormat="1"/>
+    <w:lsdException w:name="Document Map" w:semiHidden="1" w:unhideWhenUsed="1"/>
+    <w:lsdException w:name="Plain Text" w:semiHidden="1" w:unhideWhenUsed="1"/>
+    <w:lsdException w:name="E-mail Signature" w:semiHidden="1" w:unhideWhenUsed="1"/>
+    <w:lsdException w:name="HTML Top of Form" w:semiHidden="1" w:unhideWhenUsed="1"/>
+    <w:lsdException w:name="HTML Bottom of Form" w:semiHidden="1" w:unhideWhenUsed="1"/>
+    <w:lsdException w:name="Normal (Web)" w:semiHidden="1" w:unhideWhenUsed="1"/>
+    <w:lsdException w:name="HTML Acronym" w:semiHidden="1" w:unhideWhenUsed="1"/>
+    <w:lsdException w:name="HTML Address" w:semiHidden="1" w:unhideWhenUsed="1"/>
+    <w:lsdException w:name="HTML Cite" w:semiHidden="1" w:unhideWhenUsed="1"/>
+    <w:lsdException w:name="HTML Code" w:semiHidden="1" w:unhideWhenUsed="1"/>
+    <w:lsdException w:name="HTML Definition" w:semiHidden="1" w:unhideWhenUsed="1"/>
+    <w:lsdException w:name="HTML Keyboard" w:semiHidden="1" w:unhideWhenUsed="1"/>
+    <w:lsdException w:name="HTML Preformatted" w:semiHidden="1" w:unhideWhenUsed="1"/>
+    <w:lsdException w:name="HTML Sample" w:semiHidden="1" w:unhideWhenUsed="1"/>
+    <w:lsdException w:name="HTML Typewriter" w:semiHidden="1" w:unhideWhenUsed="1"/>
+    <w:lsdException w:name="HTML Variable" w:semiHidden="1" w:unhideWhenUsed="1"/>
+    <w:lsdException w:name="Normal Table" w:semiHidden="1" w:unhideWhenUsed="1"/>
+    <w:lsdException w:name="annotation subject" w:semiHidden="1" w:unhideWhenUsed="1"/>
+    <w:lsdException w:name="No List" w:semiHidden="1" w:unhideWhenUsed="1"/>
+    <w:lsdException w:name="Outline List 1" w:semiHidden="1" w:unhideWhenUsed="1"/>
+    <w:lsdException w:name="Outline List 2" w:semiHidden="1" w:unhideWhenUsed="1"/>
+    <w:lsdException w:name="Outline List 3" w:semiHidden="1" w:unhideWhenUsed="1"/>
+    <w:lsdException w:name="Table Simple 1" w:semiHidden="1" w:unhideWhenUsed="1"/>
+    <w:lsdException w:name="Table Simple 2" w:semiHidden="1" w:unhideWhenUsed="1"/>
+    <w:lsdException w:name="Table Simple 3" w:semiHidden="1" w:unhideWhenUsed="1"/>
+    <w:lsdException w:name="Table Classic 1" w:semiHidden="1" w:unhideWhenUsed="1"/>
+    <w:lsdException w:name="Table Classic 2" w:semiHidden="1" w:unhideWhenUsed="1"/>
+    <w:lsdException w:name="Table Classic 3" w:semiHidden="1" w:unhideWhenUsed="1"/>
+    <w:lsdException w:name="Table Classic 4" w:semiHidden="1" w:unhideWhenUsed="1"/>
+    <w:lsdException w:name="Table Colorful 1" w:semiHidden="1" w:unhideWhenUsed="1"/>
+    <w:lsdException w:name="Table Colorful 2" w:semiHidden="1" w:unhideWhenUsed="1"/>
+    <w:lsdException w:name="Table Colorful 3" w:semiHidden="1" w:unhideWhenUsed="1"/>
+    <w:lsdException w:name="Table Columns 1" w:semiHidden="1" w:unhideWhenUsed="1"/>
+    <w:lsdException w:name="Table Columns 2" w:semiHidden="1" w:unhideWhenUsed="1"/>
+    <w:lsdException w:name="Table Columns 3" w:semiHidden="1" w:unhideWhenUsed="1"/>
+    <w:lsdException w:name="Table Columns 4" w:semiHidden="1" w:unhideWhenUsed="1"/>
+    <w:lsdException w:name="Table Columns 5" w:semiHidden="1" w:unhideWhenUsed="1"/>
+    <w:lsdException w:name="Table Grid 1" w:semiHidden="1" w:unhideWhenUsed="1"/>
+    <w:lsdException w:name="Table Grid 2" w:semiHidden="1" w:unhideWhenUsed="1"/>
+    <w:lsdException w:name="Table Grid 3" w:semiHidden="1" w:unhideWhenUsed="1"/>
+    <w:lsdException w:name="Table Grid 4" w:semiHidden="1" w:unhideWhenUsed="1"/>
+    <w:lsdException w:name="Table Grid 5" w:semiHidden="1" w:unhideWhenUsed="1"/>
+    <w:lsdException w:name="Table Grid 6" w:semiHidden="1" w:unhideWhenUsed="1"/>
+    <w:lsdException w:name="Table Grid 7" w:semiHidden="1" w:unhideWhenUsed="1"/>
+    <w:lsdException w:name="Table Grid 8" w:semiHidden="1" w:unhideWhenUsed="1"/>
+    <w:lsdException w:name="Table List 1" w:semiHidden="1" w:unhideWhenUsed="1"/>
+    <w:lsdException w:name="Table List 2" w:semiHidden="1" w:unhideWhenUsed="1"/>
+    <w:lsdException w:name="Table List 3" w:semiHidden="1" w:unhideWhenUsed="1"/>
+    <w:lsdException w:name="Table List 4" w:semiHidden="1" w:unhideWhenUsed="1"/>
+    <w:lsdException w:name="Table List 5" w:semiHidden="1" w:unhideWhenUsed="1"/>
+    <w:lsdException w:name="Table List 6" w:semiHidden="1" w:unhideWhenUsed="1"/>
+    <w:lsdException w:name="Table List 7" w:semiHidden="1" w:unhideWhenUsed="1"/>
+    <w:lsdException w:name="Table List 8" w:semiHidden="1" w:unhideWhenUsed="1"/>
+    <w:lsdException w:name="Table 3D effects 1" w:semiHidden="1" w:unhideWhenUsed="1"/>
+    <w:lsdException w:name="Table 3D effects 2" w:semiHidden="1" w:unhideWhenUsed="1"/>
+    <w:lsdException w:name="Table 3D effects 3" w:semiHidden="1" w:unhideWhenUsed="1"/>
+    <w:lsdException w:name="Table Contemporary" w:semiHidden="1" w:unhideWhenUsed="1"/>
+    <w:lsdException w:name="Table Elegant" w:semiHidden="1" w:unhideWhenUsed="1"/>
+    <w:lsdException w:name="Table Professional" w:semiHidden="1" w:unhideWhenUsed="1"/>
+    <w:lsdException w:name="Table Subtle 1" w:semiHidden="1" w:unhideWhenUsed="1"/>
+    <w:lsdException w:name="Table Subtle 2" w:semiHidden="1" w:unhideWhenUsed="1"/>
+    <w:lsdException w:name="Table Web 1" w:semiHidden="1" w:unhideWhenUsed="1"/>
+    <w:lsdException w:name="Table Web 2" w:semiHidden="1" w:unhideWhenUsed="1"/>
+    <w:lsdException w:name="Table Web 3" w:semiHidden="1" w:unhideWhenUsed="1"/>
+    <w:lsdException w:name="Balloon Text" w:semiHidden="1" w:unhideWhenUsed="1"/>
+    <w:lsdException w:name="Table Grid" w:uiPriority="39"/>
+    <w:lsdException w:name="Table Theme" w:semiHidden="1" w:unhideWhenUsed="1"/>
+    <w:lsdException w:name="Placeholder Text" w:semiHidden="1"/>
+    <w:lsdException w:name="No Spacing" w:uiPriority="1" w:qFormat="1"/>
+    <w:lsdException w:name="Light Shading" w:uiPriority="60"/>
+    <w:lsdException w:name="Light List" w:uiPriority="61"/>
+    <w:lsdException w:name="Light Grid" w:uiPriority="62"/>
+    <w:lsdException w:name="Medium Shading 1" w:uiPriority="63"/>
+    <w:lsdException w:name="Medium Shading 2" w:uiPriority="64"/>
+    <w:lsdException w:name="Medium List 1" w:uiPriority="65"/>
+    <w:lsdException w:name="Medium List 2" w:uiPriority="66"/>
+    <w:lsdException w:name="Medium Grid 1" w:uiPriority="67"/>
+    <w:lsdException w:name="Medium Grid 2" w:uiPriority="68"/>
+    <w:lsdException w:name="Medium Grid 3" w:uiPriority="69"/>
+    <w:lsdException w:name="Dark List" w:uiPriority="70"/>
+    <w:lsdException w:name="Colorful Shading" w:uiPriority="71"/>
+    <w:lsdException w:name="Colorful List" w:uiPriority="72"/>
+    <w:lsdException w:name="Colorful Grid" w:uiPriority="73"/>
+    <w:lsdException w:name="Light Shading Accent 1" w:uiPriority="60"/>
+    <w:lsdException w:name="Light List Accent 1" w:uiPriority="61"/>
+    <w:lsdException w:name="Light Grid Accent 1" w:uiPriority="62"/>
+    <w:lsdException w:name="Medium Shading 1 Accent 1" w:uiPriority="63"/>
+    <w:lsdException w:name="Medium Shading 2 Accent 1" w:uiPriority="64"/>
+    <w:lsdException w:name="Medium List 1 Accent 1" w:uiPriority="65"/>
+    <w:lsdException w:name="Revision" w:semiHidden="1"/>
+    <w:lsdException w:name="List Paragraph" w:uiPriority="34" w:qFormat="1"/>
+    <w:lsdException w:name="Quote" w:uiPriority="29" w:qFormat="1"/>
+    <w:lsdException w:name="Intense Quote" w:uiPriority="30" w:qFormat="1"/>
+    <w:lsdException w:name="Medium List 2 Accent 1" w:uiPriority="66"/>
+    <w:lsdException w:name="Medium Grid 1 Accent 1" w:uiPriority="67"/>
+    <w:lsdException w:name="Medium Grid 2 Accent 1" w:uiPriority="68"/>
+    <w:lsdException w:name="Medium Grid 3 Accent 1" w:uiPriority="69"/>
+    <w:lsdException w:name="Dark List Accent 1" w:uiPriority="70"/>
+    <w:lsdException w:name="Colorful Shading Accent 1" w:uiPriority="71"/>
+    <w:lsdException w:name="Colorful List Accent 1" w:uiPriority="72"/>
+    <w:lsdException w:name="Colorful Grid Accent 1" w:uiPriority="73"/>
+    <w:lsdException w:name="Light Shading Accent 2" w:uiPriority="60"/>
+    <w:lsdException w:name="Light List Accent 2" w:uiPriority="61"/>
+    <w:lsdException w:name="Light Grid Accent 2" w:uiPriority="62"/>
+    <w:lsdException w:name="Medium Shading 1 Accent 2" w:uiPriority="63"/>
+    <w:lsdException w:name="Medium Shading 2 Accent 2" w:uiPriority="64"/>
+    <w:lsdException w:name="Medium List 1 Accent 2" w:uiPriority="65"/>
+    <w:lsdException w:name="Medium List 2 Accent 2" w:uiPriority="66"/>
+    <w:lsdException w:name="Medium Grid 1 Accent 2" w:uiPriority="67"/>
+    <w:lsdException w:name="Medium Grid 2 Accent 2" w:uiPriority="68"/>
+    <w:lsdException w:name="Medium Grid 3 Accent 2" w:uiPriority="69"/>
+    <w:lsdException w:name="Dark List Accent 2" w:uiPriority="70"/>
+    <w:lsdException w:name="Colorful Shading Accent 2" w:uiPriority="71"/>
+    <w:lsdException w:name="Colorful List Accent 2" w:uiPriority="72"/>
+    <w:lsdException w:name="Colorful Grid Accent 2" w:uiPriority="73"/>
+    <w:lsdException w:name="Light Shading Accent 3" w:uiPriority="60"/>
+    <w:lsdException w:name="Light List Accent 3" w:uiPriority="61"/>
+    <w:lsdException w:name="Light Grid Accent 3" w:uiPriority="62"/>
+    <w:lsdException w:name="Medium Shading 1 Accent 3" w:uiPriority="63"/>
+    <w:lsdException w:name="Medium Shading 2 Accent 3" w:uiPriority="64"/>
+    <w:lsdException w:name="Medium List 1 Accent 3" w:uiPriority="65"/>
+    <w:lsdException w:name="Medium List 2 Accent 3" w:uiPriority="66"/>
+    <w:lsdException w:name="Medium Grid 1 Accent 3" w:uiPriority="67"/>
+    <w:lsdException w:name="Medium Grid 2 Accent 3" w:uiPriority="68"/>
+    <w:lsdException w:name="Medium Grid 3 Accent 3" w:uiPriority="69"/>
+    <w:lsdException w:name="Dark List Accent 3" w:uiPriority="70"/>
+    <w:lsdException w:name="Colorful Shading Accent 3" w:uiPriority="71"/>
+    <w:lsdException w:name="Colorful List Accent 3" w:uiPriority="72"/>
+    <w:lsdException w:name="Colorful Grid Accent 3" w:uiPriority="73"/>
+    <w:lsdException w:name="Light Shading Accent 4" w:uiPriority="60"/>
+    <w:lsdException w:name="Light List Accent 4" w:uiPriority="61"/>
+    <w:lsdException w:name="Light Grid Accent 4" w:uiPriority="62"/>
+    <w:lsdException w:name="Medium Shading 1 Accent 4" w:uiPriority="63"/>
+    <w:lsdException w:name="Medium Shading 2 Accent 4" w:uiPriority="64"/>
+    <w:lsdException w:name="Medium List 1 Accent 4" w:uiPriority="65"/>
+    <w:lsdException w:name="Medium List 2 Accent 4" w:uiPriority="66"/>
+    <w:lsdException w:name="Medium Grid 1 Accent 4" w:uiPriority="67"/>
+    <w:lsdException w:name="Medium Grid 2 Accent 4" w:uiPriority="68"/>
+    <w:lsdException w:name="Medium Grid 3 Accent 4" w:uiPriority="69"/>
+    <w:lsdException w:name="Dark List Accent 4" w:uiPriority="70"/>
+    <w:lsdException w:name="Colorful Shading Accent 4" w:uiPriority="71"/>
+    <w:lsdException w:name="Colorful List Accent 4" w:uiPriority="72"/>
+    <w:lsdException w:name="Colorful Grid Accent 4" w:uiPriority="73"/>
+    <w:lsdException w:name="Light Shading Accent 5" w:uiPriority="60"/>
+    <w:lsdException w:name="Light List Accent 5" w:uiPriority="61"/>
+    <w:lsdException w:name="Light Grid Accent 5" w:uiPriority="62"/>
+    <w:lsdException w:name="Medium Shading 1 Accent 5" w:uiPriority="63"/>
+    <w:lsdException w:name="Medium Shading 2 Accent 5" w:uiPriority="64"/>
+    <w:lsdException w:name="Medium List 1 Accent 5" w:uiPriority="65"/>
+    <w:lsdException w:name="Medium List 2 Accent 5" w:uiPriority="66"/>
+    <w:lsdException w:name="Medium Grid 1 Accent 5" w:uiPriority="67"/>
+    <w:lsdException w:name="Medium Grid 2 Accent 5" w:uiPriority="68"/>
+    <w:lsdException w:name="Medium Grid 3 Accent 5" w:uiPriority="69"/>
+    <w:lsdException w:name="Dark List Accent 5" w:uiPriority="70"/>
+    <w:lsdException w:name="Colorful Shading Accent 5" w:uiPriority="71"/>
+    <w:lsdException w:name="Colorful List Accent 5" w:uiPriority="72"/>
+    <w:lsdException w:name="Colorful Grid Accent 5" w:uiPriority="73"/>
+    <w:lsdException w:name="Light Shading Accent 6" w:uiPriority="60"/>
+    <w:lsdException w:name="Light List Accent 6" w:uiPriority="61"/>
+    <w:lsdException w:name="Light Grid Accent 6" w:uiPriority="62"/>
+    <w:lsdException w:name="Medium Shading 1 Accent 6" w:uiPriority="63"/>
+    <w:lsdException w:name="Medium Shading 2 Accent 6" w:uiPriority="64"/>
+    <w:lsdException w:name="Medium List 1 Accent 6" w:uiPriority="65"/>
+    <w:lsdException w:name="Medium List 2 Accent 6" w:uiPriority="66"/>
+    <w:lsdException w:name="Medium Grid 1 Accent 6" w:uiPriority="67"/>
+    <w:lsdException w:name="Medium Grid 2 Accent 6" w:uiPriority="68"/>
+    <w:lsdException w:name="Medium Grid 3 Accent 6" w:uiPriority="69"/>
+    <w:lsdException w:name="Dark List Accent 6" w:uiPriority="70"/>
+    <w:lsdException w:name="Colorful Shading Accent 6" w:uiPriority="71"/>
+    <w:lsdException w:name="Colorful List Accent 6" w:uiPriority="72"/>
+    <w:lsdException w:name="Colorful Grid Accent 6" w:uiPriority="73"/>
+    <w:lsdException w:name="Subtle Emphasis" w:uiPriority="19" w:qFormat="1"/>
+    <w:lsdException w:name="Intense Emphasis" w:uiPriority="21" w:qFormat="1"/>
+    <w:lsdException w:name="Subtle Reference" w:uiPriority="31" w:qFormat="1"/>
+    <w:lsdException w:name="Intense Reference" w:uiPriority="32" w:qFormat="1"/>
+    <w:lsdException w:name="Book Title" w:uiPriority="33" w:qFormat="1"/>
+    <w:lsdException w:name="Bibliography" w:semiHidden="1" w:uiPriority="37" w:unhideWhenUsed="1"/>
+    <w:lsdException w:name="TOC Heading" w:semiHidden="1" w:uiPriority="39" w:unhideWhenUsed="1" w:qFormat="1"/>
+    <w:lsdException w:name="Plain Table 1" w:uiPriority="41"/>
+    <w:lsdException w:name="Plain Table 2" w:uiPriority="42"/>
+    <w:lsdException w:name="Plain Table 3" w:uiPriority="43"/>
+    <w:lsdException w:name="Plain Table 4" w:uiPriority="44"/>
+    <w:lsdException w:name="Plain Table 5" w:uiPriority="45"/>
+    <w:lsdException w:name="Grid Table Light" w:uiPriority="40"/>
+    <w:lsdException w:name="Grid Table 1 Light" w:uiPriority="46"/>
+    <w:lsdException w:name="Grid Table 2" w:uiPriority="47"/>
+    <w:lsdException w:name="Grid Table 3" w:uiPriority="48"/>
+    <w:lsdException w:name="Grid Table 4" w:uiPriority="49"/>
+    <w:lsdException w:name="Grid Table 5 Dark" w:uiPriority="50"/>
+    <w:lsdException w:name="Grid Table 6 Colorful" w:uiPriority="51"/>
+    <w:lsdException w:name="Grid Table 7 Colorful" w:uiPriority="52"/>
+    <w:lsdException w:name="Grid Table 1 Light Accent 1" w:uiPriority="46"/>
+    <w:lsdException w:name="Grid Table 2 Accent 1" w:uiPriority="47"/>
+    <w:lsdException w:name="Grid Table 3 Accent 1" w:uiPriority="48"/>
+    <w:lsdException w:name="Grid Table 4 Accent 1" w:uiPriority="49"/>
+    <w:lsdException w:name="Grid Table 5 Dark Accent 1" w:uiPriority="50"/>
+    <w:lsdException w:name="Grid Table 6 Colorful Accent 1" w:uiPriority="51"/>
+    <w:lsdException w:name="Grid Table 7 Colorful Accent 1" w:uiPriority="52"/>
+    <w:lsdException w:name="Grid Table 1 Light Accent 2" w:uiPriority="46"/>
+    <w:lsdException w:name="Grid Table 2 Accent 2" w:uiPriority="47"/>
+    <w:lsdException w:name="Grid Table 3 Accent 2" w:uiPriority="48"/>
+    <w:lsdException w:name="Grid Table 4 Accent 2" w:uiPriority="49"/>
+    <w:lsdException w:name="Grid Table 5 Dark Accent 2" w:uiPriority="50"/>
+    <w:lsdException w:name="Grid Table 6 Colorful Accent 2" w:uiPriority="51"/>
+    <w:lsdException w:name="Grid Table 7 Colorful Accent 2" w:uiPriority="52"/>
+    <w:lsdException w:name="Grid Table 1 Light Accent 3" w:uiPriority="46"/>
+    <w:lsdException w:name="Grid Table 2 Accent 3" w:uiPriority="47"/>
+    <w:lsdException w:name="Grid Table 3 Accent 3" w:uiPriority="48"/>
+    <w:lsdException w:name="Grid Table 4 Accent 3" w:uiPriority="49"/>
+    <w:lsdException w:name="Grid Table 5 Dark Accent 3" w:uiPriority="50"/>
+    <w:lsdException w:name="Grid Table 6 Colorful Accent 3" w:uiPriority="51"/>
+    <w:lsdException w:name="Grid Table 7 Colorful Accent 3" w:uiPriority="52"/>
+    <w:lsdException w:name="Grid Table 1 Light Accent 4" w:uiPriority="46"/>
+    <w:lsdException w:name="Grid Table 2 Accent 4" w:uiPriority="47"/>
+    <w:lsdException w:name="Grid Table 3 Accent 4" w:uiPriority="48"/>
+    <w:lsdException w:name="Grid Table 4 Accent 4" w:uiPriority="49"/>
+    <w:lsdException w:name="Grid Table 5 Dark Accent 4" w:uiPriority="50"/>
+    <w:lsdException w:name="Grid Table 6 Colorful Accent 4" w:uiPriority="51"/>
+    <w:lsdException w:name="Grid Table 7 Colorful Accent 4" w:uiPriority="52"/>
+    <w:lsdException w:name="Grid Table 1 Light Accent 5" w:uiPriority="46"/>
+    <w:lsdException w:name="Grid Table 2 Accent 5" w:uiPriority="47"/>
+    <w:lsdException w:name="Grid Table 3 Accent 5" w:uiPriority="48"/>
+    <w:lsdException w:name="Grid Table 4 Accent 5" w:uiPriority="49"/>
+    <w:lsdException w:name="Grid Table 5 Dark Accent 5" w:uiPriority="50"/>
+    <w:lsdException w:name="Grid Table 6 Colorful Accent 5" w:uiPriority="51"/>
+    <w:lsdException w:name="Grid Table 7 Colorful Accent 5" w:uiPriority="52"/>
+    <w:lsdException w:name="Grid Table 1 Light Accent 6" w:uiPriority="46"/>
+    <w:lsdException w:name="Grid Table 2 Accent 6" w:uiPriority="47"/>
+    <w:lsdException w:name="Grid Table 3 Accent 6" w:uiPriority="48"/>
+    <w:lsdException w:name="Grid Table 4 Accent 6" w:uiPriority="49"/>
+    <w:lsdException w:name="Grid Table 5 Dark Accent 6" w:uiPriority="50"/>
+    <w:lsdException w:name="Grid Table 6 Colorful Accent 6" w:uiPriority="51"/>
+    <w:lsdException w:name="Grid Table 7 Colorful Accent 6" w:uiPriority="52"/>
+    <w:lsdException w:name="List Table 1 Light" w:uiPriority="46"/>
+    <w:lsdException w:name="List Table 2" w:uiPriority="47"/>
+    <w:lsdException w:name="List Table 3" w:uiPriority="48"/>
+    <w:lsdException w:name="List Table 4" w:uiPriority="49"/>
+    <w:lsdException w:name="List Table 5 Dark" w:uiPriority="50"/>
+    <w:lsdException w:name="List Table 6 Colorful" w:uiPriority="51"/>
+    <w:lsdException w:name="List Table 7 Colorful" w:uiPriority="52"/>
+    <w:lsdException w:name="List Table 1 Light Accent 1" w:uiPriority="46"/>
+    <w:lsdException w:name="List Table 2 Accent 1" w:uiPriority="47"/>
+    <w:lsdException w:name="List Table 3 Accent 1" w:uiPriority="48"/>
+    <w:lsdException w:name="List Table 4 Accent 1" w:uiPriority="49"/>
+    <w:lsdException w:name="List Table 5 Dark Accent 1" w:uiPriority="50"/>
+    <w:lsdException w:name="List Table 6 Colorful Accent 1" w:uiPriority="51"/>
+    <w:lsdException w:name="List Table 7 Colorful Accent 1" w:uiPriority="52"/>
+    <w:lsdException w:name="List Table 1 Light Accent 2" w:uiPriority="46"/>
+    <w:lsdException w:name="List Table 2 Accent 2" w:uiPriority="47"/>
+    <w:lsdException w:name="List Table 3 Accent 2" w:uiPriority="48"/>
+    <w:lsdException w:name="List Table 4 Accent 2" w:uiPriority="49"/>
+    <w:lsdException w:name="List Table 5 Dark Accent 2" w:uiPriority="50"/>
+    <w:lsdException w:name="List Table 6 Colorful Accent 2" w:uiPriority="51"/>
+    <w:lsdException w:name="List Table 7 Colorful Accent 2" w:uiPriority="52"/>
+    <w:lsdException w:name="List Table 1 Light Accent 3" w:uiPriority="46"/>
+    <w:lsdException w:name="List Table 2 Accent 3" w:uiPriority="47"/>
+    <w:lsdException w:name="List Table 3 Accent 3" w:uiPriority="48"/>
+    <w:lsdException w:name="List Table 4 Accent 3" w:uiPriority="49"/>
+    <w:lsdException w:name="List Table 5 Dark Accent 3" w:uiPriority="50"/>
+    <w:lsdException w:name="List Table 6 Colorful Accent 3" w:uiPriority="51"/>
+    <w:lsdException w:name="List Table 7 Colorful Accent 3" w:uiPriority="52"/>
+    <w:lsdException w:name="List Table 1 Light Accent 4" w:uiPriority="46"/>
+    <w:lsdException w:name="List Table 2 Accent 4" w:uiPriority="47"/>
+    <w:lsdException w:name="List Table 3 Accent 4" w:uiPriority="48"/>
+    <w:lsdException w:name="List Table 4 Accent 4" w:uiPriority="49"/>
+    <w:lsdException w:name="List Table 5 Dark Accent 4" w:uiPriority="50"/>
+    <w:lsdException w:name="List Table 6 Colorful Accent 4" w:uiPriority="51"/>
+    <w:lsdException w:name="List Table 7 Colorful Accent 4" w:uiPriority="52"/>
+    <w:lsdException w:name="List Table 1 Light Accent 5" w:uiPriority="46"/>
+    <w:lsdException w:name="List Table 2 Accent 5" w:uiPriority="47"/>
+    <w:lsdException w:name="List Table 3 Accent 5" w:uiPriority="48"/>
+    <w:lsdException w:name="List Table 4 Accent 5" w:uiPriority="49"/>
+    <w:lsdException w:name="List Table 5 Dark Accent 5" w:uiPriority="50"/>
+    <w:lsdException w:name="List Table 6 Colorful Accent 5" w:uiPriority="51"/>
+    <w:lsdException w:name="List Table 7 Colorful Accent 5" w:uiPriority="52"/>
+    <w:lsdException w:name="List Table 1 Light Accent 6" w:uiPriority="46"/>
+    <w:lsdException w:name="List Table 2 Accent 6" w:uiPriority="47"/>
+    <w:lsdException w:name="List Table 3 Accent 6" w:uiPriority="48"/>
+    <w:lsdException w:name="List Table 4 Accent 6" w:uiPriority="49"/>
+    <w:lsdException w:name="List Table 5 Dark Accent 6" w:uiPriority="50"/>
+    <w:lsdException w:name="List Table 6 Colorful Accent 6" w:uiPriority="51"/>
+    <w:lsdException w:name="List Table 7 Colorful Accent 6" w:uiPriority="52"/>
+    <w:lsdException w:name="Mention" w:semiHidden="1" w:unhideWhenUsed="1"/>
+    <w:lsdException w:name="Smart Hyperlink" w:semiHidden="1" w:unhideWhenUsed="1"/>
+    <w:lsdException w:name="Hashtag" w:semiHidden="1" w:unhideWhenUsed="1"/>
+    <w:lsdException w:name="Unresolved Mention" w:semiHidden="1" w:unhideWhenUsed="1"/>
+    <w:lsdException w:name="Smart Link" w:semiHidden="1" w:unhideWhenUsed="1"/>
+  </w:latentStyles>
+  <w:style w:type="paragraph" w:default="1" w:styleId="Normal">
+    <w:name w:val="Normal"/>
+    <w:qFormat/>
+  </w:style>
+  <w:style w:type="paragraph" w:styleId="Ttulo1">
+    <w:name w:val="heading 1"/>
+    <w:basedOn w:val="Normal"/>
+    <w:next w:val="Normal"/>
+    <w:uiPriority w:val="9"/>
+    <w:qFormat/>
+    <w:pPr>
+      <w:keepNext/>
+      <w:keepLines/>
+      <w:spacing w:before="240" w:after="0"/>
+      <w:outlineLvl w:val="0"/>
+    </w:pPr>
+    <w:rPr>
+      <w:color w:val="2E75B5"/>
+      <w:sz w:val="32"/>
+      <w:szCs w:val="32"/>
+    </w:rPr>
+  </w:style>
+  <w:style w:type="paragraph" w:styleId="Ttulo2">
+    <w:name w:val="heading 2"/>
+    <w:basedOn w:val="Normal"/>
+    <w:next w:val="Normal"/>
+    <w:uiPriority w:val="9"/>
+    <w:semiHidden/>
+    <w:unhideWhenUsed/>
+    <w:qFormat/>
+    <w:pPr>
+      <w:keepNext/>
+      <w:keepLines/>
+      <w:spacing w:before="40" w:after="0"/>
+      <w:outlineLvl w:val="1"/>
+    </w:pPr>
+    <w:rPr>
+      <w:color w:val="2E75B5"/>
+      <w:sz w:val="26"/>
+      <w:szCs w:val="26"/>
+    </w:rPr>
+  </w:style>
+  <w:style w:type="paragraph" w:styleId="Ttulo3">
+    <w:name w:val="heading 3"/>
+    <w:basedOn w:val="Normal"/>
+    <w:next w:val="Normal"/>
+    <w:uiPriority w:val="9"/>
+    <w:semiHidden/>
+    <w:unhideWhenUsed/>
+    <w:qFormat/>
+    <w:pPr>
+      <w:keepNext/>
+      <w:keepLines/>
+      <w:spacing w:before="40" w:after="0"/>
+      <w:outlineLvl w:val="2"/>
+    </w:pPr>
+    <w:rPr>
+      <w:color w:val="1E4D78"/>
+      <w:sz w:val="24"/>
+      <w:szCs w:val="24"/>
+    </w:rPr>
+  </w:style>
+  <w:style w:type="paragraph" w:styleId="Ttulo4">
+    <w:name w:val="heading 4"/>
+    <w:basedOn w:val="Normal"/>
+    <w:next w:val="Normal"/>
+    <w:uiPriority w:val="9"/>
+    <w:semiHidden/>
+    <w:unhideWhenUsed/>
+    <w:qFormat/>
+    <w:pPr>
+      <w:keepNext/>
+      <w:keepLines/>
+      <w:spacing w:before="240" w:after="40"/>
+      <w:outlineLvl w:val="3"/>
+    </w:pPr>
+    <w:rPr>
+      <w:b/>
+      <w:bCs/>
+      <w:sz w:val="24"/>
+      <w:szCs w:val="24"/>
+    </w:rPr>
+  </w:style>
+  <w:style w:type="paragraph" w:styleId="Ttulo5">
+    <w:name w:val="heading 5"/>
+    <w:basedOn w:val="Normal"/>
+    <w:next w:val="Normal"/>
+    <w:uiPriority w:val="9"/>
+    <w:semiHidden/>
+    <w:unhideWhenUsed/>
+    <w:qFormat/>
+    <w:pPr>
+      <w:keepNext/>
+      <w:keepLines/>
+      <w:spacing w:before="220" w:after="40"/>
+      <w:outlineLvl w:val="4"/>
+    </w:pPr>
+    <w:rPr>
+      <w:b/>
+      <w:bCs/>
+    </w:rPr>
+  </w:style>
+  <w:style w:type="paragraph" w:styleId="Ttulo6">
+    <w:name w:val="heading 6"/>
+    <w:basedOn w:val="Normal"/>
+    <w:next w:val="Normal"/>
+    <w:uiPriority w:val="9"/>
+    <w:semiHidden/>
+    <w:unhideWhenUsed/>
+    <w:qFormat/>
+    <w:pPr>
+      <w:keepNext/>
+      <w:keepLines/>
+      <w:spacing w:before="200" w:after="40"/>
+      <w:outlineLvl w:val="5"/>
+    </w:pPr>
+    <w:rPr>
+      <w:b/>
+      <w:bCs/>
+      <w:sz w:val="20"/>
+      <w:szCs w:val="20"/>
+    </w:rPr>
+  </w:style>
+  <w:style w:type="character" w:default="1" w:styleId="Fuentedeprrafopredeter">
+    <w:name w:val="Default Paragraph Font"/>
+    <w:uiPriority w:val="1"/>
+    <w:semiHidden/>
+    <w:unhideWhenUsed/>
+  </w:style>
+  <w:style w:type="table" w:default="1" w:styleId="Tablanormal">
+    <w:name w:val="Normal Table"/>
+    <w:uiPriority w:val="99"/>
+    <w:semiHidden/>
+    <w:unhideWhenUsed/>
+    <w:tblPr>
+      <w:tblInd w:w="0" w:type="dxa"/>
+      <w:tblCellMar>
+        <w:top w:w="0" w:type="dxa"/>
+        <w:left w:w="108" w:type="dxa"/>
+        <w:bottom w:w="0" w:type="dxa"/>
+        <w:right w:w="108" w:type="dxa"/>
+      </w:tblCellMar>
+    </w:tblPr>
+  </w:style>
+  <w:style w:type="numbering" w:default="1" w:styleId="Sinlista">
+    <w:name w:val="No List"/>
+    <w:uiPriority w:val="99"/>
+    <w:semiHidden/>
+    <w:unhideWhenUsed/>
+  </w:style>
+  <w:style w:type="table" w:customStyle="1" w:styleId="TableNormal">
     <w:name w:val="TableNormal"/>
     <w:tblPr>
       <w:tblCellMar>
-        <w:top w:w="100.0" w:type="dxa"/>
-        <w:left w:w="100.0" w:type="dxa"/>
-        <w:bottom w:w="100.0" w:type="dxa"/>
-        <w:right w:w="100.0" w:type="dxa"/>
+        <w:top w:w="100" w:type="dxa"/>
+        <w:left w:w="100" w:type="dxa"/>
+        <w:bottom w:w="100" w:type="dxa"/>
+        <w:right w:w="100" w:type="dxa"/>
       </w:tblCellMar>
     </w:tblPr>
   </w:style>
-  <w:style w:type="paragraph" w:styleId="Normal" w:default="1">
-    <w:name w:val="normal"/>
-  </w:style>
-  <w:style w:type="paragraph" w:styleId="Heading1">
-    <w:name w:val="heading 1"/>
-    <w:basedOn w:val="Normal"/>
-    <w:next w:val="Normal"/>
-    <w:pPr>
-      <w:keepNext w:val="1"/>
-      <w:keepLines w:val="1"/>
-      <w:spacing w:after="0" w:before="240" w:lineRule="auto"/>
-    </w:pPr>
-    <w:rPr>
-      <w:rFonts w:ascii="Calibri" w:cs="Calibri" w:eastAsia="Calibri" w:hAnsi="Calibri"/>
-      <w:color w:val="2e75b5"/>
-      <w:sz w:val="32"/>
-      <w:szCs w:val="32"/>
-    </w:rPr>
-  </w:style>
-  <w:style w:type="paragraph" w:styleId="Heading2">
-    <w:name w:val="heading 2"/>
-    <w:basedOn w:val="Normal"/>
-    <w:next w:val="Normal"/>
-    <w:pPr>
-      <w:keepNext w:val="1"/>
-      <w:keepLines w:val="1"/>
-      <w:spacing w:after="0" w:before="40" w:lineRule="auto"/>
-    </w:pPr>
-    <w:rPr>
-      <w:rFonts w:ascii="Calibri" w:cs="Calibri" w:eastAsia="Calibri" w:hAnsi="Calibri"/>
-      <w:color w:val="2e75b5"/>
-      <w:sz w:val="26"/>
-      <w:szCs w:val="26"/>
-    </w:rPr>
-  </w:style>
-  <w:style w:type="paragraph" w:styleId="Heading3">
-    <w:name w:val="heading 3"/>
-    <w:basedOn w:val="Normal"/>
-    <w:next w:val="Normal"/>
-    <w:pPr>
-      <w:keepNext w:val="1"/>
-      <w:keepLines w:val="1"/>
-      <w:spacing w:after="0" w:before="40" w:lineRule="auto"/>
-    </w:pPr>
-    <w:rPr>
-      <w:rFonts w:ascii="Calibri" w:cs="Calibri" w:eastAsia="Calibri" w:hAnsi="Calibri"/>
-      <w:color w:val="1e4d78"/>
-      <w:sz w:val="24"/>
-      <w:szCs w:val="24"/>
-    </w:rPr>
-  </w:style>
-  <w:style w:type="paragraph" w:styleId="Heading4">
-    <w:name w:val="heading 4"/>
-    <w:basedOn w:val="Normal"/>
-    <w:next w:val="Normal"/>
-    <w:pPr>
-      <w:keepNext w:val="1"/>
-      <w:keepLines w:val="1"/>
-      <w:pageBreakBefore w:val="0"/>
-      <w:spacing w:after="40" w:before="240" w:lineRule="auto"/>
-    </w:pPr>
-    <w:rPr>
-      <w:b w:val="1"/>
-      <w:bCs w:val="1"/>
-      <w:sz w:val="24"/>
-      <w:szCs w:val="24"/>
-    </w:rPr>
-  </w:style>
-  <w:style w:type="paragraph" w:styleId="Heading5">
-    <w:name w:val="heading 5"/>
-    <w:basedOn w:val="Normal"/>
-    <w:next w:val="Normal"/>
-    <w:pPr>
-      <w:keepNext w:val="1"/>
-      <w:keepLines w:val="1"/>
-      <w:pageBreakBefore w:val="0"/>
-      <w:spacing w:after="40" w:before="220" w:lineRule="auto"/>
-    </w:pPr>
-    <w:rPr>
-      <w:b w:val="1"/>
-      <w:bCs w:val="1"/>
-      <w:sz w:val="22"/>
-      <w:szCs w:val="22"/>
-    </w:rPr>
-  </w:style>
-  <w:style w:type="paragraph" w:styleId="Heading6">
-    <w:name w:val="heading 6"/>
-    <w:basedOn w:val="Normal"/>
-    <w:next w:val="Normal"/>
-    <w:pPr>
-      <w:keepNext w:val="1"/>
-      <w:keepLines w:val="1"/>
-      <w:pageBreakBefore w:val="0"/>
-      <w:spacing w:after="40" w:before="200" w:lineRule="auto"/>
-    </w:pPr>
-    <w:rPr>
-      <w:b w:val="1"/>
-      <w:bCs w:val="1"/>
-      <w:sz w:val="20"/>
-      <w:szCs w:val="20"/>
-    </w:rPr>
-  </w:style>
-  <w:style w:type="paragraph" w:styleId="Title">
+  <w:style w:type="paragraph" w:styleId="Ttulo">
     <w:name w:val="Title"/>
     <w:basedOn w:val="Normal"/>
     <w:next w:val="Normal"/>
+    <w:uiPriority w:val="10"/>
+    <w:qFormat/>
     <w:pPr>
       <w:spacing w:after="0" w:line="240" w:lineRule="auto"/>
     </w:pPr>
     <w:rPr>
-      <w:rFonts w:ascii="Calibri" w:cs="Calibri" w:eastAsia="Calibri" w:hAnsi="Calibri"/>
       <w:sz w:val="56"/>
       <w:szCs w:val="56"/>
     </w:rPr>
   </w:style>
-  <w:style w:type="table" w:styleId="TableNormal" w:default="1">
+  <w:style w:type="table" w:customStyle="1" w:styleId="TableNormal0">
     <w:name w:val="TableNormal"/>
     <w:tblPr>
       <w:tblCellMar>
-        <w:top w:w="100.0" w:type="dxa"/>
-        <w:left w:w="100.0" w:type="dxa"/>
-        <w:bottom w:w="100.0" w:type="dxa"/>
-        <w:right w:w="100.0" w:type="dxa"/>
+        <w:top w:w="100" w:type="dxa"/>
+        <w:left w:w="100" w:type="dxa"/>
+        <w:bottom w:w="100" w:type="dxa"/>
+        <w:right w:w="100" w:type="dxa"/>
       </w:tblCellMar>
     </w:tblPr>
-  </w:style>
-  <w:style w:type="paragraph" w:styleId="Normal" w:default="1">
-    <w:name w:val="normal"/>
-  </w:style>
-  <w:style w:type="character" w:styleId="Fuentedeprrafopredeter" w:default="1">
-    <w:name w:val="Default Paragraph Font"/>
-    <w:uiPriority w:val="1"/>
-    <w:semiHidden w:val="1"/>
-    <w:unhideWhenUsed w:val="1"/>
-  </w:style>
-  <w:style w:type="table" w:styleId="Tablanormal" w:default="1">
-    <w:name w:val="Normal Table"/>
-    <w:uiPriority w:val="99"/>
-    <w:semiHidden w:val="1"/>
-    <w:unhideWhenUsed w:val="1"/>
-    <w:tblPr>
-      <w:tblInd w:w="0.0" w:type="dxa"/>
-      <w:tblCellMar>
-        <w:top w:w="0.0" w:type="dxa"/>
-        <w:left w:w="108.0" w:type="dxa"/>
-        <w:bottom w:w="0.0" w:type="dxa"/>
-        <w:right w:w="108.0" w:type="dxa"/>
-      </w:tblCellMar>
-    </w:tblPr>
-  </w:style>
-  <w:style w:type="numbering" w:styleId="Sinlista" w:default="1">
-    <w:name w:val="No List"/>
-    <w:uiPriority w:val="99"/>
-    <w:semiHidden w:val="1"/>
-    <w:unhideWhenUsed w:val="1"/>
   </w:style>
   <w:style w:type="paragraph" w:styleId="Sinespaciado">
     <w:name w:val="No Spacing"/>
     <w:link w:val="SinespaciadoCar"/>
     <w:uiPriority w:val="1"/>
-    <w:qFormat w:val="1"/>
+    <w:qFormat/>
     <w:rsid w:val="00E73CFF"/>
     <w:pPr>
       <w:spacing w:after="0" w:line="240" w:lineRule="auto"/>
     </w:pPr>
     <w:rPr>
       <w:rFonts w:eastAsiaTheme="minorEastAsia"/>
-      <w:lang w:eastAsia="es-CL"/>
     </w:rPr>
   </w:style>
-  <w:style w:type="character" w:styleId="SinespaciadoCar" w:customStyle="1">
+  <w:style w:type="character" w:customStyle="1" w:styleId="SinespaciadoCar">
     <w:name w:val="Sin espaciado Car"/>
     <w:basedOn w:val="Fuentedeprrafopredeter"/>
     <w:link w:val="Sinespaciado"/>
@@ -2435,14 +2968,13 @@
       <w:lang w:eastAsia="es-CL"/>
     </w:rPr>
   </w:style>
-  <w:style w:type="character" w:styleId="TtuloCar" w:customStyle="1">
+  <w:style w:type="character" w:customStyle="1" w:styleId="TtuloCar">
     <w:name w:val="Título Car"/>
     <w:basedOn w:val="Fuentedeprrafopredeter"/>
-    <w:link w:val="Ttulo"/>
     <w:uiPriority w:val="10"/>
     <w:rsid w:val="00E73CFF"/>
     <w:rPr>
-      <w:rFonts w:asciiTheme="majorHAnsi" w:cstheme="majorBidi" w:eastAsiaTheme="majorEastAsia" w:hAnsiTheme="majorHAnsi"/>
+      <w:rFonts w:asciiTheme="majorHAnsi" w:eastAsiaTheme="majorEastAsia" w:hAnsiTheme="majorHAnsi" w:cstheme="majorBidi"/>
       <w:spacing w:val="-10"/>
       <w:kern w:val="28"/>
       <w:sz w:val="56"/>
@@ -2459,12 +2991,12 @@
     </w:pPr>
     <w:tblPr>
       <w:tblBorders>
-        <w:top w:color="auto" w:space="0" w:sz="4" w:val="single"/>
-        <w:left w:color="auto" w:space="0" w:sz="4" w:val="single"/>
-        <w:bottom w:color="auto" w:space="0" w:sz="4" w:val="single"/>
-        <w:right w:color="auto" w:space="0" w:sz="4" w:val="single"/>
-        <w:insideH w:color="auto" w:space="0" w:sz="4" w:val="single"/>
-        <w:insideV w:color="auto" w:space="0" w:sz="4" w:val="single"/>
+        <w:top w:val="single" w:sz="4" w:space="0" w:color="auto"/>
+        <w:left w:val="single" w:sz="4" w:space="0" w:color="auto"/>
+        <w:bottom w:val="single" w:sz="4" w:space="0" w:color="auto"/>
+        <w:right w:val="single" w:sz="4" w:space="0" w:color="auto"/>
+        <w:insideH w:val="single" w:sz="4" w:space="0" w:color="auto"/>
+        <w:insideV w:val="single" w:sz="4" w:space="0" w:color="auto"/>
       </w:tblBorders>
     </w:tblPr>
   </w:style>
@@ -2472,7 +3004,7 @@
     <w:name w:val="header"/>
     <w:basedOn w:val="Normal"/>
     <w:link w:val="EncabezadoCar"/>
-    <w:unhideWhenUsed w:val="1"/>
+    <w:unhideWhenUsed/>
     <w:rsid w:val="00DF38AE"/>
     <w:pPr>
       <w:tabs>
@@ -2482,7 +3014,7 @@
       <w:spacing w:after="0" w:line="240" w:lineRule="auto"/>
     </w:pPr>
   </w:style>
-  <w:style w:type="character" w:styleId="EncabezadoCar" w:customStyle="1">
+  <w:style w:type="character" w:customStyle="1" w:styleId="EncabezadoCar">
     <w:name w:val="Encabezado Car"/>
     <w:basedOn w:val="Fuentedeprrafopredeter"/>
     <w:link w:val="Encabezado"/>
@@ -2493,7 +3025,7 @@
     <w:basedOn w:val="Normal"/>
     <w:link w:val="PiedepginaCar"/>
     <w:uiPriority w:val="99"/>
-    <w:unhideWhenUsed w:val="1"/>
+    <w:unhideWhenUsed/>
     <w:rsid w:val="00DF38AE"/>
     <w:pPr>
       <w:tabs>
@@ -2503,14 +3035,14 @@
       <w:spacing w:after="0" w:line="240" w:lineRule="auto"/>
     </w:pPr>
   </w:style>
-  <w:style w:type="character" w:styleId="PiedepginaCar" w:customStyle="1">
+  <w:style w:type="character" w:customStyle="1" w:styleId="PiedepginaCar">
     <w:name w:val="Pie de página Car"/>
     <w:basedOn w:val="Fuentedeprrafopredeter"/>
     <w:link w:val="Piedepgina"/>
     <w:uiPriority w:val="99"/>
     <w:rsid w:val="00DF38AE"/>
   </w:style>
-  <w:style w:type="table" w:styleId="Tablanormal11" w:customStyle="1">
+  <w:style w:type="table" w:customStyle="1" w:styleId="Tablanormal11">
     <w:name w:val="Tabla normal 11"/>
     <w:basedOn w:val="Tablanormal"/>
     <w:uiPriority w:val="41"/>
@@ -2522,54 +3054,54 @@
       <w:tblStyleRowBandSize w:val="1"/>
       <w:tblStyleColBandSize w:val="1"/>
       <w:tblBorders>
-        <w:top w:color="bfbfbf" w:space="0" w:sz="4" w:themeColor="background1" w:themeShade="0000BF" w:val="single"/>
-        <w:left w:color="bfbfbf" w:space="0" w:sz="4" w:themeColor="background1" w:themeShade="0000BF" w:val="single"/>
-        <w:bottom w:color="bfbfbf" w:space="0" w:sz="4" w:themeColor="background1" w:themeShade="0000BF" w:val="single"/>
-        <w:right w:color="bfbfbf" w:space="0" w:sz="4" w:themeColor="background1" w:themeShade="0000BF" w:val="single"/>
-        <w:insideH w:color="bfbfbf" w:space="0" w:sz="4" w:themeColor="background1" w:themeShade="0000BF" w:val="single"/>
-        <w:insideV w:color="bfbfbf" w:space="0" w:sz="4" w:themeColor="background1" w:themeShade="0000BF" w:val="single"/>
+        <w:top w:val="single" w:sz="4" w:space="0" w:color="BFBFBF" w:themeColor="background1" w:themeShade="BF"/>
+        <w:left w:val="single" w:sz="4" w:space="0" w:color="BFBFBF" w:themeColor="background1" w:themeShade="BF"/>
+        <w:bottom w:val="single" w:sz="4" w:space="0" w:color="BFBFBF" w:themeColor="background1" w:themeShade="BF"/>
+        <w:right w:val="single" w:sz="4" w:space="0" w:color="BFBFBF" w:themeColor="background1" w:themeShade="BF"/>
+        <w:insideH w:val="single" w:sz="4" w:space="0" w:color="BFBFBF" w:themeColor="background1" w:themeShade="BF"/>
+        <w:insideV w:val="single" w:sz="4" w:space="0" w:color="BFBFBF" w:themeColor="background1" w:themeShade="BF"/>
       </w:tblBorders>
     </w:tblPr>
     <w:tblStylePr w:type="firstRow">
       <w:rPr>
-        <w:b w:val="1"/>
-        <w:bCs w:val="1"/>
+        <w:b/>
+        <w:bCs/>
       </w:rPr>
     </w:tblStylePr>
     <w:tblStylePr w:type="lastRow">
       <w:rPr>
-        <w:b w:val="1"/>
-        <w:bCs w:val="1"/>
+        <w:b/>
+        <w:bCs/>
       </w:rPr>
       <w:tblPr/>
       <w:tcPr>
         <w:tcBorders>
-          <w:top w:color="bfbfbf" w:space="0" w:sz="4" w:themeColor="background1" w:themeShade="0000BF" w:val="double"/>
+          <w:top w:val="double" w:sz="4" w:space="0" w:color="BFBFBF" w:themeColor="background1" w:themeShade="BF"/>
         </w:tcBorders>
       </w:tcPr>
     </w:tblStylePr>
     <w:tblStylePr w:type="firstCol">
       <w:rPr>
-        <w:b w:val="1"/>
-        <w:bCs w:val="1"/>
+        <w:b/>
+        <w:bCs/>
       </w:rPr>
     </w:tblStylePr>
     <w:tblStylePr w:type="lastCol">
       <w:rPr>
-        <w:b w:val="1"/>
-        <w:bCs w:val="1"/>
+        <w:b/>
+        <w:bCs/>
       </w:rPr>
     </w:tblStylePr>
     <w:tblStylePr w:type="band1Vert">
       <w:tblPr/>
       <w:tcPr>
-        <w:shd w:color="auto" w:fill="f2f2f2" w:themeFill="background1" w:themeFillShade="0000F2" w:val="clear"/>
+        <w:shd w:val="clear" w:color="auto" w:fill="F2F2F2" w:themeFill="background1" w:themeFillShade="F2"/>
       </w:tcPr>
     </w:tblStylePr>
     <w:tblStylePr w:type="band1Horz">
       <w:tblPr/>
       <w:tcPr>
-        <w:shd w:color="auto" w:fill="f2f2f2" w:themeFill="background1" w:themeFillShade="0000F2" w:val="clear"/>
+        <w:shd w:val="clear" w:color="auto" w:fill="F2F2F2" w:themeFill="background1" w:themeFillShade="F2"/>
       </w:tcPr>
     </w:tblStylePr>
   </w:style>
@@ -2578,11 +3110,11 @@
     <w:basedOn w:val="Normal"/>
     <w:link w:val="PrrafodelistaCar"/>
     <w:uiPriority w:val="34"/>
-    <w:qFormat w:val="1"/>
+    <w:qFormat/>
     <w:rsid w:val="00A4202C"/>
     <w:pPr>
       <w:ind w:left="720"/>
-      <w:contextualSpacing w:val="1"/>
+      <w:contextualSpacing/>
     </w:pPr>
   </w:style>
   <w:style w:type="paragraph" w:styleId="Textodeglobo">
@@ -2590,66 +3122,63 @@
     <w:basedOn w:val="Normal"/>
     <w:link w:val="TextodegloboCar"/>
     <w:uiPriority w:val="99"/>
-    <w:semiHidden w:val="1"/>
-    <w:unhideWhenUsed w:val="1"/>
+    <w:semiHidden/>
+    <w:unhideWhenUsed/>
     <w:rsid w:val="00EF2286"/>
     <w:pPr>
       <w:spacing w:after="0" w:line="240" w:lineRule="auto"/>
     </w:pPr>
     <w:rPr>
-      <w:rFonts w:ascii="Segoe UI" w:cs="Segoe UI" w:hAnsi="Segoe UI"/>
+      <w:rFonts w:ascii="Segoe UI" w:hAnsi="Segoe UI" w:cs="Segoe UI"/>
       <w:sz w:val="18"/>
       <w:szCs w:val="18"/>
     </w:rPr>
   </w:style>
-  <w:style w:type="character" w:styleId="TextodegloboCar" w:customStyle="1">
+  <w:style w:type="character" w:customStyle="1" w:styleId="TextodegloboCar">
     <w:name w:val="Texto de globo Car"/>
     <w:basedOn w:val="Fuentedeprrafopredeter"/>
     <w:link w:val="Textodeglobo"/>
     <w:uiPriority w:val="99"/>
-    <w:semiHidden w:val="1"/>
+    <w:semiHidden/>
     <w:rsid w:val="00EF2286"/>
     <w:rPr>
-      <w:rFonts w:ascii="Segoe UI" w:cs="Segoe UI" w:hAnsi="Segoe UI"/>
+      <w:rFonts w:ascii="Segoe UI" w:hAnsi="Segoe UI" w:cs="Segoe UI"/>
       <w:sz w:val="18"/>
       <w:szCs w:val="18"/>
     </w:rPr>
   </w:style>
-  <w:style w:type="character" w:styleId="Ttulo1Car" w:customStyle="1">
+  <w:style w:type="character" w:customStyle="1" w:styleId="Ttulo1Car">
     <w:name w:val="Título 1 Car"/>
     <w:basedOn w:val="Fuentedeprrafopredeter"/>
-    <w:link w:val="Ttulo1"/>
     <w:uiPriority w:val="9"/>
     <w:rsid w:val="00FE4ABA"/>
     <w:rPr>
-      <w:rFonts w:asciiTheme="majorHAnsi" w:cstheme="majorBidi" w:eastAsiaTheme="majorEastAsia" w:hAnsiTheme="majorHAnsi"/>
-      <w:color w:val="2e74b5" w:themeColor="accent1" w:themeShade="0000BF"/>
+      <w:rFonts w:asciiTheme="majorHAnsi" w:eastAsiaTheme="majorEastAsia" w:hAnsiTheme="majorHAnsi" w:cstheme="majorBidi"/>
+      <w:color w:val="2E74B5" w:themeColor="accent1" w:themeShade="BF"/>
       <w:sz w:val="32"/>
       <w:szCs w:val="32"/>
     </w:rPr>
   </w:style>
-  <w:style w:type="character" w:styleId="Ttulo2Car" w:customStyle="1">
+  <w:style w:type="character" w:customStyle="1" w:styleId="Ttulo2Car">
     <w:name w:val="Título 2 Car"/>
     <w:basedOn w:val="Fuentedeprrafopredeter"/>
-    <w:link w:val="Ttulo2"/>
     <w:uiPriority w:val="9"/>
     <w:rsid w:val="00FE4ABA"/>
     <w:rPr>
-      <w:rFonts w:asciiTheme="majorHAnsi" w:cstheme="majorBidi" w:eastAsiaTheme="majorEastAsia" w:hAnsiTheme="majorHAnsi"/>
-      <w:color w:val="2e74b5" w:themeColor="accent1" w:themeShade="0000BF"/>
+      <w:rFonts w:asciiTheme="majorHAnsi" w:eastAsiaTheme="majorEastAsia" w:hAnsiTheme="majorHAnsi" w:cstheme="majorBidi"/>
+      <w:color w:val="2E74B5" w:themeColor="accent1" w:themeShade="BF"/>
       <w:sz w:val="26"/>
       <w:szCs w:val="26"/>
     </w:rPr>
   </w:style>
-  <w:style w:type="character" w:styleId="Ttulo3Car" w:customStyle="1">
+  <w:style w:type="character" w:customStyle="1" w:styleId="Ttulo3Car">
     <w:name w:val="Título 3 Car"/>
     <w:basedOn w:val="Fuentedeprrafopredeter"/>
-    <w:link w:val="Ttulo3"/>
     <w:uiPriority w:val="9"/>
     <w:rsid w:val="00FE4ABA"/>
     <w:rPr>
-      <w:rFonts w:asciiTheme="majorHAnsi" w:cstheme="majorBidi" w:eastAsiaTheme="majorEastAsia" w:hAnsiTheme="majorHAnsi"/>
-      <w:color w:val="1f4d78" w:themeColor="accent1" w:themeShade="00007F"/>
+      <w:rFonts w:asciiTheme="majorHAnsi" w:eastAsiaTheme="majorEastAsia" w:hAnsiTheme="majorHAnsi" w:cstheme="majorBidi"/>
+      <w:color w:val="1F4D78" w:themeColor="accent1" w:themeShade="7F"/>
       <w:sz w:val="24"/>
       <w:szCs w:val="24"/>
     </w:rPr>
@@ -2658,24 +3187,23 @@
     <w:name w:val="Normal (Web)"/>
     <w:basedOn w:val="Normal"/>
     <w:uiPriority w:val="99"/>
-    <w:unhideWhenUsed w:val="1"/>
+    <w:unhideWhenUsed/>
     <w:rsid w:val="004E4F82"/>
     <w:pPr>
-      <w:spacing w:after="100" w:afterAutospacing="1" w:before="100" w:beforeAutospacing="1" w:line="240" w:lineRule="auto"/>
+      <w:spacing w:before="100" w:beforeAutospacing="1" w:after="100" w:afterAutospacing="1" w:line="240" w:lineRule="auto"/>
     </w:pPr>
     <w:rPr>
-      <w:rFonts w:ascii="Times New Roman" w:cs="Times New Roman" w:eastAsia="Times New Roman" w:hAnsi="Times New Roman"/>
+      <w:rFonts w:ascii="Times New Roman" w:eastAsia="Times New Roman" w:hAnsi="Times New Roman" w:cs="Times New Roman"/>
       <w:sz w:val="24"/>
       <w:szCs w:val="24"/>
-      <w:lang w:eastAsia="es-CL"/>
     </w:rPr>
   </w:style>
   <w:style w:type="character" w:styleId="Refdecomentario">
     <w:name w:val="annotation reference"/>
     <w:basedOn w:val="Fuentedeprrafopredeter"/>
     <w:uiPriority w:val="99"/>
-    <w:semiHidden w:val="1"/>
-    <w:unhideWhenUsed w:val="1"/>
+    <w:semiHidden/>
+    <w:unhideWhenUsed/>
     <w:rsid w:val="00284FFB"/>
     <w:rPr>
       <w:sz w:val="16"/>
@@ -2687,7 +3215,7 @@
     <w:basedOn w:val="Normal"/>
     <w:link w:val="TextocomentarioCar"/>
     <w:uiPriority w:val="99"/>
-    <w:unhideWhenUsed w:val="1"/>
+    <w:unhideWhenUsed/>
     <w:rsid w:val="00284FFB"/>
     <w:pPr>
       <w:spacing w:line="240" w:lineRule="auto"/>
@@ -2697,7 +3225,7 @@
       <w:szCs w:val="20"/>
     </w:rPr>
   </w:style>
-  <w:style w:type="character" w:styleId="TextocomentarioCar" w:customStyle="1">
+  <w:style w:type="character" w:customStyle="1" w:styleId="TextocomentarioCar">
     <w:name w:val="Texto comentario Car"/>
     <w:basedOn w:val="Fuentedeprrafopredeter"/>
     <w:link w:val="Textocomentario"/>
@@ -2714,29 +3242,29 @@
     <w:next w:val="Textocomentario"/>
     <w:link w:val="AsuntodelcomentarioCar"/>
     <w:uiPriority w:val="99"/>
-    <w:semiHidden w:val="1"/>
-    <w:unhideWhenUsed w:val="1"/>
+    <w:semiHidden/>
+    <w:unhideWhenUsed/>
     <w:rsid w:val="00284FFB"/>
     <w:rPr>
-      <w:b w:val="1"/>
-      <w:bCs w:val="1"/>
+      <w:b/>
+      <w:bCs/>
     </w:rPr>
   </w:style>
-  <w:style w:type="character" w:styleId="AsuntodelcomentarioCar" w:customStyle="1">
+  <w:style w:type="character" w:customStyle="1" w:styleId="AsuntodelcomentarioCar">
     <w:name w:val="Asunto del comentario Car"/>
     <w:basedOn w:val="TextocomentarioCar"/>
     <w:link w:val="Asuntodelcomentario"/>
     <w:uiPriority w:val="99"/>
-    <w:semiHidden w:val="1"/>
+    <w:semiHidden/>
     <w:rsid w:val="00284FFB"/>
     <w:rPr>
-      <w:b w:val="1"/>
-      <w:bCs w:val="1"/>
+      <w:b/>
+      <w:bCs/>
       <w:sz w:val="20"/>
       <w:szCs w:val="20"/>
     </w:rPr>
   </w:style>
-  <w:style w:type="table" w:styleId="Tablaconcuadrcula1clara-nfasis11" w:customStyle="1">
+  <w:style w:type="table" w:customStyle="1" w:styleId="Tablaconcuadrcula1clara-nfasis11">
     <w:name w:val="Tabla con cuadrícula 1 clara - Énfasis 11"/>
     <w:basedOn w:val="Tablanormal"/>
     <w:uiPriority w:val="46"/>
@@ -2748,48 +3276,48 @@
       <w:tblStyleRowBandSize w:val="1"/>
       <w:tblStyleColBandSize w:val="1"/>
       <w:tblBorders>
-        <w:top w:color="bdd6ee" w:space="0" w:sz="4" w:themeColor="accent1" w:themeTint="000066" w:val="single"/>
-        <w:left w:color="bdd6ee" w:space="0" w:sz="4" w:themeColor="accent1" w:themeTint="000066" w:val="single"/>
-        <w:bottom w:color="bdd6ee" w:space="0" w:sz="4" w:themeColor="accent1" w:themeTint="000066" w:val="single"/>
-        <w:right w:color="bdd6ee" w:space="0" w:sz="4" w:themeColor="accent1" w:themeTint="000066" w:val="single"/>
-        <w:insideH w:color="bdd6ee" w:space="0" w:sz="4" w:themeColor="accent1" w:themeTint="000066" w:val="single"/>
-        <w:insideV w:color="bdd6ee" w:space="0" w:sz="4" w:themeColor="accent1" w:themeTint="000066" w:val="single"/>
+        <w:top w:val="single" w:sz="4" w:space="0" w:color="BDD6EE" w:themeColor="accent1" w:themeTint="66"/>
+        <w:left w:val="single" w:sz="4" w:space="0" w:color="BDD6EE" w:themeColor="accent1" w:themeTint="66"/>
+        <w:bottom w:val="single" w:sz="4" w:space="0" w:color="BDD6EE" w:themeColor="accent1" w:themeTint="66"/>
+        <w:right w:val="single" w:sz="4" w:space="0" w:color="BDD6EE" w:themeColor="accent1" w:themeTint="66"/>
+        <w:insideH w:val="single" w:sz="4" w:space="0" w:color="BDD6EE" w:themeColor="accent1" w:themeTint="66"/>
+        <w:insideV w:val="single" w:sz="4" w:space="0" w:color="BDD6EE" w:themeColor="accent1" w:themeTint="66"/>
       </w:tblBorders>
     </w:tblPr>
     <w:tblStylePr w:type="firstRow">
       <w:rPr>
-        <w:b w:val="1"/>
-        <w:bCs w:val="1"/>
+        <w:b/>
+        <w:bCs/>
       </w:rPr>
       <w:tblPr/>
       <w:tcPr>
         <w:tcBorders>
-          <w:bottom w:color="9cc2e5" w:space="0" w:sz="12" w:themeColor="accent1" w:themeTint="000099" w:val="single"/>
+          <w:bottom w:val="single" w:sz="12" w:space="0" w:color="9CC2E5" w:themeColor="accent1" w:themeTint="99"/>
         </w:tcBorders>
       </w:tcPr>
     </w:tblStylePr>
     <w:tblStylePr w:type="lastRow">
       <w:rPr>
-        <w:b w:val="1"/>
-        <w:bCs w:val="1"/>
+        <w:b/>
+        <w:bCs/>
       </w:rPr>
       <w:tblPr/>
       <w:tcPr>
         <w:tcBorders>
-          <w:top w:color="9cc2e5" w:space="0" w:sz="2" w:themeColor="accent1" w:themeTint="000099" w:val="double"/>
+          <w:top w:val="double" w:sz="2" w:space="0" w:color="9CC2E5" w:themeColor="accent1" w:themeTint="99"/>
         </w:tcBorders>
       </w:tcPr>
     </w:tblStylePr>
     <w:tblStylePr w:type="firstCol">
       <w:rPr>
-        <w:b w:val="1"/>
-        <w:bCs w:val="1"/>
+        <w:b/>
+        <w:bCs/>
       </w:rPr>
     </w:tblStylePr>
     <w:tblStylePr w:type="lastCol">
       <w:rPr>
-        <w:b w:val="1"/>
-        <w:bCs w:val="1"/>
+        <w:b/>
+        <w:bCs/>
       </w:rPr>
     </w:tblStylePr>
   </w:style>
@@ -2797,64 +3325,63 @@
     <w:name w:val="Hyperlink"/>
     <w:basedOn w:val="Fuentedeprrafopredeter"/>
     <w:uiPriority w:val="99"/>
-    <w:unhideWhenUsed w:val="1"/>
+    <w:unhideWhenUsed/>
     <w:rsid w:val="004E40C0"/>
     <w:rPr>
-      <w:color w:val="0563c1" w:themeColor="hyperlink"/>
+      <w:color w:val="0563C1" w:themeColor="hyperlink"/>
       <w:u w:val="single"/>
     </w:rPr>
   </w:style>
-  <w:style w:type="character" w:styleId="Mencinsinresolver1" w:customStyle="1">
+  <w:style w:type="character" w:customStyle="1" w:styleId="Mencinsinresolver1">
     <w:name w:val="Mención sin resolver1"/>
     <w:basedOn w:val="Fuentedeprrafopredeter"/>
     <w:uiPriority w:val="99"/>
-    <w:semiHidden w:val="1"/>
-    <w:unhideWhenUsed w:val="1"/>
+    <w:semiHidden/>
+    <w:unhideWhenUsed/>
     <w:rsid w:val="004E40C0"/>
     <w:rPr>
-      <w:color w:val="605e5c"/>
-      <w:shd w:color="auto" w:fill="e1dfdd" w:val="clear"/>
+      <w:color w:val="605E5C"/>
+      <w:shd w:val="clear" w:color="auto" w:fill="E1DFDD"/>
     </w:rPr>
   </w:style>
-  <w:style w:type="character" w:styleId="SubttuloCar" w:customStyle="1">
+  <w:style w:type="character" w:customStyle="1" w:styleId="SubttuloCar">
     <w:name w:val="Subtítulo Car"/>
     <w:basedOn w:val="Fuentedeprrafopredeter"/>
-    <w:link w:val="Subttulo"/>
     <w:uiPriority w:val="19"/>
     <w:rsid w:val="00446FDE"/>
     <w:rPr>
-      <w:rFonts w:asciiTheme="majorHAnsi" w:cstheme="majorBidi" w:eastAsiaTheme="majorEastAsia" w:hAnsiTheme="majorHAnsi"/>
-      <w:caps w:val="1"/>
-      <w:color w:val="5b9bd5" w:themeColor="accent1"/>
+      <w:rFonts w:asciiTheme="majorHAnsi" w:eastAsiaTheme="majorEastAsia" w:hAnsiTheme="majorHAnsi" w:cstheme="majorBidi"/>
+      <w:caps/>
+      <w:color w:val="5B9BD5" w:themeColor="accent1"/>
       <w:kern w:val="20"/>
       <w:sz w:val="56"/>
       <w:szCs w:val="20"/>
-      <w:lang w:eastAsia="ja-JP" w:val="en-US"/>
+      <w:lang w:val="en-US" w:eastAsia="ja-JP"/>
     </w:rPr>
   </w:style>
-  <w:style w:type="table" w:styleId="Tablafinanciera" w:customStyle="1">
+  <w:style w:type="table" w:customStyle="1" w:styleId="Tablafinanciera">
     <w:name w:val="Tabla financiera"/>
     <w:basedOn w:val="Tablanormal"/>
     <w:uiPriority w:val="99"/>
     <w:rsid w:val="008C1EBE"/>
     <w:pPr>
-      <w:spacing w:after="0" w:before="40" w:line="240" w:lineRule="auto"/>
+      <w:spacing w:before="40" w:after="0" w:line="240" w:lineRule="auto"/>
       <w:ind w:left="144" w:right="144"/>
       <w:jc w:val="right"/>
     </w:pPr>
     <w:rPr>
-      <w:color w:val="595959" w:themeColor="text1" w:themeTint="0000A6"/>
+      <w:color w:val="595959" w:themeColor="text1" w:themeTint="A6"/>
       <w:sz w:val="20"/>
       <w:szCs w:val="20"/>
-      <w:lang w:eastAsia="ja-JP" w:val="en-US"/>
+      <w:lang w:val="en-US" w:eastAsia="ja-JP"/>
     </w:rPr>
     <w:tblPr>
       <w:tblBorders>
-        <w:insideH w:color="d9d9d9" w:space="0" w:sz="4" w:themeColor="background1" w:themeShade="0000D9" w:val="single"/>
+        <w:insideH w:val="single" w:sz="4" w:space="0" w:color="D9D9D9" w:themeColor="background1" w:themeShade="D9"/>
       </w:tblBorders>
       <w:tblCellMar>
-        <w:left w:w="0.0" w:type="dxa"/>
-        <w:right w:w="0.0" w:type="dxa"/>
+        <w:left w:w="0" w:type="dxa"/>
+        <w:right w:w="0" w:type="dxa"/>
       </w:tblCellMar>
     </w:tblPr>
     <w:tcPr>
@@ -2862,15 +3389,15 @@
     </w:tcPr>
     <w:tblStylePr w:type="firstRow">
       <w:pPr>
-        <w:wordWrap w:val="1"/>
+        <w:wordWrap/>
         <w:jc w:val="right"/>
       </w:pPr>
       <w:rPr>
         <w:rFonts w:asciiTheme="majorHAnsi" w:hAnsiTheme="majorHAnsi"/>
         <w:b w:val="0"/>
-        <w:caps w:val="1"/>
+        <w:caps/>
         <w:smallCaps w:val="0"/>
-        <w:color w:val="5b9bd5" w:themeColor="accent1"/>
+        <w:color w:val="5B9BD5" w:themeColor="accent1"/>
         <w:sz w:val="22"/>
       </w:rPr>
       <w:tblPr/>
@@ -2880,11 +3407,11 @@
     </w:tblStylePr>
     <w:tblStylePr w:type="firstCol">
       <w:pPr>
-        <w:wordWrap w:val="1"/>
+        <w:wordWrap/>
         <w:jc w:val="left"/>
       </w:pPr>
       <w:rPr>
-        <w:b w:val="1"/>
+        <w:b/>
       </w:rPr>
     </w:tblStylePr>
   </w:style>
@@ -2902,32 +3429,32 @@
     </w:tblPr>
     <w:tblStylePr w:type="firstRow">
       <w:rPr>
-        <w:rFonts w:asciiTheme="majorHAnsi" w:cstheme="majorBidi" w:eastAsiaTheme="majorEastAsia" w:hAnsiTheme="majorHAnsi"/>
-        <w:i w:val="1"/>
-        <w:iCs w:val="1"/>
+        <w:rFonts w:asciiTheme="majorHAnsi" w:eastAsiaTheme="majorEastAsia" w:hAnsiTheme="majorHAnsi" w:cstheme="majorBidi"/>
+        <w:i/>
+        <w:iCs/>
         <w:sz w:val="26"/>
       </w:rPr>
       <w:tblPr/>
       <w:tcPr>
         <w:tcBorders>
-          <w:bottom w:color="7f7f7f" w:space="0" w:sz="4" w:themeColor="text1" w:themeTint="000080" w:val="single"/>
+          <w:bottom w:val="single" w:sz="4" w:space="0" w:color="7F7F7F" w:themeColor="text1" w:themeTint="80"/>
         </w:tcBorders>
-        <w:shd w:color="auto" w:fill="ffffff" w:themeFill="background1" w:val="clear"/>
+        <w:shd w:val="clear" w:color="auto" w:fill="FFFFFF" w:themeFill="background1"/>
       </w:tcPr>
     </w:tblStylePr>
     <w:tblStylePr w:type="lastRow">
       <w:rPr>
-        <w:rFonts w:asciiTheme="majorHAnsi" w:cstheme="majorBidi" w:eastAsiaTheme="majorEastAsia" w:hAnsiTheme="majorHAnsi"/>
-        <w:i w:val="1"/>
-        <w:iCs w:val="1"/>
+        <w:rFonts w:asciiTheme="majorHAnsi" w:eastAsiaTheme="majorEastAsia" w:hAnsiTheme="majorHAnsi" w:cstheme="majorBidi"/>
+        <w:i/>
+        <w:iCs/>
         <w:sz w:val="26"/>
       </w:rPr>
       <w:tblPr/>
       <w:tcPr>
         <w:tcBorders>
-          <w:top w:color="7f7f7f" w:space="0" w:sz="4" w:themeColor="text1" w:themeTint="000080" w:val="single"/>
+          <w:top w:val="single" w:sz="4" w:space="0" w:color="7F7F7F" w:themeColor="text1" w:themeTint="80"/>
         </w:tcBorders>
-        <w:shd w:color="auto" w:fill="ffffff" w:themeFill="background1" w:val="clear"/>
+        <w:shd w:val="clear" w:color="auto" w:fill="FFFFFF" w:themeFill="background1"/>
       </w:tcPr>
     </w:tblStylePr>
     <w:tblStylePr w:type="firstCol">
@@ -2935,51 +3462,51 @@
         <w:jc w:val="right"/>
       </w:pPr>
       <w:rPr>
-        <w:rFonts w:asciiTheme="majorHAnsi" w:cstheme="majorBidi" w:eastAsiaTheme="majorEastAsia" w:hAnsiTheme="majorHAnsi"/>
-        <w:i w:val="1"/>
-        <w:iCs w:val="1"/>
+        <w:rFonts w:asciiTheme="majorHAnsi" w:eastAsiaTheme="majorEastAsia" w:hAnsiTheme="majorHAnsi" w:cstheme="majorBidi"/>
+        <w:i/>
+        <w:iCs/>
         <w:sz w:val="26"/>
       </w:rPr>
       <w:tblPr/>
       <w:tcPr>
         <w:tcBorders>
-          <w:right w:color="7f7f7f" w:space="0" w:sz="4" w:themeColor="text1" w:themeTint="000080" w:val="single"/>
+          <w:right w:val="single" w:sz="4" w:space="0" w:color="7F7F7F" w:themeColor="text1" w:themeTint="80"/>
         </w:tcBorders>
-        <w:shd w:color="auto" w:fill="ffffff" w:themeFill="background1" w:val="clear"/>
+        <w:shd w:val="clear" w:color="auto" w:fill="FFFFFF" w:themeFill="background1"/>
       </w:tcPr>
     </w:tblStylePr>
     <w:tblStylePr w:type="lastCol">
       <w:rPr>
-        <w:rFonts w:asciiTheme="majorHAnsi" w:cstheme="majorBidi" w:eastAsiaTheme="majorEastAsia" w:hAnsiTheme="majorHAnsi"/>
-        <w:i w:val="1"/>
-        <w:iCs w:val="1"/>
+        <w:rFonts w:asciiTheme="majorHAnsi" w:eastAsiaTheme="majorEastAsia" w:hAnsiTheme="majorHAnsi" w:cstheme="majorBidi"/>
+        <w:i/>
+        <w:iCs/>
         <w:sz w:val="26"/>
       </w:rPr>
       <w:tblPr/>
       <w:tcPr>
         <w:tcBorders>
-          <w:left w:color="7f7f7f" w:space="0" w:sz="4" w:themeColor="text1" w:themeTint="000080" w:val="single"/>
+          <w:left w:val="single" w:sz="4" w:space="0" w:color="7F7F7F" w:themeColor="text1" w:themeTint="80"/>
         </w:tcBorders>
-        <w:shd w:color="auto" w:fill="ffffff" w:themeFill="background1" w:val="clear"/>
+        <w:shd w:val="clear" w:color="auto" w:fill="FFFFFF" w:themeFill="background1"/>
       </w:tcPr>
     </w:tblStylePr>
     <w:tblStylePr w:type="band1Vert">
       <w:tblPr/>
       <w:tcPr>
-        <w:shd w:color="auto" w:fill="f2f2f2" w:themeFill="background1" w:themeFillShade="0000F2" w:val="clear"/>
+        <w:shd w:val="clear" w:color="auto" w:fill="F2F2F2" w:themeFill="background1" w:themeFillShade="F2"/>
       </w:tcPr>
     </w:tblStylePr>
     <w:tblStylePr w:type="band1Horz">
       <w:tblPr/>
       <w:tcPr>
-        <w:shd w:color="auto" w:fill="f2f2f2" w:themeFill="background1" w:themeFillShade="0000F2" w:val="clear"/>
+        <w:shd w:val="clear" w:color="auto" w:fill="F2F2F2" w:themeFill="background1" w:themeFillShade="F2"/>
       </w:tcPr>
     </w:tblStylePr>
     <w:tblStylePr w:type="neCell">
       <w:tblPr/>
       <w:tcPr>
         <w:tcBorders>
-          <w:left w:space="0" w:sz="0" w:val="nil"/>
+          <w:left w:val="nil"/>
         </w:tcBorders>
       </w:tcPr>
     </w:tblStylePr>
@@ -2987,7 +3514,7 @@
       <w:tblPr/>
       <w:tcPr>
         <w:tcBorders>
-          <w:right w:space="0" w:sz="0" w:val="nil"/>
+          <w:right w:val="nil"/>
         </w:tcBorders>
       </w:tcPr>
     </w:tblStylePr>
@@ -2995,7 +3522,7 @@
       <w:tblPr/>
       <w:tcPr>
         <w:tcBorders>
-          <w:left w:space="0" w:sz="0" w:val="nil"/>
+          <w:left w:val="nil"/>
         </w:tcBorders>
       </w:tcPr>
     </w:tblStylePr>
@@ -3003,7 +3530,7 @@
       <w:tblPr/>
       <w:tcPr>
         <w:tcBorders>
-          <w:right w:space="0" w:sz="0" w:val="nil"/>
+          <w:right w:val="nil"/>
         </w:tcBorders>
       </w:tcPr>
     </w:tblStylePr>
@@ -3020,49 +3547,49 @@
       <w:tblStyleRowBandSize w:val="1"/>
       <w:tblStyleColBandSize w:val="1"/>
       <w:tblBorders>
-        <w:top w:color="8eaadb" w:space="0" w:sz="4" w:themeColor="accent5" w:themeTint="000099" w:val="single"/>
-        <w:bottom w:color="8eaadb" w:space="0" w:sz="4" w:themeColor="accent5" w:themeTint="000099" w:val="single"/>
-        <w:insideH w:color="8eaadb" w:space="0" w:sz="4" w:themeColor="accent5" w:themeTint="000099" w:val="single"/>
+        <w:top w:val="single" w:sz="4" w:space="0" w:color="8EAADB" w:themeColor="accent5" w:themeTint="99"/>
+        <w:bottom w:val="single" w:sz="4" w:space="0" w:color="8EAADB" w:themeColor="accent5" w:themeTint="99"/>
+        <w:insideH w:val="single" w:sz="4" w:space="0" w:color="8EAADB" w:themeColor="accent5" w:themeTint="99"/>
       </w:tblBorders>
     </w:tblPr>
     <w:tblStylePr w:type="firstRow">
       <w:rPr>
-        <w:b w:val="1"/>
-        <w:bCs w:val="1"/>
+        <w:b/>
+        <w:bCs/>
       </w:rPr>
     </w:tblStylePr>
     <w:tblStylePr w:type="lastRow">
       <w:rPr>
-        <w:b w:val="1"/>
-        <w:bCs w:val="1"/>
+        <w:b/>
+        <w:bCs/>
       </w:rPr>
     </w:tblStylePr>
     <w:tblStylePr w:type="firstCol">
       <w:rPr>
-        <w:b w:val="1"/>
-        <w:bCs w:val="1"/>
+        <w:b/>
+        <w:bCs/>
       </w:rPr>
     </w:tblStylePr>
     <w:tblStylePr w:type="lastCol">
       <w:rPr>
-        <w:b w:val="1"/>
-        <w:bCs w:val="1"/>
+        <w:b/>
+        <w:bCs/>
       </w:rPr>
     </w:tblStylePr>
     <w:tblStylePr w:type="band1Vert">
       <w:tblPr/>
       <w:tcPr>
-        <w:shd w:color="auto" w:fill="d9e2f3" w:themeFill="accent5" w:themeFillTint="000033" w:val="clear"/>
+        <w:shd w:val="clear" w:color="auto" w:fill="D9E2F3" w:themeFill="accent5" w:themeFillTint="33"/>
       </w:tcPr>
     </w:tblStylePr>
     <w:tblStylePr w:type="band1Horz">
       <w:tblPr/>
       <w:tcPr>
-        <w:shd w:color="auto" w:fill="d9e2f3" w:themeFill="accent5" w:themeFillTint="000033" w:val="clear"/>
+        <w:shd w:val="clear" w:color="auto" w:fill="D9E2F3" w:themeFill="accent5" w:themeFillTint="33"/>
       </w:tcPr>
     </w:tblStylePr>
   </w:style>
-  <w:style w:type="paragraph" w:styleId="3CBD5A742C28424DA5172AD252E32316" w:customStyle="1">
+  <w:style w:type="paragraph" w:customStyle="1" w:styleId="3CBD5A742C28424DA5172AD252E32316">
     <w:name w:val="3CBD5A742C28424DA5172AD252E32316"/>
     <w:rsid w:val="00E53696"/>
     <w:pPr>
@@ -3070,25 +3597,17 @@
     </w:pPr>
     <w:rPr>
       <w:rFonts w:eastAsiaTheme="minorEastAsia"/>
-      <w:lang w:eastAsia="es-CL"/>
     </w:rPr>
   </w:style>
   <w:style w:type="paragraph" w:styleId="TtuloTDC">
     <w:name w:val="TOC Heading"/>
-    <w:basedOn w:val="Ttulo1"/>
     <w:next w:val="Normal"/>
     <w:uiPriority w:val="39"/>
-    <w:unhideWhenUsed w:val="1"/>
-    <w:qFormat w:val="1"/>
+    <w:unhideWhenUsed/>
+    <w:qFormat/>
     <w:rsid w:val="00A46B8F"/>
-    <w:pPr>
-      <w:outlineLvl w:val="9"/>
-    </w:pPr>
-    <w:rPr>
-      <w:lang w:eastAsia="es-CL"/>
-    </w:rPr>
-  </w:style>
-  <w:style w:type="character" w:styleId="PrrafodelistaCar" w:customStyle="1">
+  </w:style>
+  <w:style w:type="character" w:customStyle="1" w:styleId="PrrafodelistaCar">
     <w:name w:val="Párrafo de lista Car"/>
     <w:link w:val="Prrafodelista"/>
     <w:uiPriority w:val="34"/>
@@ -3098,9 +3617,9 @@
     <w:name w:val="toc 1"/>
     <w:basedOn w:val="Normal"/>
     <w:next w:val="Normal"/>
-    <w:autoRedefine w:val="1"/>
+    <w:autoRedefine/>
     <w:uiPriority w:val="39"/>
-    <w:unhideWhenUsed w:val="1"/>
+    <w:unhideWhenUsed/>
     <w:rsid w:val="00A46B8F"/>
     <w:pPr>
       <w:spacing w:after="100"/>
@@ -3110,9 +3629,9 @@
     <w:name w:val="toc 2"/>
     <w:basedOn w:val="Normal"/>
     <w:next w:val="Normal"/>
-    <w:autoRedefine w:val="1"/>
+    <w:autoRedefine/>
     <w:uiPriority w:val="39"/>
-    <w:unhideWhenUsed w:val="1"/>
+    <w:unhideWhenUsed/>
     <w:rsid w:val="00A46B8F"/>
     <w:pPr>
       <w:spacing w:after="100"/>
@@ -3123,9 +3642,9 @@
     <w:name w:val="toc 3"/>
     <w:basedOn w:val="Normal"/>
     <w:next w:val="Normal"/>
-    <w:autoRedefine w:val="1"/>
+    <w:autoRedefine/>
     <w:uiPriority w:val="39"/>
-    <w:unhideWhenUsed w:val="1"/>
+    <w:unhideWhenUsed/>
     <w:rsid w:val="00A46B8F"/>
     <w:pPr>
       <w:spacing w:after="100"/>
@@ -3138,35 +3657,35 @@
     <w:next w:val="Normal"/>
     <w:link w:val="CitadestacadaCar"/>
     <w:uiPriority w:val="30"/>
-    <w:qFormat w:val="1"/>
+    <w:qFormat/>
     <w:rsid w:val="00C04221"/>
     <w:pPr>
       <w:pBdr>
-        <w:bottom w:color="5b9bd5" w:space="4" w:sz="4" w:themeColor="accent1" w:val="single"/>
+        <w:bottom w:val="single" w:sz="4" w:space="4" w:color="5B9BD5" w:themeColor="accent1"/>
       </w:pBdr>
-      <w:spacing w:after="280" w:before="200" w:line="276" w:lineRule="auto"/>
+      <w:spacing w:before="200" w:after="280" w:line="276" w:lineRule="auto"/>
       <w:ind w:left="936" w:right="936"/>
     </w:pPr>
     <w:rPr>
-      <w:b w:val="1"/>
-      <w:bCs w:val="1"/>
-      <w:i w:val="1"/>
-      <w:iCs w:val="1"/>
-      <w:color w:val="5b9bd5" w:themeColor="accent1"/>
+      <w:b/>
+      <w:bCs/>
+      <w:i/>
+      <w:iCs/>
+      <w:color w:val="5B9BD5" w:themeColor="accent1"/>
     </w:rPr>
   </w:style>
-  <w:style w:type="character" w:styleId="CitadestacadaCar" w:customStyle="1">
+  <w:style w:type="character" w:customStyle="1" w:styleId="CitadestacadaCar">
     <w:name w:val="Cita destacada Car"/>
     <w:basedOn w:val="Fuentedeprrafopredeter"/>
     <w:link w:val="Citadestacada"/>
     <w:uiPriority w:val="30"/>
     <w:rsid w:val="00C04221"/>
     <w:rPr>
-      <w:b w:val="1"/>
-      <w:bCs w:val="1"/>
-      <w:i w:val="1"/>
-      <w:iCs w:val="1"/>
-      <w:color w:val="5b9bd5" w:themeColor="accent1"/>
+      <w:b/>
+      <w:bCs/>
+      <w:i/>
+      <w:iCs/>
+      <w:color w:val="5B9BD5" w:themeColor="accent1"/>
     </w:rPr>
   </w:style>
   <w:style w:type="paragraph" w:styleId="Descripcin">
@@ -3174,20 +3693,20 @@
     <w:basedOn w:val="Normal"/>
     <w:next w:val="Normal"/>
     <w:uiPriority w:val="35"/>
-    <w:unhideWhenUsed w:val="1"/>
-    <w:qFormat w:val="1"/>
+    <w:unhideWhenUsed/>
+    <w:qFormat/>
     <w:rsid w:val="00C04221"/>
     <w:pPr>
       <w:spacing w:before="40" w:line="240" w:lineRule="auto"/>
     </w:pPr>
     <w:rPr>
-      <w:b w:val="1"/>
-      <w:bCs w:val="1"/>
-      <w:color w:val="5b9bd5" w:themeColor="accent1"/>
+      <w:b/>
+      <w:bCs/>
+      <w:color w:val="5B9BD5" w:themeColor="accent1"/>
       <w:kern w:val="20"/>
       <w:sz w:val="18"/>
       <w:szCs w:val="20"/>
-      <w:lang w:eastAsia="ja-JP" w:val="en-US"/>
+      <w:lang w:val="en-US" w:eastAsia="ja-JP"/>
     </w:rPr>
   </w:style>
   <w:style w:type="paragraph" w:styleId="Textonotapie">
@@ -3195,8 +3714,8 @@
     <w:basedOn w:val="Normal"/>
     <w:link w:val="TextonotapieCar"/>
     <w:uiPriority w:val="99"/>
-    <w:semiHidden w:val="1"/>
-    <w:unhideWhenUsed w:val="1"/>
+    <w:semiHidden/>
+    <w:unhideWhenUsed/>
     <w:rsid w:val="005D5259"/>
     <w:pPr>
       <w:spacing w:after="0" w:line="240" w:lineRule="auto"/>
@@ -3207,12 +3726,12 @@
       <w:lang w:val="es-ES"/>
     </w:rPr>
   </w:style>
-  <w:style w:type="character" w:styleId="TextonotapieCar" w:customStyle="1">
+  <w:style w:type="character" w:customStyle="1" w:styleId="TextonotapieCar">
     <w:name w:val="Texto nota pie Car"/>
     <w:basedOn w:val="Fuentedeprrafopredeter"/>
     <w:link w:val="Textonotapie"/>
     <w:uiPriority w:val="99"/>
-    <w:semiHidden w:val="1"/>
+    <w:semiHidden/>
     <w:rsid w:val="005D5259"/>
     <w:rPr>
       <w:sz w:val="20"/>
@@ -3223,18 +3742,18 @@
   <w:style w:type="character" w:styleId="Refdenotaalpie">
     <w:name w:val="footnote reference"/>
     <w:basedOn w:val="Fuentedeprrafopredeter"/>
-    <w:unhideWhenUsed w:val="1"/>
+    <w:unhideWhenUsed/>
     <w:rsid w:val="005D5259"/>
     <w:rPr>
       <w:vertAlign w:val="superscript"/>
     </w:rPr>
   </w:style>
-  <w:style w:type="character" w:styleId="normaltextrun" w:customStyle="1">
+  <w:style w:type="character" w:customStyle="1" w:styleId="normaltextrun">
     <w:name w:val="normaltextrun"/>
     <w:basedOn w:val="Fuentedeprrafopredeter"/>
     <w:rsid w:val="0024234D"/>
   </w:style>
-  <w:style w:type="paragraph" w:styleId="Default" w:customStyle="1">
+  <w:style w:type="paragraph" w:customStyle="1" w:styleId="Default">
     <w:name w:val="Default"/>
     <w:rsid w:val="00E454BE"/>
     <w:pPr>
@@ -3244,13 +3763,12 @@
       <w:spacing w:after="0" w:line="240" w:lineRule="auto"/>
     </w:pPr>
     <w:rPr>
-      <w:rFonts w:ascii="Calibri" w:cs="Calibri" w:hAnsi="Calibri"/>
       <w:color w:val="000000"/>
       <w:sz w:val="24"/>
       <w:szCs w:val="24"/>
     </w:rPr>
   </w:style>
-  <w:style w:type="table" w:styleId="Cuadrculadetablaclara">
+  <w:style w:type="table" w:styleId="Tablaconcuadrculaclara">
     <w:name w:val="Grid Table Light"/>
     <w:basedOn w:val="Tablanormal"/>
     <w:uiPriority w:val="40"/>
@@ -3260,19 +3778,19 @@
     </w:pPr>
     <w:tblPr>
       <w:tblBorders>
-        <w:top w:color="bfbfbf" w:space="0" w:sz="4" w:themeColor="background1" w:themeShade="0000BF" w:val="single"/>
-        <w:left w:color="bfbfbf" w:space="0" w:sz="4" w:themeColor="background1" w:themeShade="0000BF" w:val="single"/>
-        <w:bottom w:color="bfbfbf" w:space="0" w:sz="4" w:themeColor="background1" w:themeShade="0000BF" w:val="single"/>
-        <w:right w:color="bfbfbf" w:space="0" w:sz="4" w:themeColor="background1" w:themeShade="0000BF" w:val="single"/>
-        <w:insideH w:color="bfbfbf" w:space="0" w:sz="4" w:themeColor="background1" w:themeShade="0000BF" w:val="single"/>
-        <w:insideV w:color="bfbfbf" w:space="0" w:sz="4" w:themeColor="background1" w:themeShade="0000BF" w:val="single"/>
+        <w:top w:val="single" w:sz="4" w:space="0" w:color="BFBFBF" w:themeColor="background1" w:themeShade="BF"/>
+        <w:left w:val="single" w:sz="4" w:space="0" w:color="BFBFBF" w:themeColor="background1" w:themeShade="BF"/>
+        <w:bottom w:val="single" w:sz="4" w:space="0" w:color="BFBFBF" w:themeColor="background1" w:themeShade="BF"/>
+        <w:right w:val="single" w:sz="4" w:space="0" w:color="BFBFBF" w:themeColor="background1" w:themeShade="BF"/>
+        <w:insideH w:val="single" w:sz="4" w:space="0" w:color="BFBFBF" w:themeColor="background1" w:themeShade="BF"/>
+        <w:insideV w:val="single" w:sz="4" w:space="0" w:color="BFBFBF" w:themeColor="background1" w:themeShade="BF"/>
       </w:tblBorders>
     </w:tblPr>
   </w:style>
-  <w:style w:type="table" w:styleId="Cuadrculadetablaclara1" w:customStyle="1">
+  <w:style w:type="table" w:customStyle="1" w:styleId="Cuadrculadetablaclara1">
     <w:name w:val="Cuadrícula de tabla clara1"/>
     <w:basedOn w:val="Tablanormal"/>
-    <w:next w:val="Cuadrculadetablaclara"/>
+    <w:next w:val="Tablaconcuadrculaclara"/>
     <w:uiPriority w:val="40"/>
     <w:rsid w:val="00943DF1"/>
     <w:pPr>
@@ -3280,34 +3798,33 @@
     </w:pPr>
     <w:tblPr>
       <w:tblBorders>
-        <w:top w:color="bfbfbf" w:space="0" w:sz="4" w:themeColor="background1" w:themeShade="0000BF" w:val="single"/>
-        <w:left w:color="bfbfbf" w:space="0" w:sz="4" w:themeColor="background1" w:themeShade="0000BF" w:val="single"/>
-        <w:bottom w:color="bfbfbf" w:space="0" w:sz="4" w:themeColor="background1" w:themeShade="0000BF" w:val="single"/>
-        <w:right w:color="bfbfbf" w:space="0" w:sz="4" w:themeColor="background1" w:themeShade="0000BF" w:val="single"/>
-        <w:insideH w:color="bfbfbf" w:space="0" w:sz="4" w:themeColor="background1" w:themeShade="0000BF" w:val="single"/>
-        <w:insideV w:color="bfbfbf" w:space="0" w:sz="4" w:themeColor="background1" w:themeShade="0000BF" w:val="single"/>
+        <w:top w:val="single" w:sz="4" w:space="0" w:color="BFBFBF" w:themeColor="background1" w:themeShade="BF"/>
+        <w:left w:val="single" w:sz="4" w:space="0" w:color="BFBFBF" w:themeColor="background1" w:themeShade="BF"/>
+        <w:bottom w:val="single" w:sz="4" w:space="0" w:color="BFBFBF" w:themeColor="background1" w:themeShade="BF"/>
+        <w:right w:val="single" w:sz="4" w:space="0" w:color="BFBFBF" w:themeColor="background1" w:themeShade="BF"/>
+        <w:insideH w:val="single" w:sz="4" w:space="0" w:color="BFBFBF" w:themeColor="background1" w:themeShade="BF"/>
+        <w:insideV w:val="single" w:sz="4" w:space="0" w:color="BFBFBF" w:themeColor="background1" w:themeShade="BF"/>
       </w:tblBorders>
     </w:tblPr>
   </w:style>
-  <w:style w:type="paragraph" w:styleId="m4042760116434134222msolistparagraph" w:customStyle="1">
+  <w:style w:type="paragraph" w:customStyle="1" w:styleId="m4042760116434134222msolistparagraph">
     <w:name w:val="m_4042760116434134222msolistparagraph"/>
     <w:basedOn w:val="Normal"/>
     <w:rsid w:val="004F1A46"/>
     <w:pPr>
-      <w:spacing w:after="100" w:afterAutospacing="1" w:before="100" w:beforeAutospacing="1" w:line="240" w:lineRule="auto"/>
+      <w:spacing w:before="100" w:beforeAutospacing="1" w:after="100" w:afterAutospacing="1" w:line="240" w:lineRule="auto"/>
     </w:pPr>
     <w:rPr>
-      <w:rFonts w:ascii="Times New Roman" w:cs="Times New Roman" w:eastAsia="Times New Roman" w:hAnsi="Times New Roman"/>
+      <w:rFonts w:ascii="Times New Roman" w:eastAsia="Times New Roman" w:hAnsi="Times New Roman" w:cs="Times New Roman"/>
       <w:sz w:val="24"/>
       <w:szCs w:val="24"/>
-      <w:lang w:eastAsia="es-CL"/>
     </w:rPr>
   </w:style>
   <w:style w:type="paragraph" w:styleId="Revisin">
     <w:name w:val="Revision"/>
-    <w:hidden w:val="1"/>
+    <w:hidden/>
     <w:uiPriority w:val="99"/>
-    <w:semiHidden w:val="1"/>
+    <w:semiHidden/>
     <w:rsid w:val="00C73FD9"/>
     <w:pPr>
       <w:spacing w:after="0" w:line="240" w:lineRule="auto"/>
@@ -3317,15 +3834,15 @@
     <w:name w:val="Strong"/>
     <w:basedOn w:val="Fuentedeprrafopredeter"/>
     <w:uiPriority w:val="22"/>
-    <w:qFormat w:val="1"/>
+    <w:qFormat/>
     <w:rsid w:val="002C4FB7"/>
     <w:rPr>
-      <w:b w:val="1"/>
-      <w:bCs w:val="1"/>
+      <w:b/>
+      <w:bCs/>
     </w:rPr>
   </w:style>
-  <w:style w:type="table" w:styleId="Table1">
-    <w:basedOn w:val="TableNormal"/>
+  <w:style w:type="table" w:customStyle="1" w:styleId="a">
+    <w:basedOn w:val="TableNormal0"/>
     <w:pPr>
       <w:spacing w:after="0" w:line="240" w:lineRule="auto"/>
     </w:pPr>
@@ -3333,28 +3850,28 @@
       <w:tblStyleRowBandSize w:val="1"/>
       <w:tblStyleColBandSize w:val="1"/>
       <w:tblCellMar>
-        <w:top w:w="0.0" w:type="dxa"/>
-        <w:left w:w="108.0" w:type="dxa"/>
-        <w:bottom w:w="0.0" w:type="dxa"/>
-        <w:right w:w="108.0" w:type="dxa"/>
+        <w:top w:w="0" w:type="dxa"/>
+        <w:left w:w="108" w:type="dxa"/>
+        <w:bottom w:w="0" w:type="dxa"/>
+        <w:right w:w="108" w:type="dxa"/>
       </w:tblCellMar>
     </w:tblPr>
   </w:style>
-  <w:style w:type="table" w:styleId="Table2">
-    <w:basedOn w:val="TableNormal"/>
+  <w:style w:type="table" w:customStyle="1" w:styleId="a0">
+    <w:basedOn w:val="TableNormal0"/>
     <w:tblPr>
       <w:tblStyleRowBandSize w:val="1"/>
       <w:tblStyleColBandSize w:val="1"/>
       <w:tblCellMar>
-        <w:top w:w="15.0" w:type="dxa"/>
-        <w:left w:w="15.0" w:type="dxa"/>
-        <w:bottom w:w="15.0" w:type="dxa"/>
-        <w:right w:w="15.0" w:type="dxa"/>
+        <w:top w:w="15" w:type="dxa"/>
+        <w:left w:w="15" w:type="dxa"/>
+        <w:bottom w:w="15" w:type="dxa"/>
+        <w:right w:w="15" w:type="dxa"/>
       </w:tblCellMar>
     </w:tblPr>
   </w:style>
-  <w:style w:type="table" w:styleId="Table3">
-    <w:basedOn w:val="TableNormal"/>
+  <w:style w:type="table" w:customStyle="1" w:styleId="a1">
+    <w:basedOn w:val="TableNormal0"/>
     <w:pPr>
       <w:spacing w:after="0" w:line="240" w:lineRule="auto"/>
     </w:pPr>
@@ -3362,15 +3879,15 @@
       <w:tblStyleRowBandSize w:val="1"/>
       <w:tblStyleColBandSize w:val="1"/>
       <w:tblCellMar>
-        <w:top w:w="0.0" w:type="dxa"/>
-        <w:left w:w="108.0" w:type="dxa"/>
-        <w:bottom w:w="0.0" w:type="dxa"/>
-        <w:right w:w="108.0" w:type="dxa"/>
+        <w:top w:w="0" w:type="dxa"/>
+        <w:left w:w="108" w:type="dxa"/>
+        <w:bottom w:w="0" w:type="dxa"/>
+        <w:right w:w="108" w:type="dxa"/>
       </w:tblCellMar>
     </w:tblPr>
   </w:style>
-  <w:style w:type="table" w:styleId="Table4">
-    <w:basedOn w:val="TableNormal"/>
+  <w:style w:type="table" w:customStyle="1" w:styleId="a2">
+    <w:basedOn w:val="TableNormal0"/>
     <w:pPr>
       <w:spacing w:after="0" w:line="240" w:lineRule="auto"/>
     </w:pPr>
@@ -3378,15 +3895,15 @@
       <w:tblStyleRowBandSize w:val="1"/>
       <w:tblStyleColBandSize w:val="1"/>
       <w:tblCellMar>
-        <w:top w:w="0.0" w:type="dxa"/>
-        <w:left w:w="108.0" w:type="dxa"/>
-        <w:bottom w:w="0.0" w:type="dxa"/>
-        <w:right w:w="108.0" w:type="dxa"/>
+        <w:top w:w="0" w:type="dxa"/>
+        <w:left w:w="108" w:type="dxa"/>
+        <w:bottom w:w="0" w:type="dxa"/>
+        <w:right w:w="108" w:type="dxa"/>
       </w:tblCellMar>
     </w:tblPr>
   </w:style>
-  <w:style w:type="table" w:styleId="Table5">
-    <w:basedOn w:val="TableNormal"/>
+  <w:style w:type="table" w:customStyle="1" w:styleId="a3">
+    <w:basedOn w:val="TableNormal0"/>
     <w:pPr>
       <w:spacing w:after="0" w:line="240" w:lineRule="auto"/>
     </w:pPr>
@@ -3394,15 +3911,15 @@
       <w:tblStyleRowBandSize w:val="1"/>
       <w:tblStyleColBandSize w:val="1"/>
       <w:tblCellMar>
-        <w:top w:w="0.0" w:type="dxa"/>
-        <w:left w:w="108.0" w:type="dxa"/>
-        <w:bottom w:w="0.0" w:type="dxa"/>
-        <w:right w:w="108.0" w:type="dxa"/>
+        <w:top w:w="0" w:type="dxa"/>
+        <w:left w:w="108" w:type="dxa"/>
+        <w:bottom w:w="0" w:type="dxa"/>
+        <w:right w:w="108" w:type="dxa"/>
       </w:tblCellMar>
     </w:tblPr>
   </w:style>
-  <w:style w:type="table" w:styleId="Table6">
-    <w:basedOn w:val="TableNormal"/>
+  <w:style w:type="table" w:customStyle="1" w:styleId="a4">
+    <w:basedOn w:val="TableNormal0"/>
     <w:pPr>
       <w:spacing w:after="0" w:line="240" w:lineRule="auto"/>
     </w:pPr>
@@ -3410,15 +3927,15 @@
       <w:tblStyleRowBandSize w:val="1"/>
       <w:tblStyleColBandSize w:val="1"/>
       <w:tblCellMar>
-        <w:top w:w="0.0" w:type="dxa"/>
-        <w:left w:w="108.0" w:type="dxa"/>
-        <w:bottom w:w="0.0" w:type="dxa"/>
-        <w:right w:w="108.0" w:type="dxa"/>
+        <w:top w:w="0" w:type="dxa"/>
+        <w:left w:w="108" w:type="dxa"/>
+        <w:bottom w:w="0" w:type="dxa"/>
+        <w:right w:w="108" w:type="dxa"/>
       </w:tblCellMar>
     </w:tblPr>
   </w:style>
-  <w:style w:type="table" w:styleId="Table7">
-    <w:basedOn w:val="TableNormal"/>
+  <w:style w:type="table" w:customStyle="1" w:styleId="a5">
+    <w:basedOn w:val="TableNormal0"/>
     <w:pPr>
       <w:spacing w:after="0" w:line="240" w:lineRule="auto"/>
     </w:pPr>
@@ -3426,15 +3943,15 @@
       <w:tblStyleRowBandSize w:val="1"/>
       <w:tblStyleColBandSize w:val="1"/>
       <w:tblCellMar>
-        <w:top w:w="0.0" w:type="dxa"/>
-        <w:left w:w="108.0" w:type="dxa"/>
-        <w:bottom w:w="0.0" w:type="dxa"/>
-        <w:right w:w="108.0" w:type="dxa"/>
+        <w:top w:w="0" w:type="dxa"/>
+        <w:left w:w="108" w:type="dxa"/>
+        <w:bottom w:w="0" w:type="dxa"/>
+        <w:right w:w="108" w:type="dxa"/>
       </w:tblCellMar>
     </w:tblPr>
   </w:style>
-  <w:style w:type="table" w:styleId="Table8">
-    <w:basedOn w:val="TableNormal"/>
+  <w:style w:type="table" w:customStyle="1" w:styleId="a6">
+    <w:basedOn w:val="TableNormal0"/>
     <w:pPr>
       <w:spacing w:after="0" w:line="240" w:lineRule="auto"/>
     </w:pPr>
@@ -3442,31 +3959,32 @@
       <w:tblStyleRowBandSize w:val="1"/>
       <w:tblStyleColBandSize w:val="1"/>
       <w:tblCellMar>
-        <w:top w:w="0.0" w:type="dxa"/>
-        <w:left w:w="108.0" w:type="dxa"/>
-        <w:bottom w:w="0.0" w:type="dxa"/>
-        <w:right w:w="108.0" w:type="dxa"/>
+        <w:top w:w="0" w:type="dxa"/>
+        <w:left w:w="108" w:type="dxa"/>
+        <w:bottom w:w="0" w:type="dxa"/>
+        <w:right w:w="108" w:type="dxa"/>
       </w:tblCellMar>
     </w:tblPr>
   </w:style>
-  <w:style w:type="paragraph" w:styleId="Subtitle">
+  <w:style w:type="paragraph" w:styleId="Subttulo">
     <w:name w:val="Subtitle"/>
     <w:basedOn w:val="Normal"/>
     <w:next w:val="Normal"/>
+    <w:uiPriority w:val="11"/>
+    <w:qFormat/>
     <w:pPr>
       <w:spacing w:before="40" w:line="288" w:lineRule="auto"/>
       <w:ind w:left="432" w:right="1080"/>
     </w:pPr>
     <w:rPr>
-      <w:rFonts w:ascii="Calibri" w:cs="Calibri" w:eastAsia="Calibri" w:hAnsi="Calibri"/>
-      <w:smallCaps w:val="1"/>
-      <w:color w:val="5b9bd5"/>
+      <w:smallCaps/>
+      <w:color w:val="5B9BD5"/>
       <w:sz w:val="56"/>
       <w:szCs w:val="56"/>
     </w:rPr>
   </w:style>
-  <w:style w:type="table" w:styleId="Table1">
-    <w:basedOn w:val="TableNormal"/>
+  <w:style w:type="table" w:customStyle="1" w:styleId="a7">
+    <w:basedOn w:val="TableNormal0"/>
     <w:pPr>
       <w:spacing w:after="0" w:line="240" w:lineRule="auto"/>
     </w:pPr>
@@ -3474,28 +3992,28 @@
       <w:tblStyleRowBandSize w:val="1"/>
       <w:tblStyleColBandSize w:val="1"/>
       <w:tblCellMar>
-        <w:top w:w="0.0" w:type="dxa"/>
-        <w:left w:w="108.0" w:type="dxa"/>
-        <w:bottom w:w="0.0" w:type="dxa"/>
-        <w:right w:w="108.0" w:type="dxa"/>
+        <w:top w:w="0" w:type="dxa"/>
+        <w:left w:w="108" w:type="dxa"/>
+        <w:bottom w:w="0" w:type="dxa"/>
+        <w:right w:w="108" w:type="dxa"/>
       </w:tblCellMar>
     </w:tblPr>
   </w:style>
-  <w:style w:type="table" w:styleId="Table2">
-    <w:basedOn w:val="TableNormal"/>
+  <w:style w:type="table" w:customStyle="1" w:styleId="a8">
+    <w:basedOn w:val="TableNormal0"/>
     <w:tblPr>
       <w:tblStyleRowBandSize w:val="1"/>
       <w:tblStyleColBandSize w:val="1"/>
       <w:tblCellMar>
-        <w:top w:w="15.0" w:type="dxa"/>
-        <w:left w:w="15.0" w:type="dxa"/>
-        <w:bottom w:w="15.0" w:type="dxa"/>
-        <w:right w:w="15.0" w:type="dxa"/>
+        <w:top w:w="15" w:type="dxa"/>
+        <w:left w:w="15" w:type="dxa"/>
+        <w:bottom w:w="15" w:type="dxa"/>
+        <w:right w:w="15" w:type="dxa"/>
       </w:tblCellMar>
     </w:tblPr>
   </w:style>
-  <w:style w:type="table" w:styleId="Table3">
-    <w:basedOn w:val="TableNormal"/>
+  <w:style w:type="table" w:customStyle="1" w:styleId="a9">
+    <w:basedOn w:val="TableNormal0"/>
     <w:pPr>
       <w:spacing w:after="0" w:line="240" w:lineRule="auto"/>
     </w:pPr>
@@ -3503,15 +4021,15 @@
       <w:tblStyleRowBandSize w:val="1"/>
       <w:tblStyleColBandSize w:val="1"/>
       <w:tblCellMar>
-        <w:top w:w="0.0" w:type="dxa"/>
-        <w:left w:w="108.0" w:type="dxa"/>
-        <w:bottom w:w="0.0" w:type="dxa"/>
-        <w:right w:w="108.0" w:type="dxa"/>
+        <w:top w:w="0" w:type="dxa"/>
+        <w:left w:w="108" w:type="dxa"/>
+        <w:bottom w:w="0" w:type="dxa"/>
+        <w:right w:w="108" w:type="dxa"/>
       </w:tblCellMar>
     </w:tblPr>
   </w:style>
-  <w:style w:type="table" w:styleId="Table4">
-    <w:basedOn w:val="TableNormal"/>
+  <w:style w:type="table" w:customStyle="1" w:styleId="aa">
+    <w:basedOn w:val="TableNormal0"/>
     <w:pPr>
       <w:spacing w:after="0" w:line="240" w:lineRule="auto"/>
     </w:pPr>
@@ -3519,15 +4037,15 @@
       <w:tblStyleRowBandSize w:val="1"/>
       <w:tblStyleColBandSize w:val="1"/>
       <w:tblCellMar>
-        <w:top w:w="0.0" w:type="dxa"/>
-        <w:left w:w="108.0" w:type="dxa"/>
-        <w:bottom w:w="0.0" w:type="dxa"/>
-        <w:right w:w="108.0" w:type="dxa"/>
+        <w:top w:w="0" w:type="dxa"/>
+        <w:left w:w="108" w:type="dxa"/>
+        <w:bottom w:w="0" w:type="dxa"/>
+        <w:right w:w="108" w:type="dxa"/>
       </w:tblCellMar>
     </w:tblPr>
   </w:style>
-  <w:style w:type="table" w:styleId="Table5">
-    <w:basedOn w:val="TableNormal"/>
+  <w:style w:type="table" w:customStyle="1" w:styleId="ab">
+    <w:basedOn w:val="TableNormal0"/>
     <w:pPr>
       <w:spacing w:after="0" w:line="240" w:lineRule="auto"/>
     </w:pPr>
@@ -3535,15 +4053,15 @@
       <w:tblStyleRowBandSize w:val="1"/>
       <w:tblStyleColBandSize w:val="1"/>
       <w:tblCellMar>
-        <w:top w:w="0.0" w:type="dxa"/>
-        <w:left w:w="108.0" w:type="dxa"/>
-        <w:bottom w:w="0.0" w:type="dxa"/>
-        <w:right w:w="108.0" w:type="dxa"/>
+        <w:top w:w="0" w:type="dxa"/>
+        <w:left w:w="108" w:type="dxa"/>
+        <w:bottom w:w="0" w:type="dxa"/>
+        <w:right w:w="108" w:type="dxa"/>
       </w:tblCellMar>
     </w:tblPr>
   </w:style>
-  <w:style w:type="table" w:styleId="Table6">
-    <w:basedOn w:val="TableNormal"/>
+  <w:style w:type="table" w:customStyle="1" w:styleId="ac">
+    <w:basedOn w:val="TableNormal0"/>
     <w:pPr>
       <w:spacing w:after="0" w:line="240" w:lineRule="auto"/>
     </w:pPr>
@@ -3551,15 +4069,15 @@
       <w:tblStyleRowBandSize w:val="1"/>
       <w:tblStyleColBandSize w:val="1"/>
       <w:tblCellMar>
-        <w:top w:w="0.0" w:type="dxa"/>
-        <w:left w:w="108.0" w:type="dxa"/>
-        <w:bottom w:w="0.0" w:type="dxa"/>
-        <w:right w:w="108.0" w:type="dxa"/>
+        <w:top w:w="0" w:type="dxa"/>
+        <w:left w:w="108" w:type="dxa"/>
+        <w:bottom w:w="0" w:type="dxa"/>
+        <w:right w:w="108" w:type="dxa"/>
       </w:tblCellMar>
     </w:tblPr>
   </w:style>
-  <w:style w:type="table" w:styleId="Table7">
-    <w:basedOn w:val="TableNormal"/>
+  <w:style w:type="table" w:customStyle="1" w:styleId="ad">
+    <w:basedOn w:val="TableNormal0"/>
     <w:pPr>
       <w:spacing w:after="0" w:line="240" w:lineRule="auto"/>
     </w:pPr>
@@ -3567,15 +4085,15 @@
       <w:tblStyleRowBandSize w:val="1"/>
       <w:tblStyleColBandSize w:val="1"/>
       <w:tblCellMar>
-        <w:top w:w="0.0" w:type="dxa"/>
-        <w:left w:w="108.0" w:type="dxa"/>
-        <w:bottom w:w="0.0" w:type="dxa"/>
-        <w:right w:w="108.0" w:type="dxa"/>
+        <w:top w:w="0" w:type="dxa"/>
+        <w:left w:w="108" w:type="dxa"/>
+        <w:bottom w:w="0" w:type="dxa"/>
+        <w:right w:w="108" w:type="dxa"/>
       </w:tblCellMar>
     </w:tblPr>
   </w:style>
-  <w:style w:type="table" w:styleId="Table8">
-    <w:basedOn w:val="TableNormal"/>
+  <w:style w:type="table" w:customStyle="1" w:styleId="ae">
+    <w:basedOn w:val="TableNormal0"/>
     <w:pPr>
       <w:spacing w:after="0" w:line="240" w:lineRule="auto"/>
     </w:pPr>
@@ -3583,10 +4101,10 @@
       <w:tblStyleRowBandSize w:val="1"/>
       <w:tblStyleColBandSize w:val="1"/>
       <w:tblCellMar>
-        <w:top w:w="0.0" w:type="dxa"/>
-        <w:left w:w="108.0" w:type="dxa"/>
-        <w:bottom w:w="0.0" w:type="dxa"/>
-        <w:right w:w="108.0" w:type="dxa"/>
+        <w:top w:w="0" w:type="dxa"/>
+        <w:left w:w="108" w:type="dxa"/>
+        <w:bottom w:w="0" w:type="dxa"/>
+        <w:right w:w="108" w:type="dxa"/>
       </w:tblCellMar>
     </w:tblPr>
   </w:style>
@@ -3854,17 +4372,17 @@
 </a:theme>
 </file>
 
-<file path=customXML/item1.xml><?xml version="1.0" encoding="utf-8"?>
+<file path=customXml/item1.xml><?xml version="1.0" encoding="utf-8"?>
 <go:gDocsCustomXmlDataStorage xmlns:go="http://customooxmlschemas.google.com/" xmlns:r="http://schemas.openxmlformats.org/officeDocument/2006/relationships" uri="GoogleDocsCustomDataVersion2">
   <go:docsCustomData xmlns:go="http://customooxmlschemas.google.com/" roundtripDataSignature="AMtx7mizuoP6aVW5QmJ7v9agnZVgjtSWaA==">CgMxLjAyDmguYjN0ODZ3aWRjaWVwOAByITFYMVdUYWg2MzFUSzhxcXBSQUZYczlxWGNoYXpaMEViMA==</go:docsCustomData>
 </go:gDocsCustomXmlDataStorage>
 </file>
 
-<file path=customXML/itemProps1.xml><?xml version="1.0" encoding="utf-8"?>
+<file path=customXml/itemProps1.xml><?xml version="1.0" encoding="utf-8"?>
 <ds:datastoreItem xmlns:ds="http://schemas.openxmlformats.org/officeDocument/2006/customXml" ds:itemID="{11111111-1234-1234-1234-123412341234}">
   <ds:schemaRefs>
+    <ds:schemaRef ds:uri="http://customooxmlschemas.google.com/"/>
     <ds:schemaRef ds:uri="http://schemas.openxmlformats.org/officeDocument/2006/relationships"/>
-    <ds:schemaRef ds:uri="http://customooxmlschemas.google.com/"/>
   </ds:schemaRefs>
 </ds:datastoreItem>
 </file>